--- a/assets/files/Yucheol_Shin_CV_long_less_space.docx
+++ b/assets/files/Yucheol_Shin_CV_long_less_space.docx
@@ -375,7 +375,25 @@
           <w:b/>
           <w:szCs w:val="20"/>
         </w:rPr>
-        <w:t xml:space="preserve"> Advisor: Dr. Daesik Park</w:t>
+        <w:t xml:space="preserve"> Advisor: Dr. </w:t>
+      </w:r>
+      <w:proofErr w:type="spellStart"/>
+      <w:r>
+        <w:rPr>
+          <w:rFonts w:ascii="Arial" w:hAnsi="Arial" w:cs="Arial"/>
+          <w:b/>
+          <w:szCs w:val="20"/>
+        </w:rPr>
+        <w:t>Daesik</w:t>
+      </w:r>
+      <w:proofErr w:type="spellEnd"/>
+      <w:r>
+        <w:rPr>
+          <w:rFonts w:ascii="Arial" w:hAnsi="Arial" w:cs="Arial"/>
+          <w:b/>
+          <w:szCs w:val="20"/>
+        </w:rPr>
+        <w:t xml:space="preserve"> Park</w:t>
       </w:r>
     </w:p>
     <w:p>
@@ -390,13 +408,41 @@
           <w:szCs w:val="20"/>
         </w:rPr>
       </w:pPr>
-      <w:r>
-        <w:rPr>
-          <w:rFonts w:ascii="Arial" w:hAnsi="Arial" w:cs="Arial"/>
-          <w:bCs/>
-          <w:szCs w:val="20"/>
-        </w:rPr>
-        <w:t xml:space="preserve">Kangwon National University, Chuncheon, South Korea                              </w:t>
+      <w:proofErr w:type="spellStart"/>
+      <w:r>
+        <w:rPr>
+          <w:rFonts w:ascii="Arial" w:hAnsi="Arial" w:cs="Arial"/>
+          <w:bCs/>
+          <w:szCs w:val="20"/>
+        </w:rPr>
+        <w:t>Kangwon</w:t>
+      </w:r>
+      <w:proofErr w:type="spellEnd"/>
+      <w:r>
+        <w:rPr>
+          <w:rFonts w:ascii="Arial" w:hAnsi="Arial" w:cs="Arial"/>
+          <w:bCs/>
+          <w:szCs w:val="20"/>
+        </w:rPr>
+        <w:t xml:space="preserve"> National University, </w:t>
+      </w:r>
+      <w:proofErr w:type="spellStart"/>
+      <w:r>
+        <w:rPr>
+          <w:rFonts w:ascii="Arial" w:hAnsi="Arial" w:cs="Arial"/>
+          <w:bCs/>
+          <w:szCs w:val="20"/>
+        </w:rPr>
+        <w:t>Chuncheon</w:t>
+      </w:r>
+      <w:proofErr w:type="spellEnd"/>
+      <w:r>
+        <w:rPr>
+          <w:rFonts w:ascii="Arial" w:hAnsi="Arial" w:cs="Arial"/>
+          <w:bCs/>
+          <w:szCs w:val="20"/>
+        </w:rPr>
+        <w:t xml:space="preserve">, South Korea                              </w:t>
       </w:r>
     </w:p>
     <w:p>
@@ -1288,7 +1334,21 @@
               <w:rPr>
                 <w:rFonts w:ascii="Arial" w:hAnsi="Arial" w:cs="Arial"/>
               </w:rPr>
-              <w:t>KNU Foundation Scholarship (1,140,500 KRW). Kangwon National University</w:t>
+              <w:t xml:space="preserve">KNU Foundation Scholarship (1,140,500 KRW). </w:t>
+            </w:r>
+            <w:proofErr w:type="spellStart"/>
+            <w:r>
+              <w:rPr>
+                <w:rFonts w:ascii="Arial" w:hAnsi="Arial" w:cs="Arial"/>
+              </w:rPr>
+              <w:t>Kangwon</w:t>
+            </w:r>
+            <w:proofErr w:type="spellEnd"/>
+            <w:r>
+              <w:rPr>
+                <w:rFonts w:ascii="Arial" w:hAnsi="Arial" w:cs="Arial"/>
+              </w:rPr>
+              <w:t xml:space="preserve"> National University</w:t>
             </w:r>
           </w:p>
         </w:tc>
@@ -1347,7 +1407,21 @@
               <w:rPr>
                 <w:rFonts w:ascii="Arial" w:hAnsi="Arial" w:cs="Arial"/>
               </w:rPr>
-              <w:t>Scholarship for Outstanding Academic Performance (862,000 KRW). Kangwon National University</w:t>
+              <w:t xml:space="preserve">Scholarship for Outstanding Academic Performance (862,000 KRW). </w:t>
+            </w:r>
+            <w:proofErr w:type="spellStart"/>
+            <w:r>
+              <w:rPr>
+                <w:rFonts w:ascii="Arial" w:hAnsi="Arial" w:cs="Arial"/>
+              </w:rPr>
+              <w:t>Kangwon</w:t>
+            </w:r>
+            <w:proofErr w:type="spellEnd"/>
+            <w:r>
+              <w:rPr>
+                <w:rFonts w:ascii="Arial" w:hAnsi="Arial" w:cs="Arial"/>
+              </w:rPr>
+              <w:t xml:space="preserve"> National University</w:t>
             </w:r>
           </w:p>
         </w:tc>
@@ -1563,7 +1637,21 @@
               <w:rPr>
                 <w:rFonts w:ascii="Arial" w:hAnsi="Arial" w:cs="Arial"/>
               </w:rPr>
-              <w:t>KNU Learning Core Program Student Mentor Award (650,000 KRW). Kangwon National University</w:t>
+              <w:t xml:space="preserve">KNU Learning Core Program Student Mentor Award (650,000 KRW). </w:t>
+            </w:r>
+            <w:proofErr w:type="spellStart"/>
+            <w:r>
+              <w:rPr>
+                <w:rFonts w:ascii="Arial" w:hAnsi="Arial" w:cs="Arial"/>
+              </w:rPr>
+              <w:t>Kangwon</w:t>
+            </w:r>
+            <w:proofErr w:type="spellEnd"/>
+            <w:r>
+              <w:rPr>
+                <w:rFonts w:ascii="Arial" w:hAnsi="Arial" w:cs="Arial"/>
+              </w:rPr>
+              <w:t xml:space="preserve"> National University</w:t>
             </w:r>
           </w:p>
         </w:tc>
@@ -1616,7 +1704,21 @@
               <w:rPr>
                 <w:rFonts w:ascii="Arial" w:hAnsi="Arial" w:cs="Arial"/>
               </w:rPr>
-              <w:t>BEST KNU Scholarship - Highest academic honors (2,101,000 KRW). Kangwon National University</w:t>
+              <w:t xml:space="preserve">BEST KNU Scholarship - Highest academic honors (2,101,000 KRW). </w:t>
+            </w:r>
+            <w:proofErr w:type="spellStart"/>
+            <w:r>
+              <w:rPr>
+                <w:rFonts w:ascii="Arial" w:hAnsi="Arial" w:cs="Arial"/>
+              </w:rPr>
+              <w:t>Kangwon</w:t>
+            </w:r>
+            <w:proofErr w:type="spellEnd"/>
+            <w:r>
+              <w:rPr>
+                <w:rFonts w:ascii="Arial" w:hAnsi="Arial" w:cs="Arial"/>
+              </w:rPr>
+              <w:t xml:space="preserve"> National University</w:t>
             </w:r>
           </w:p>
         </w:tc>
@@ -1669,7 +1771,21 @@
               <w:rPr>
                 <w:rFonts w:ascii="Arial" w:hAnsi="Arial" w:cs="Arial"/>
               </w:rPr>
-              <w:t>Scholarship for Outstanding Academic Performance (1,725,000 KRW). Kangwon National University</w:t>
+              <w:t xml:space="preserve">Scholarship for Outstanding Academic Performance (1,725,000 KRW). </w:t>
+            </w:r>
+            <w:proofErr w:type="spellStart"/>
+            <w:r>
+              <w:rPr>
+                <w:rFonts w:ascii="Arial" w:hAnsi="Arial" w:cs="Arial"/>
+              </w:rPr>
+              <w:t>Kangwon</w:t>
+            </w:r>
+            <w:proofErr w:type="spellEnd"/>
+            <w:r>
+              <w:rPr>
+                <w:rFonts w:ascii="Arial" w:hAnsi="Arial" w:cs="Arial"/>
+              </w:rPr>
+              <w:t xml:space="preserve"> National University</w:t>
             </w:r>
           </w:p>
         </w:tc>
@@ -1722,7 +1838,21 @@
               <w:rPr>
                 <w:rFonts w:ascii="Arial" w:hAnsi="Arial" w:cs="Arial"/>
               </w:rPr>
-              <w:t>BEST KNU Scholarship - Highest academic honors (2,101,000 KRW). Kangwon National University</w:t>
+              <w:t xml:space="preserve">BEST KNU Scholarship - Highest academic honors (2,101,000 KRW). </w:t>
+            </w:r>
+            <w:proofErr w:type="spellStart"/>
+            <w:r>
+              <w:rPr>
+                <w:rFonts w:ascii="Arial" w:hAnsi="Arial" w:cs="Arial"/>
+              </w:rPr>
+              <w:t>Kangwon</w:t>
+            </w:r>
+            <w:proofErr w:type="spellEnd"/>
+            <w:r>
+              <w:rPr>
+                <w:rFonts w:ascii="Arial" w:hAnsi="Arial" w:cs="Arial"/>
+              </w:rPr>
+              <w:t xml:space="preserve"> National University</w:t>
             </w:r>
           </w:p>
         </w:tc>
@@ -1775,7 +1905,21 @@
               <w:rPr>
                 <w:rFonts w:ascii="Arial" w:hAnsi="Arial" w:cs="Arial"/>
               </w:rPr>
-              <w:t>BEST KNU Scholarship - Highest academic honors (2,101,000 KRW). Kangwon National University</w:t>
+              <w:t xml:space="preserve">BEST KNU Scholarship - Highest academic honors (2,101,000 KRW). </w:t>
+            </w:r>
+            <w:proofErr w:type="spellStart"/>
+            <w:r>
+              <w:rPr>
+                <w:rFonts w:ascii="Arial" w:hAnsi="Arial" w:cs="Arial"/>
+              </w:rPr>
+              <w:t>Kangwon</w:t>
+            </w:r>
+            <w:proofErr w:type="spellEnd"/>
+            <w:r>
+              <w:rPr>
+                <w:rFonts w:ascii="Arial" w:hAnsi="Arial" w:cs="Arial"/>
+              </w:rPr>
+              <w:t xml:space="preserve"> National University</w:t>
             </w:r>
           </w:p>
         </w:tc>
@@ -1828,7 +1972,21 @@
               <w:rPr>
                 <w:rFonts w:ascii="Arial" w:hAnsi="Arial" w:cs="Arial"/>
               </w:rPr>
-              <w:t>Freshmen English Proficiency Award - 1st place (100,000 KRW). Kangwon National University</w:t>
+              <w:t xml:space="preserve">Freshmen English Proficiency Award - 1st place (100,000 KRW). </w:t>
+            </w:r>
+            <w:proofErr w:type="spellStart"/>
+            <w:r>
+              <w:rPr>
+                <w:rFonts w:ascii="Arial" w:hAnsi="Arial" w:cs="Arial"/>
+              </w:rPr>
+              <w:t>Kangwon</w:t>
+            </w:r>
+            <w:proofErr w:type="spellEnd"/>
+            <w:r>
+              <w:rPr>
+                <w:rFonts w:ascii="Arial" w:hAnsi="Arial" w:cs="Arial"/>
+              </w:rPr>
+              <w:t xml:space="preserve"> National University</w:t>
             </w:r>
           </w:p>
         </w:tc>
@@ -2020,13 +2178,13 @@
         <w:spacing w:after="80" w:line="240" w:lineRule="auto"/>
         <w:ind w:left="300" w:hangingChars="150" w:hanging="300"/>
         <w:rPr>
+          <w:rFonts w:ascii="Arial" w:hAnsi="Arial" w:cs="Arial"/>
+          <w:szCs w:val="20"/>
+        </w:rPr>
+      </w:pPr>
+      <w:r>
+        <w:rPr>
           <w:rFonts w:ascii="Arial" w:hAnsi="Arial" w:cs="Arial" w:hint="eastAsia"/>
-          <w:szCs w:val="20"/>
-        </w:rPr>
-      </w:pPr>
-      <w:r>
-        <w:rPr>
-          <w:rFonts w:ascii="Arial" w:hAnsi="Arial" w:cs="Arial" w:hint="eastAsia"/>
           <w:b/>
           <w:bCs/>
           <w:szCs w:val="20"/>
@@ -2047,7 +2205,23 @@
           <w:rFonts w:ascii="Arial" w:hAnsi="Arial" w:cs="Arial"/>
           <w:szCs w:val="20"/>
         </w:rPr>
-        <w:t xml:space="preserve">A Borzée, D Park. 2025. Climatic data sources and limitations of ecological niche models impact the estimations of historical ranges and niche overlaps in distantly related Korean salamanders. </w:t>
+        <w:t xml:space="preserve">A </w:t>
+      </w:r>
+      <w:proofErr w:type="spellStart"/>
+      <w:r>
+        <w:rPr>
+          <w:rFonts w:ascii="Arial" w:hAnsi="Arial" w:cs="Arial"/>
+          <w:szCs w:val="20"/>
+        </w:rPr>
+        <w:t>Borzée</w:t>
+      </w:r>
+      <w:proofErr w:type="spellEnd"/>
+      <w:r>
+        <w:rPr>
+          <w:rFonts w:ascii="Arial" w:hAnsi="Arial" w:cs="Arial"/>
+          <w:szCs w:val="20"/>
+        </w:rPr>
+        <w:t xml:space="preserve">, D Park. 2025. Climatic data sources and limitations of ecological niche models impact the estimations of historical ranges and niche overlaps in distantly related Korean salamanders. </w:t>
       </w:r>
       <w:r>
         <w:rPr>
@@ -2120,7 +2294,23 @@
           <w:rFonts w:ascii="Arial" w:hAnsi="Arial" w:cs="Arial"/>
           <w:szCs w:val="20"/>
         </w:rPr>
-        <w:t xml:space="preserve"> A Borzée.</w:t>
+        <w:t xml:space="preserve"> A </w:t>
+      </w:r>
+      <w:proofErr w:type="spellStart"/>
+      <w:r>
+        <w:rPr>
+          <w:rFonts w:ascii="Arial" w:hAnsi="Arial" w:cs="Arial"/>
+          <w:szCs w:val="20"/>
+        </w:rPr>
+        <w:t>Borzée</w:t>
+      </w:r>
+      <w:proofErr w:type="spellEnd"/>
+      <w:r>
+        <w:rPr>
+          <w:rFonts w:ascii="Arial" w:hAnsi="Arial" w:cs="Arial"/>
+          <w:szCs w:val="20"/>
+        </w:rPr>
+        <w:t>.</w:t>
       </w:r>
       <w:r>
         <w:rPr>
@@ -2150,13 +2340,23 @@
         </w:rPr>
         <w:t xml:space="preserve"> </w:t>
       </w:r>
-      <w:r>
-        <w:rPr>
-          <w:rFonts w:ascii="Arial" w:hAnsi="Arial" w:cs="Arial"/>
-          <w:szCs w:val="20"/>
-        </w:rPr>
-        <w:t xml:space="preserve">pitvipers (Viperidae: </w:t>
-      </w:r>
+      <w:proofErr w:type="spellStart"/>
+      <w:r>
+        <w:rPr>
+          <w:rFonts w:ascii="Arial" w:hAnsi="Arial" w:cs="Arial"/>
+          <w:szCs w:val="20"/>
+        </w:rPr>
+        <w:t>pitvipers</w:t>
+      </w:r>
+      <w:proofErr w:type="spellEnd"/>
+      <w:r>
+        <w:rPr>
+          <w:rFonts w:ascii="Arial" w:hAnsi="Arial" w:cs="Arial"/>
+          <w:szCs w:val="20"/>
+        </w:rPr>
+        <w:t xml:space="preserve"> (Viperidae: </w:t>
+      </w:r>
+      <w:proofErr w:type="spellStart"/>
       <w:r>
         <w:rPr>
           <w:rFonts w:ascii="Arial" w:hAnsi="Arial" w:cs="Arial"/>
@@ -2166,6 +2366,7 @@
         </w:rPr>
         <w:t>Gloydius</w:t>
       </w:r>
+      <w:proofErr w:type="spellEnd"/>
       <w:r>
         <w:rPr>
           <w:rFonts w:ascii="Arial" w:hAnsi="Arial" w:cs="Arial"/>
@@ -2180,6 +2381,7 @@
         </w:rPr>
         <w:t xml:space="preserve">. </w:t>
       </w:r>
+      <w:proofErr w:type="spellStart"/>
       <w:r>
         <w:rPr>
           <w:rFonts w:ascii="Arial" w:hAnsi="Arial" w:cs="Arial" w:hint="eastAsia"/>
@@ -2198,6 +2400,7 @@
         </w:rPr>
         <w:t>Keys</w:t>
       </w:r>
+      <w:proofErr w:type="spellEnd"/>
       <w:r>
         <w:rPr>
           <w:rFonts w:ascii="Arial" w:hAnsi="Arial" w:cs="Arial" w:hint="eastAsia"/>
@@ -2245,7 +2448,23 @@
           <w:rFonts w:ascii="Arial" w:hAnsi="Arial" w:cs="Arial"/>
           <w:szCs w:val="20"/>
         </w:rPr>
-        <w:t xml:space="preserve">A Borzée, </w:t>
+        <w:t xml:space="preserve">A </w:t>
+      </w:r>
+      <w:proofErr w:type="spellStart"/>
+      <w:r>
+        <w:rPr>
+          <w:rFonts w:ascii="Arial" w:hAnsi="Arial" w:cs="Arial"/>
+          <w:szCs w:val="20"/>
+        </w:rPr>
+        <w:t>Borzée</w:t>
+      </w:r>
+      <w:proofErr w:type="spellEnd"/>
+      <w:r>
+        <w:rPr>
+          <w:rFonts w:ascii="Arial" w:hAnsi="Arial" w:cs="Arial"/>
+          <w:szCs w:val="20"/>
+        </w:rPr>
+        <w:t xml:space="preserve">, </w:t>
       </w:r>
       <w:proofErr w:type="gramStart"/>
       <w:r>
@@ -2402,7 +2621,23 @@
           <w:rFonts w:ascii="Arial" w:hAnsi="Arial" w:cs="Arial"/>
           <w:szCs w:val="20"/>
         </w:rPr>
-        <w:t xml:space="preserve">, AJ Mularo, X Feng, JA DeWoody. 2024. The integration of whole-genome resequencing and ecological niche modeling to conserve profiles of local adaptation. </w:t>
+        <w:t xml:space="preserve">, AJ </w:t>
+      </w:r>
+      <w:proofErr w:type="spellStart"/>
+      <w:r>
+        <w:rPr>
+          <w:rFonts w:ascii="Arial" w:hAnsi="Arial" w:cs="Arial"/>
+          <w:szCs w:val="20"/>
+        </w:rPr>
+        <w:t>Mularo</w:t>
+      </w:r>
+      <w:proofErr w:type="spellEnd"/>
+      <w:r>
+        <w:rPr>
+          <w:rFonts w:ascii="Arial" w:hAnsi="Arial" w:cs="Arial"/>
+          <w:szCs w:val="20"/>
+        </w:rPr>
+        <w:t xml:space="preserve">, X Feng, JA DeWoody. 2024. The integration of whole-genome resequencing and ecological niche modeling to conserve profiles of local adaptation. </w:t>
       </w:r>
       <w:r>
         <w:rPr>
@@ -2524,8 +2759,19 @@
           <w:iCs/>
           <w:szCs w:val="20"/>
         </w:rPr>
-        <w:t>G. swinhonis</w:t>
-      </w:r>
+        <w:t xml:space="preserve">G. </w:t>
+      </w:r>
+      <w:proofErr w:type="spellStart"/>
+      <w:r>
+        <w:rPr>
+          <w:rFonts w:ascii="Arial" w:hAnsi="Arial" w:cs="Arial"/>
+          <w:i/>
+          <w:iCs/>
+          <w:szCs w:val="20"/>
+        </w:rPr>
+        <w:t>swinhonis</w:t>
+      </w:r>
+      <w:proofErr w:type="spellEnd"/>
       <w:r>
         <w:rPr>
           <w:rFonts w:ascii="Arial" w:hAnsi="Arial" w:cs="Arial"/>
@@ -2547,6 +2793,7 @@
         </w:rPr>
         <w:t xml:space="preserve">. </w:t>
       </w:r>
+      <w:proofErr w:type="spellStart"/>
       <w:r>
         <w:rPr>
           <w:rFonts w:ascii="Arial" w:hAnsi="Arial" w:cs="Arial"/>
@@ -2556,6 +2803,7 @@
         </w:rPr>
         <w:t>NeoBiota</w:t>
       </w:r>
+      <w:proofErr w:type="spellEnd"/>
       <w:r>
         <w:rPr>
           <w:rFonts w:ascii="Arial" w:hAnsi="Arial" w:cs="Arial"/>
@@ -2594,7 +2842,23 @@
           <w:rFonts w:ascii="Arial" w:hAnsi="Arial" w:cs="Arial"/>
           <w:szCs w:val="20"/>
         </w:rPr>
-        <w:t xml:space="preserve"> A Borzée, </w:t>
+        <w:t xml:space="preserve"> A </w:t>
+      </w:r>
+      <w:proofErr w:type="spellStart"/>
+      <w:r>
+        <w:rPr>
+          <w:rFonts w:ascii="Arial" w:hAnsi="Arial" w:cs="Arial"/>
+          <w:szCs w:val="20"/>
+        </w:rPr>
+        <w:t>Borzée</w:t>
+      </w:r>
+      <w:proofErr w:type="spellEnd"/>
+      <w:r>
+        <w:rPr>
+          <w:rFonts w:ascii="Arial" w:hAnsi="Arial" w:cs="Arial"/>
+          <w:szCs w:val="20"/>
+        </w:rPr>
+        <w:t xml:space="preserve">, </w:t>
       </w:r>
       <w:r>
         <w:rPr>
@@ -2612,15 +2876,37 @@
         </w:rPr>
         <w:t xml:space="preserve">, Y Bae, D Jeong, H Amin, M-S Min, SN Othman. 2024. From Korean to northeast Asian endemicity: on the occurrence of </w:t>
       </w:r>
-      <w:r>
-        <w:rPr>
-          <w:rFonts w:ascii="Arial" w:hAnsi="Arial" w:cs="Arial"/>
-          <w:i/>
-          <w:iCs/>
-          <w:szCs w:val="20"/>
-        </w:rPr>
-        <w:t>Pelophylax chosenicus</w:t>
-      </w:r>
+      <w:proofErr w:type="spellStart"/>
+      <w:r>
+        <w:rPr>
+          <w:rFonts w:ascii="Arial" w:hAnsi="Arial" w:cs="Arial"/>
+          <w:i/>
+          <w:iCs/>
+          <w:szCs w:val="20"/>
+        </w:rPr>
+        <w:t>Pelophylax</w:t>
+      </w:r>
+      <w:proofErr w:type="spellEnd"/>
+      <w:r>
+        <w:rPr>
+          <w:rFonts w:ascii="Arial" w:hAnsi="Arial" w:cs="Arial"/>
+          <w:i/>
+          <w:iCs/>
+          <w:szCs w:val="20"/>
+        </w:rPr>
+        <w:t xml:space="preserve"> </w:t>
+      </w:r>
+      <w:proofErr w:type="spellStart"/>
+      <w:r>
+        <w:rPr>
+          <w:rFonts w:ascii="Arial" w:hAnsi="Arial" w:cs="Arial"/>
+          <w:i/>
+          <w:iCs/>
+          <w:szCs w:val="20"/>
+        </w:rPr>
+        <w:t>chosenicus</w:t>
+      </w:r>
+      <w:proofErr w:type="spellEnd"/>
       <w:r>
         <w:rPr>
           <w:rFonts w:ascii="Arial" w:hAnsi="Arial" w:cs="Arial"/>
@@ -2670,17 +2956,44 @@
           <w:rFonts w:ascii="Arial" w:hAnsi="Arial" w:cs="Arial"/>
           <w:szCs w:val="20"/>
         </w:rPr>
-        <w:t xml:space="preserve">, K Heo*, SN Othman, Y Jang, M-S Min, A Borzée. 2024. Tracing the geographic origin of a nonnative Red-banded Snake (Colubridae: </w:t>
-      </w:r>
-      <w:r>
-        <w:rPr>
-          <w:rFonts w:ascii="Arial" w:hAnsi="Arial" w:cs="Arial"/>
-          <w:i/>
-          <w:iCs/>
-          <w:szCs w:val="20"/>
-        </w:rPr>
-        <w:t>Lycodon rufozonatus</w:t>
-      </w:r>
+        <w:t xml:space="preserve">, K Heo*, SN Othman, Y Jang, M-S Min, A </w:t>
+      </w:r>
+      <w:proofErr w:type="spellStart"/>
+      <w:r>
+        <w:rPr>
+          <w:rFonts w:ascii="Arial" w:hAnsi="Arial" w:cs="Arial"/>
+          <w:szCs w:val="20"/>
+        </w:rPr>
+        <w:t>Borzée</w:t>
+      </w:r>
+      <w:proofErr w:type="spellEnd"/>
+      <w:r>
+        <w:rPr>
+          <w:rFonts w:ascii="Arial" w:hAnsi="Arial" w:cs="Arial"/>
+          <w:szCs w:val="20"/>
+        </w:rPr>
+        <w:t xml:space="preserve">. 2024. Tracing the geographic origin of a nonnative Red-banded Snake (Colubridae: </w:t>
+      </w:r>
+      <w:r>
+        <w:rPr>
+          <w:rFonts w:ascii="Arial" w:hAnsi="Arial" w:cs="Arial"/>
+          <w:i/>
+          <w:iCs/>
+          <w:szCs w:val="20"/>
+        </w:rPr>
+        <w:t xml:space="preserve">Lycodon </w:t>
+      </w:r>
+      <w:proofErr w:type="spellStart"/>
+      <w:r>
+        <w:rPr>
+          <w:rFonts w:ascii="Arial" w:hAnsi="Arial" w:cs="Arial"/>
+          <w:i/>
+          <w:iCs/>
+          <w:szCs w:val="20"/>
+        </w:rPr>
+        <w:t>rufozonatus</w:t>
+      </w:r>
+      <w:proofErr w:type="spellEnd"/>
       <w:r>
         <w:rPr>
           <w:rFonts w:ascii="Arial" w:hAnsi="Arial" w:cs="Arial"/>
@@ -2688,6 +3001,7 @@
         </w:rPr>
         <w:t xml:space="preserve">) found on Jeju Island, Republic of Korea. </w:t>
       </w:r>
+      <w:proofErr w:type="spellStart"/>
       <w:r>
         <w:rPr>
           <w:rFonts w:ascii="Arial" w:hAnsi="Arial" w:cs="Arial"/>
@@ -2697,6 +3011,7 @@
         </w:rPr>
         <w:t>Herpetologica</w:t>
       </w:r>
+      <w:proofErr w:type="spellEnd"/>
       <w:r>
         <w:rPr>
           <w:rFonts w:ascii="Arial" w:hAnsi="Arial" w:cs="Arial"/>
@@ -2768,7 +3083,15 @@
           <w:rFonts w:ascii="Arial" w:hAnsi="Arial" w:cs="Arial"/>
           <w:szCs w:val="20"/>
         </w:rPr>
-        <w:t>W Zhu, A Borz</w:t>
+        <w:t xml:space="preserve">W Zhu, A </w:t>
+      </w:r>
+      <w:proofErr w:type="spellStart"/>
+      <w:r>
+        <w:rPr>
+          <w:rFonts w:ascii="Arial" w:hAnsi="Arial" w:cs="Arial"/>
+          <w:szCs w:val="20"/>
+        </w:rPr>
+        <w:t>Borz</w:t>
       </w:r>
       <w:r>
         <w:rPr>
@@ -2785,13 +3108,31 @@
         <w:t>e</w:t>
       </w:r>
       <w:bookmarkEnd w:id="0"/>
-      <w:r>
-        <w:rPr>
-          <w:rFonts w:ascii="Arial" w:hAnsi="Arial" w:cs="Arial"/>
-          <w:szCs w:val="20"/>
-        </w:rPr>
-        <w:t xml:space="preserve">. 2023. Estimation of habitat suitability and landscape connectivity for Liaoning and Jilin clawed salamanders (Hynobiidae: </w:t>
-      </w:r>
+      <w:proofErr w:type="spellEnd"/>
+      <w:r>
+        <w:rPr>
+          <w:rFonts w:ascii="Arial" w:hAnsi="Arial" w:cs="Arial"/>
+          <w:szCs w:val="20"/>
+        </w:rPr>
+        <w:t>. 2023. Estimation of habitat suitability and landscape connectivity for Liaoning and Jilin clawed salamanders (</w:t>
+      </w:r>
+      <w:proofErr w:type="spellStart"/>
+      <w:r>
+        <w:rPr>
+          <w:rFonts w:ascii="Arial" w:hAnsi="Arial" w:cs="Arial"/>
+          <w:szCs w:val="20"/>
+        </w:rPr>
+        <w:t>Hynobiidae</w:t>
+      </w:r>
+      <w:proofErr w:type="spellEnd"/>
+      <w:r>
+        <w:rPr>
+          <w:rFonts w:ascii="Arial" w:hAnsi="Arial" w:cs="Arial"/>
+          <w:szCs w:val="20"/>
+        </w:rPr>
+        <w:t xml:space="preserve">: </w:t>
+      </w:r>
+      <w:proofErr w:type="spellStart"/>
       <w:r>
         <w:rPr>
           <w:rFonts w:ascii="Arial" w:hAnsi="Arial" w:cs="Arial"/>
@@ -2801,6 +3142,7 @@
         </w:rPr>
         <w:t>Onychodactylus</w:t>
       </w:r>
+      <w:proofErr w:type="spellEnd"/>
       <w:r>
         <w:rPr>
           <w:rFonts w:ascii="Arial" w:hAnsi="Arial" w:cs="Arial"/>
@@ -2866,7 +3208,23 @@
           <w:rFonts w:ascii="Arial" w:hAnsi="Arial" w:cs="Arial"/>
           <w:szCs w:val="20"/>
         </w:rPr>
-        <w:t>, M Hong, Y Jang, A Borzée. 2023. Is ultra-violet fluorescence a trait related to breeding in the Mongolian racerunner (</w:t>
+        <w:t xml:space="preserve">, M Hong, Y Jang, A </w:t>
+      </w:r>
+      <w:proofErr w:type="spellStart"/>
+      <w:r>
+        <w:rPr>
+          <w:rFonts w:ascii="Arial" w:hAnsi="Arial" w:cs="Arial"/>
+          <w:szCs w:val="20"/>
+        </w:rPr>
+        <w:t>Borzée</w:t>
+      </w:r>
+      <w:proofErr w:type="spellEnd"/>
+      <w:r>
+        <w:rPr>
+          <w:rFonts w:ascii="Arial" w:hAnsi="Arial" w:cs="Arial"/>
+          <w:szCs w:val="20"/>
+        </w:rPr>
+        <w:t>. 2023. Is ultra-violet fluorescence a trait related to breeding in the Mongolian racerunner (</w:t>
       </w:r>
       <w:r>
         <w:rPr>
@@ -2938,7 +3296,23 @@
           <w:rFonts w:ascii="Arial" w:hAnsi="Arial" w:cs="Arial"/>
           <w:szCs w:val="20"/>
         </w:rPr>
-        <w:t xml:space="preserve"> A Borzée, M Rodriguez, N Bhatri, YI Kim, </w:t>
+        <w:t xml:space="preserve"> A </w:t>
+      </w:r>
+      <w:proofErr w:type="spellStart"/>
+      <w:r>
+        <w:rPr>
+          <w:rFonts w:ascii="Arial" w:hAnsi="Arial" w:cs="Arial"/>
+          <w:szCs w:val="20"/>
+        </w:rPr>
+        <w:t>Borzée</w:t>
+      </w:r>
+      <w:proofErr w:type="spellEnd"/>
+      <w:r>
+        <w:rPr>
+          <w:rFonts w:ascii="Arial" w:hAnsi="Arial" w:cs="Arial"/>
+          <w:szCs w:val="20"/>
+        </w:rPr>
+        <w:t xml:space="preserve">, M Rodriguez, N Bhatri, YI Kim, </w:t>
       </w:r>
       <w:proofErr w:type="gramStart"/>
       <w:r>
@@ -3053,8 +3427,19 @@
           <w:iCs/>
           <w:szCs w:val="20"/>
         </w:rPr>
-        <w:t>Hirundo rustica gutturalis</w:t>
-      </w:r>
+        <w:t xml:space="preserve">Hirundo rustica </w:t>
+      </w:r>
+      <w:proofErr w:type="spellStart"/>
+      <w:r>
+        <w:rPr>
+          <w:rFonts w:ascii="Arial" w:hAnsi="Arial" w:cs="Arial"/>
+          <w:i/>
+          <w:iCs/>
+          <w:szCs w:val="20"/>
+        </w:rPr>
+        <w:t>gutturalis</w:t>
+      </w:r>
+      <w:proofErr w:type="spellEnd"/>
       <w:r>
         <w:rPr>
           <w:rFonts w:ascii="Arial" w:hAnsi="Arial" w:cs="Arial"/>
@@ -3118,7 +3503,23 @@
           <w:rFonts w:ascii="Arial" w:hAnsi="Arial" w:cs="Arial"/>
           <w:szCs w:val="20"/>
         </w:rPr>
-        <w:t xml:space="preserve">, K Kim, J Groffen, D Woo, E Song, A Borzée. 2022. Citizen science and roadkill trends in the Korean herpetofauna: the importance of spatially biased and unstandardized data. </w:t>
+        <w:t xml:space="preserve">, K Kim, J Groffen, D Woo, E Song, A </w:t>
+      </w:r>
+      <w:proofErr w:type="spellStart"/>
+      <w:r>
+        <w:rPr>
+          <w:rFonts w:ascii="Arial" w:hAnsi="Arial" w:cs="Arial"/>
+          <w:szCs w:val="20"/>
+        </w:rPr>
+        <w:t>Borzée</w:t>
+      </w:r>
+      <w:proofErr w:type="spellEnd"/>
+      <w:r>
+        <w:rPr>
+          <w:rFonts w:ascii="Arial" w:hAnsi="Arial" w:cs="Arial"/>
+          <w:szCs w:val="20"/>
+        </w:rPr>
+        <w:t xml:space="preserve">. 2022. Citizen science and roadkill trends in the Korean herpetofauna: the importance of spatially biased and unstandardized data. </w:t>
       </w:r>
       <w:r>
         <w:rPr>
@@ -3176,7 +3577,23 @@
           <w:rFonts w:ascii="Arial" w:hAnsi="Arial" w:cs="Arial"/>
           <w:szCs w:val="20"/>
         </w:rPr>
-        <w:t xml:space="preserve">, H-T Kim, M-F Chuang, Y Bae, J Hoti, Y Zhang, Y Jang, A Borzée. 2022. Evaluating the efficiency of popular species identification methods, and comparative workflow using morphometry and barcoding bioinformatics for taxonomy and origin of traded cryptic brown frogs. </w:t>
+        <w:t xml:space="preserve">, H-T Kim, M-F Chuang, Y Bae, J Hoti, Y Zhang, Y Jang, A </w:t>
+      </w:r>
+      <w:proofErr w:type="spellStart"/>
+      <w:r>
+        <w:rPr>
+          <w:rFonts w:ascii="Arial" w:hAnsi="Arial" w:cs="Arial"/>
+          <w:szCs w:val="20"/>
+        </w:rPr>
+        <w:t>Borzée</w:t>
+      </w:r>
+      <w:proofErr w:type="spellEnd"/>
+      <w:r>
+        <w:rPr>
+          <w:rFonts w:ascii="Arial" w:hAnsi="Arial" w:cs="Arial"/>
+          <w:szCs w:val="20"/>
+        </w:rPr>
+        <w:t xml:space="preserve">. 2022. Evaluating the efficiency of popular species identification methods, and comparative workflow using morphometry and barcoding bioinformatics for taxonomy and origin of traded cryptic brown frogs. </w:t>
       </w:r>
       <w:r>
         <w:rPr>
@@ -3218,7 +3635,23 @@
           <w:rFonts w:ascii="Arial" w:hAnsi="Arial" w:cs="Arial"/>
           <w:szCs w:val="20"/>
         </w:rPr>
-        <w:t xml:space="preserve"> A Borzée, </w:t>
+        <w:t xml:space="preserve"> A </w:t>
+      </w:r>
+      <w:proofErr w:type="spellStart"/>
+      <w:r>
+        <w:rPr>
+          <w:rFonts w:ascii="Arial" w:hAnsi="Arial" w:cs="Arial"/>
+          <w:szCs w:val="20"/>
+        </w:rPr>
+        <w:t>Borzée</w:t>
+      </w:r>
+      <w:proofErr w:type="spellEnd"/>
+      <w:r>
+        <w:rPr>
+          <w:rFonts w:ascii="Arial" w:hAnsi="Arial" w:cs="Arial"/>
+          <w:szCs w:val="20"/>
+        </w:rPr>
+        <w:t xml:space="preserve">, </w:t>
       </w:r>
       <w:r>
         <w:rPr>
@@ -3248,8 +3681,41 @@
           <w:rFonts w:ascii="Arial" w:hAnsi="Arial" w:cs="Arial"/>
           <w:szCs w:val="20"/>
         </w:rPr>
-        <w:t xml:space="preserve"> Poyarkov, JY Jeon, HJ Baek, CH Lee, J An, YJ Hong, M-S Min. 2022. Dwindling in the mountains: description of a critically endangered and microendemic </w:t>
-      </w:r>
+        <w:t xml:space="preserve"> </w:t>
+      </w:r>
+      <w:proofErr w:type="spellStart"/>
+      <w:r>
+        <w:rPr>
+          <w:rFonts w:ascii="Arial" w:hAnsi="Arial" w:cs="Arial"/>
+          <w:szCs w:val="20"/>
+        </w:rPr>
+        <w:t>Poyarkov</w:t>
+      </w:r>
+      <w:proofErr w:type="spellEnd"/>
+      <w:r>
+        <w:rPr>
+          <w:rFonts w:ascii="Arial" w:hAnsi="Arial" w:cs="Arial"/>
+          <w:szCs w:val="20"/>
+        </w:rPr>
+        <w:t xml:space="preserve">, JY Jeon, HJ Baek, CH Lee, J An, YJ Hong, M-S Min. 2022. Dwindling in the mountains: description of a critically endangered and </w:t>
+      </w:r>
+      <w:proofErr w:type="spellStart"/>
+      <w:r>
+        <w:rPr>
+          <w:rFonts w:ascii="Arial" w:hAnsi="Arial" w:cs="Arial"/>
+          <w:szCs w:val="20"/>
+        </w:rPr>
+        <w:t>microendemic</w:t>
+      </w:r>
+      <w:proofErr w:type="spellEnd"/>
+      <w:r>
+        <w:rPr>
+          <w:rFonts w:ascii="Arial" w:hAnsi="Arial" w:cs="Arial"/>
+          <w:szCs w:val="20"/>
+        </w:rPr>
+        <w:t xml:space="preserve"> </w:t>
+      </w:r>
+      <w:proofErr w:type="spellStart"/>
       <w:r>
         <w:rPr>
           <w:rFonts w:ascii="Arial" w:hAnsi="Arial" w:cs="Arial"/>
@@ -3259,12 +3725,29 @@
         </w:rPr>
         <w:t>Onychodactylus</w:t>
       </w:r>
-      <w:r>
-        <w:rPr>
-          <w:rFonts w:ascii="Arial" w:hAnsi="Arial" w:cs="Arial"/>
-          <w:szCs w:val="20"/>
-        </w:rPr>
-        <w:t xml:space="preserve"> species (Amphibia, Hynobiidae) from the Korean Peninsula. </w:t>
+      <w:proofErr w:type="spellEnd"/>
+      <w:r>
+        <w:rPr>
+          <w:rFonts w:ascii="Arial" w:hAnsi="Arial" w:cs="Arial"/>
+          <w:szCs w:val="20"/>
+        </w:rPr>
+        <w:t xml:space="preserve"> species (Amphibia, </w:t>
+      </w:r>
+      <w:proofErr w:type="spellStart"/>
+      <w:r>
+        <w:rPr>
+          <w:rFonts w:ascii="Arial" w:hAnsi="Arial" w:cs="Arial"/>
+          <w:szCs w:val="20"/>
+        </w:rPr>
+        <w:t>Hynobiidae</w:t>
+      </w:r>
+      <w:proofErr w:type="spellEnd"/>
+      <w:r>
+        <w:rPr>
+          <w:rFonts w:ascii="Arial" w:hAnsi="Arial" w:cs="Arial"/>
+          <w:szCs w:val="20"/>
+        </w:rPr>
+        <w:t xml:space="preserve">) from the Korean Peninsula. </w:t>
       </w:r>
       <w:r>
         <w:rPr>
@@ -3322,17 +3805,71 @@
           <w:rFonts w:ascii="Arial" w:hAnsi="Arial" w:cs="Arial"/>
           <w:szCs w:val="20"/>
         </w:rPr>
-        <w:t xml:space="preserve">, M-S Min, A Borzée. 2021. Driven to the edge: Species distribution modeling of a Clawed Salamander (Hynobiidae: </w:t>
-      </w:r>
-      <w:r>
-        <w:rPr>
-          <w:rFonts w:ascii="Arial" w:hAnsi="Arial" w:cs="Arial"/>
-          <w:i/>
-          <w:iCs/>
-          <w:szCs w:val="20"/>
-        </w:rPr>
-        <w:t>Onychodactylus koreanus</w:t>
-      </w:r>
+        <w:t xml:space="preserve">, M-S Min, A </w:t>
+      </w:r>
+      <w:proofErr w:type="spellStart"/>
+      <w:r>
+        <w:rPr>
+          <w:rFonts w:ascii="Arial" w:hAnsi="Arial" w:cs="Arial"/>
+          <w:szCs w:val="20"/>
+        </w:rPr>
+        <w:t>Borzée</w:t>
+      </w:r>
+      <w:proofErr w:type="spellEnd"/>
+      <w:r>
+        <w:rPr>
+          <w:rFonts w:ascii="Arial" w:hAnsi="Arial" w:cs="Arial"/>
+          <w:szCs w:val="20"/>
+        </w:rPr>
+        <w:t>. 2021. Driven to the edge: Species distribution modeling of a Clawed Salamander (</w:t>
+      </w:r>
+      <w:proofErr w:type="spellStart"/>
+      <w:r>
+        <w:rPr>
+          <w:rFonts w:ascii="Arial" w:hAnsi="Arial" w:cs="Arial"/>
+          <w:szCs w:val="20"/>
+        </w:rPr>
+        <w:t>Hynobiidae</w:t>
+      </w:r>
+      <w:proofErr w:type="spellEnd"/>
+      <w:r>
+        <w:rPr>
+          <w:rFonts w:ascii="Arial" w:hAnsi="Arial" w:cs="Arial"/>
+          <w:szCs w:val="20"/>
+        </w:rPr>
+        <w:t xml:space="preserve">: </w:t>
+      </w:r>
+      <w:proofErr w:type="spellStart"/>
+      <w:r>
+        <w:rPr>
+          <w:rFonts w:ascii="Arial" w:hAnsi="Arial" w:cs="Arial"/>
+          <w:i/>
+          <w:iCs/>
+          <w:szCs w:val="20"/>
+        </w:rPr>
+        <w:t>Onychodactylus</w:t>
+      </w:r>
+      <w:proofErr w:type="spellEnd"/>
+      <w:r>
+        <w:rPr>
+          <w:rFonts w:ascii="Arial" w:hAnsi="Arial" w:cs="Arial"/>
+          <w:i/>
+          <w:iCs/>
+          <w:szCs w:val="20"/>
+        </w:rPr>
+        <w:t xml:space="preserve"> </w:t>
+      </w:r>
+      <w:proofErr w:type="spellStart"/>
+      <w:r>
+        <w:rPr>
+          <w:rFonts w:ascii="Arial" w:hAnsi="Arial" w:cs="Arial"/>
+          <w:i/>
+          <w:iCs/>
+          <w:szCs w:val="20"/>
+        </w:rPr>
+        <w:t>koreanus</w:t>
+      </w:r>
+      <w:proofErr w:type="spellEnd"/>
       <w:r>
         <w:rPr>
           <w:rFonts w:ascii="Arial" w:hAnsi="Arial" w:cs="Arial"/>
@@ -3380,7 +3917,23 @@
           <w:rFonts w:ascii="Arial" w:hAnsi="Arial" w:cs="Arial"/>
           <w:szCs w:val="20"/>
         </w:rPr>
-        <w:t xml:space="preserve"> A Borzée, SN Litvinchuk, K Ri, D Andersen, TY Nam, GH Jon, HS Man, JS Choe, S Kwon, SN Othman, K Messenger, Y Bae, </w:t>
+        <w:t xml:space="preserve"> A </w:t>
+      </w:r>
+      <w:proofErr w:type="spellStart"/>
+      <w:r>
+        <w:rPr>
+          <w:rFonts w:ascii="Arial" w:hAnsi="Arial" w:cs="Arial"/>
+          <w:szCs w:val="20"/>
+        </w:rPr>
+        <w:t>Borzée</w:t>
+      </w:r>
+      <w:proofErr w:type="spellEnd"/>
+      <w:r>
+        <w:rPr>
+          <w:rFonts w:ascii="Arial" w:hAnsi="Arial" w:cs="Arial"/>
+          <w:szCs w:val="20"/>
+        </w:rPr>
+        <w:t xml:space="preserve">, SN Litvinchuk, K Ri, D Andersen, TY Nam, GH Jon, HS Man, JS Choe, S Kwon, SN Othman, K Messenger, Y Bae, </w:t>
       </w:r>
       <w:r>
         <w:rPr>
@@ -3396,7 +3949,23 @@
           <w:rFonts w:ascii="Arial" w:hAnsi="Arial" w:cs="Arial"/>
           <w:szCs w:val="20"/>
         </w:rPr>
-        <w:t xml:space="preserve">, A Kim, I Maslova, J Luedtke, L Hobin, N Moores, B Seliger, F Glenk, Y Jang. 2021. Update on distribution and threat status of amphibians in the Democratic People's Republic of Korea: conclusions based on field surveys, landscape modeling, molecular analyses, and call properties. </w:t>
+        <w:t xml:space="preserve">, A Kim, I Maslova, J Luedtke, L Hobin, N </w:t>
+      </w:r>
+      <w:proofErr w:type="spellStart"/>
+      <w:r>
+        <w:rPr>
+          <w:rFonts w:ascii="Arial" w:hAnsi="Arial" w:cs="Arial"/>
+          <w:szCs w:val="20"/>
+        </w:rPr>
+        <w:t>Moores</w:t>
+      </w:r>
+      <w:proofErr w:type="spellEnd"/>
+      <w:r>
+        <w:rPr>
+          <w:rFonts w:ascii="Arial" w:hAnsi="Arial" w:cs="Arial"/>
+          <w:szCs w:val="20"/>
+        </w:rPr>
+        <w:t xml:space="preserve">, B Seliger, F Glenk, Y Jang. 2021. Update on distribution and threat status of amphibians in the Democratic People's Republic of Korea: conclusions based on field surveys, landscape modeling, molecular analyses, and call properties. </w:t>
       </w:r>
       <w:r>
         <w:rPr>
@@ -3468,7 +4037,39 @@
           <w:rFonts w:ascii="Arial" w:hAnsi="Arial" w:cs="Arial"/>
           <w:szCs w:val="20"/>
         </w:rPr>
-        <w:t xml:space="preserve">, Y Jang, A Borzée. 2021. Snakebite envenomings in the Republic of Korea from the 1970s to the 2020s: a review. </w:t>
+        <w:t xml:space="preserve">, Y Jang, A </w:t>
+      </w:r>
+      <w:proofErr w:type="spellStart"/>
+      <w:r>
+        <w:rPr>
+          <w:rFonts w:ascii="Arial" w:hAnsi="Arial" w:cs="Arial"/>
+          <w:szCs w:val="20"/>
+        </w:rPr>
+        <w:t>Borzée</w:t>
+      </w:r>
+      <w:proofErr w:type="spellEnd"/>
+      <w:r>
+        <w:rPr>
+          <w:rFonts w:ascii="Arial" w:hAnsi="Arial" w:cs="Arial"/>
+          <w:szCs w:val="20"/>
+        </w:rPr>
+        <w:t xml:space="preserve">. 2021. Snakebite </w:t>
+      </w:r>
+      <w:proofErr w:type="spellStart"/>
+      <w:r>
+        <w:rPr>
+          <w:rFonts w:ascii="Arial" w:hAnsi="Arial" w:cs="Arial"/>
+          <w:szCs w:val="20"/>
+        </w:rPr>
+        <w:t>envenomings</w:t>
+      </w:r>
+      <w:proofErr w:type="spellEnd"/>
+      <w:r>
+        <w:rPr>
+          <w:rFonts w:ascii="Arial" w:hAnsi="Arial" w:cs="Arial"/>
+          <w:szCs w:val="20"/>
+        </w:rPr>
+        <w:t xml:space="preserve"> in the Republic of Korea from the 1970s to the 2020s: a review. </w:t>
       </w:r>
       <w:r>
         <w:rPr>
@@ -3526,17 +4127,55 @@
           <w:rFonts w:ascii="Arial" w:hAnsi="Arial" w:cs="Arial"/>
           <w:szCs w:val="20"/>
         </w:rPr>
-        <w:t xml:space="preserve">, KR Messenger*, KS Koo, SC Lee, M Hou, A Borzée. 2021. How threatened is </w:t>
-      </w:r>
-      <w:r>
-        <w:rPr>
-          <w:rFonts w:ascii="Arial" w:hAnsi="Arial" w:cs="Arial"/>
-          <w:i/>
-          <w:iCs/>
-          <w:szCs w:val="20"/>
-        </w:rPr>
-        <w:t>Scincella huanrenensis</w:t>
-      </w:r>
+        <w:t xml:space="preserve">, KR Messenger*, KS Koo, SC Lee, M Hou, A </w:t>
+      </w:r>
+      <w:proofErr w:type="spellStart"/>
+      <w:r>
+        <w:rPr>
+          <w:rFonts w:ascii="Arial" w:hAnsi="Arial" w:cs="Arial"/>
+          <w:szCs w:val="20"/>
+        </w:rPr>
+        <w:t>Borzée</w:t>
+      </w:r>
+      <w:proofErr w:type="spellEnd"/>
+      <w:r>
+        <w:rPr>
+          <w:rFonts w:ascii="Arial" w:hAnsi="Arial" w:cs="Arial"/>
+          <w:szCs w:val="20"/>
+        </w:rPr>
+        <w:t xml:space="preserve">. 2021. How threatened is </w:t>
+      </w:r>
+      <w:proofErr w:type="spellStart"/>
+      <w:r>
+        <w:rPr>
+          <w:rFonts w:ascii="Arial" w:hAnsi="Arial" w:cs="Arial"/>
+          <w:i/>
+          <w:iCs/>
+          <w:szCs w:val="20"/>
+        </w:rPr>
+        <w:t>Scincella</w:t>
+      </w:r>
+      <w:proofErr w:type="spellEnd"/>
+      <w:r>
+        <w:rPr>
+          <w:rFonts w:ascii="Arial" w:hAnsi="Arial" w:cs="Arial"/>
+          <w:i/>
+          <w:iCs/>
+          <w:szCs w:val="20"/>
+        </w:rPr>
+        <w:t xml:space="preserve"> </w:t>
+      </w:r>
+      <w:proofErr w:type="spellStart"/>
+      <w:r>
+        <w:rPr>
+          <w:rFonts w:ascii="Arial" w:hAnsi="Arial" w:cs="Arial"/>
+          <w:i/>
+          <w:iCs/>
+          <w:szCs w:val="20"/>
+        </w:rPr>
+        <w:t>huanrenensis</w:t>
+      </w:r>
+      <w:proofErr w:type="spellEnd"/>
       <w:r>
         <w:rPr>
           <w:rFonts w:ascii="Arial" w:hAnsi="Arial" w:cs="Arial"/>
@@ -3600,7 +4239,23 @@
           <w:rFonts w:ascii="Arial" w:hAnsi="Arial" w:cs="Arial"/>
           <w:szCs w:val="20"/>
         </w:rPr>
-        <w:t xml:space="preserve">, A Borzée. 2021. An update on the conservation status and ecology of Korean terrestrial squamates. </w:t>
+        <w:t xml:space="preserve">, A </w:t>
+      </w:r>
+      <w:proofErr w:type="spellStart"/>
+      <w:r>
+        <w:rPr>
+          <w:rFonts w:ascii="Arial" w:hAnsi="Arial" w:cs="Arial"/>
+          <w:szCs w:val="20"/>
+        </w:rPr>
+        <w:t>Borzée</w:t>
+      </w:r>
+      <w:proofErr w:type="spellEnd"/>
+      <w:r>
+        <w:rPr>
+          <w:rFonts w:ascii="Arial" w:hAnsi="Arial" w:cs="Arial"/>
+          <w:szCs w:val="20"/>
+        </w:rPr>
+        <w:t xml:space="preserve">. 2021. An update on the conservation status and ecology of Korean terrestrial squamates. </w:t>
       </w:r>
       <w:r>
         <w:rPr>
@@ -3658,8 +4313,41 @@
           <w:rFonts w:ascii="Arial" w:hAnsi="Arial" w:cs="Arial"/>
           <w:szCs w:val="20"/>
         </w:rPr>
-        <w:t xml:space="preserve">, Y Jang, SJR Allain, A Borzée. 2020. Catalogue of herpetological specimens of the Ewha Womans University Natural History Museum (EWNHM), Republic of Korea. </w:t>
-      </w:r>
+        <w:t xml:space="preserve">, Y Jang, SJR Allain, A </w:t>
+      </w:r>
+      <w:proofErr w:type="spellStart"/>
+      <w:r>
+        <w:rPr>
+          <w:rFonts w:ascii="Arial" w:hAnsi="Arial" w:cs="Arial"/>
+          <w:szCs w:val="20"/>
+        </w:rPr>
+        <w:t>Borzée</w:t>
+      </w:r>
+      <w:proofErr w:type="spellEnd"/>
+      <w:r>
+        <w:rPr>
+          <w:rFonts w:ascii="Arial" w:hAnsi="Arial" w:cs="Arial"/>
+          <w:szCs w:val="20"/>
+        </w:rPr>
+        <w:t xml:space="preserve">. 2020. Catalogue of herpetological specimens of the Ewha </w:t>
+      </w:r>
+      <w:proofErr w:type="spellStart"/>
+      <w:r>
+        <w:rPr>
+          <w:rFonts w:ascii="Arial" w:hAnsi="Arial" w:cs="Arial"/>
+          <w:szCs w:val="20"/>
+        </w:rPr>
+        <w:t>Womans</w:t>
+      </w:r>
+      <w:proofErr w:type="spellEnd"/>
+      <w:r>
+        <w:rPr>
+          <w:rFonts w:ascii="Arial" w:hAnsi="Arial" w:cs="Arial"/>
+          <w:szCs w:val="20"/>
+        </w:rPr>
+        <w:t xml:space="preserve"> University Natural History Museum (EWNHM), Republic of Korea. </w:t>
+      </w:r>
+      <w:proofErr w:type="spellStart"/>
       <w:r>
         <w:rPr>
           <w:rFonts w:ascii="Arial" w:hAnsi="Arial" w:cs="Arial"/>
@@ -3669,6 +4357,7 @@
         </w:rPr>
         <w:t>ZooKeys</w:t>
       </w:r>
+      <w:proofErr w:type="spellEnd"/>
       <w:r>
         <w:rPr>
           <w:rFonts w:ascii="Arial" w:hAnsi="Arial" w:cs="Arial"/>
@@ -3700,7 +4389,23 @@
           <w:rFonts w:ascii="Arial" w:hAnsi="Arial" w:cs="Arial"/>
           <w:szCs w:val="20"/>
         </w:rPr>
-        <w:t xml:space="preserve"> A Borzée, KR Messenger, S Chae, D Andersen, J Groffen, YI Kim, J An, SN Othman, K Ri, TY Nam, Y Bae, J-L Ren, J-T Li, M-F Chuang, Y Yi, </w:t>
+        <w:t xml:space="preserve"> A </w:t>
+      </w:r>
+      <w:proofErr w:type="spellStart"/>
+      <w:r>
+        <w:rPr>
+          <w:rFonts w:ascii="Arial" w:hAnsi="Arial" w:cs="Arial"/>
+          <w:szCs w:val="20"/>
+        </w:rPr>
+        <w:t>Borzée</w:t>
+      </w:r>
+      <w:proofErr w:type="spellEnd"/>
+      <w:r>
+        <w:rPr>
+          <w:rFonts w:ascii="Arial" w:hAnsi="Arial" w:cs="Arial"/>
+          <w:szCs w:val="20"/>
+        </w:rPr>
+        <w:t xml:space="preserve">, KR Messenger, S Chae, D Andersen, J Groffen, YI Kim, J An, SN Othman, K Ri, TY Nam, Y Bae, J-L Ren, J-T Li, M-F Chuang, Y Yi, </w:t>
       </w:r>
       <w:r>
         <w:rPr>
@@ -3718,6 +4423,7 @@
         </w:rPr>
         <w:t xml:space="preserve">, T Kwon, Y Jang, M-S, Min. 2020. Yellow sea mediated segregation between North East Asian </w:t>
       </w:r>
+      <w:proofErr w:type="spellStart"/>
       <w:r>
         <w:rPr>
           <w:rFonts w:ascii="Arial" w:hAnsi="Arial" w:cs="Arial"/>
@@ -3727,6 +4433,7 @@
         </w:rPr>
         <w:t>Dryophytes</w:t>
       </w:r>
+      <w:proofErr w:type="spellEnd"/>
       <w:r>
         <w:rPr>
           <w:rFonts w:ascii="Arial" w:hAnsi="Arial" w:cs="Arial"/>
@@ -3734,14 +4441,25 @@
         </w:rPr>
         <w:t xml:space="preserve"> species. </w:t>
       </w:r>
-      <w:r>
-        <w:rPr>
-          <w:rFonts w:ascii="Arial" w:hAnsi="Arial" w:cs="Arial"/>
-          <w:i/>
-          <w:iCs/>
-          <w:szCs w:val="20"/>
-        </w:rPr>
-        <w:t>PLoS ONE</w:t>
+      <w:proofErr w:type="spellStart"/>
+      <w:r>
+        <w:rPr>
+          <w:rFonts w:ascii="Arial" w:hAnsi="Arial" w:cs="Arial"/>
+          <w:i/>
+          <w:iCs/>
+          <w:szCs w:val="20"/>
+        </w:rPr>
+        <w:t>PLoS</w:t>
+      </w:r>
+      <w:proofErr w:type="spellEnd"/>
+      <w:r>
+        <w:rPr>
+          <w:rFonts w:ascii="Arial" w:hAnsi="Arial" w:cs="Arial"/>
+          <w:i/>
+          <w:iCs/>
+          <w:szCs w:val="20"/>
+        </w:rPr>
+        <w:t xml:space="preserve"> ONE</w:t>
       </w:r>
       <w:r>
         <w:rPr>
@@ -3824,7 +4542,23 @@
           <w:rFonts w:ascii="Arial" w:hAnsi="Arial" w:cs="Arial"/>
           <w:szCs w:val="20"/>
         </w:rPr>
-        <w:t xml:space="preserve">A Borzée, K Milto, L Borkin, X Ji, W Zhao, </w:t>
+        <w:t xml:space="preserve">A </w:t>
+      </w:r>
+      <w:proofErr w:type="spellStart"/>
+      <w:r>
+        <w:rPr>
+          <w:rFonts w:ascii="Arial" w:hAnsi="Arial" w:cs="Arial"/>
+          <w:szCs w:val="20"/>
+        </w:rPr>
+        <w:t>Borzée</w:t>
+      </w:r>
+      <w:proofErr w:type="spellEnd"/>
+      <w:r>
+        <w:rPr>
+          <w:rFonts w:ascii="Arial" w:hAnsi="Arial" w:cs="Arial"/>
+          <w:szCs w:val="20"/>
+        </w:rPr>
+        <w:t xml:space="preserve">, K Milto, L Borkin, X Ji, W Zhao, </w:t>
       </w:r>
       <w:r>
         <w:rPr>
@@ -3842,15 +4576,37 @@
         </w:rPr>
         <w:t xml:space="preserve"> 2022. </w:t>
       </w:r>
-      <w:r>
-        <w:rPr>
-          <w:rFonts w:ascii="Arial" w:hAnsi="Arial" w:cs="Arial"/>
-          <w:i/>
-          <w:iCs/>
-          <w:szCs w:val="20"/>
-        </w:rPr>
-        <w:t>Takydromus wolteri</w:t>
-      </w:r>
+      <w:proofErr w:type="spellStart"/>
+      <w:r>
+        <w:rPr>
+          <w:rFonts w:ascii="Arial" w:hAnsi="Arial" w:cs="Arial"/>
+          <w:i/>
+          <w:iCs/>
+          <w:szCs w:val="20"/>
+        </w:rPr>
+        <w:t>Takydromus</w:t>
+      </w:r>
+      <w:proofErr w:type="spellEnd"/>
+      <w:r>
+        <w:rPr>
+          <w:rFonts w:ascii="Arial" w:hAnsi="Arial" w:cs="Arial"/>
+          <w:i/>
+          <w:iCs/>
+          <w:szCs w:val="20"/>
+        </w:rPr>
+        <w:t xml:space="preserve"> </w:t>
+      </w:r>
+      <w:proofErr w:type="spellStart"/>
+      <w:r>
+        <w:rPr>
+          <w:rFonts w:ascii="Arial" w:hAnsi="Arial" w:cs="Arial"/>
+          <w:i/>
+          <w:iCs/>
+          <w:szCs w:val="20"/>
+        </w:rPr>
+        <w:t>wolteri</w:t>
+      </w:r>
+      <w:proofErr w:type="spellEnd"/>
       <w:r>
         <w:rPr>
           <w:rFonts w:ascii="Arial" w:hAnsi="Arial" w:cs="Arial"/>
@@ -3922,15 +4678,37 @@
         </w:rPr>
         <w:t xml:space="preserve">. 2021. </w:t>
       </w:r>
-      <w:r>
-        <w:rPr>
-          <w:rFonts w:ascii="Arial" w:hAnsi="Arial" w:cs="Arial"/>
-          <w:i/>
-          <w:iCs/>
-          <w:szCs w:val="20"/>
-        </w:rPr>
-        <w:t>Takydromus wolteri</w:t>
-      </w:r>
+      <w:proofErr w:type="spellStart"/>
+      <w:r>
+        <w:rPr>
+          <w:rFonts w:ascii="Arial" w:hAnsi="Arial" w:cs="Arial"/>
+          <w:i/>
+          <w:iCs/>
+          <w:szCs w:val="20"/>
+        </w:rPr>
+        <w:t>Takydromus</w:t>
+      </w:r>
+      <w:proofErr w:type="spellEnd"/>
+      <w:r>
+        <w:rPr>
+          <w:rFonts w:ascii="Arial" w:hAnsi="Arial" w:cs="Arial"/>
+          <w:i/>
+          <w:iCs/>
+          <w:szCs w:val="20"/>
+        </w:rPr>
+        <w:t xml:space="preserve"> </w:t>
+      </w:r>
+      <w:proofErr w:type="spellStart"/>
+      <w:r>
+        <w:rPr>
+          <w:rFonts w:ascii="Arial" w:hAnsi="Arial" w:cs="Arial"/>
+          <w:i/>
+          <w:iCs/>
+          <w:szCs w:val="20"/>
+        </w:rPr>
+        <w:t>wolteri</w:t>
+      </w:r>
+      <w:proofErr w:type="spellEnd"/>
       <w:r>
         <w:rPr>
           <w:rFonts w:ascii="Arial" w:hAnsi="Arial" w:cs="Arial"/>
@@ -3984,14 +4762,25 @@
         </w:rPr>
         <w:t xml:space="preserve">. 2021. </w:t>
       </w:r>
-      <w:r>
-        <w:rPr>
-          <w:rFonts w:ascii="Arial" w:hAnsi="Arial" w:cs="Arial"/>
-          <w:i/>
-          <w:iCs/>
-          <w:szCs w:val="20"/>
-        </w:rPr>
-        <w:t>Takydromus amurensis</w:t>
+      <w:proofErr w:type="spellStart"/>
+      <w:r>
+        <w:rPr>
+          <w:rFonts w:ascii="Arial" w:hAnsi="Arial" w:cs="Arial"/>
+          <w:i/>
+          <w:iCs/>
+          <w:szCs w:val="20"/>
+        </w:rPr>
+        <w:t>Takydromus</w:t>
+      </w:r>
+      <w:proofErr w:type="spellEnd"/>
+      <w:r>
+        <w:rPr>
+          <w:rFonts w:ascii="Arial" w:hAnsi="Arial" w:cs="Arial"/>
+          <w:i/>
+          <w:iCs/>
+          <w:szCs w:val="20"/>
+        </w:rPr>
+        <w:t xml:space="preserve"> amurensis</w:t>
       </w:r>
       <w:r>
         <w:rPr>
@@ -4051,61 +4840,164 @@
         <w:spacing w:after="80" w:line="240" w:lineRule="auto"/>
         <w:ind w:leftChars="50" w:left="300" w:hangingChars="100" w:hanging="200"/>
         <w:rPr>
-          <w:rFonts w:ascii="Arial" w:hAnsi="Arial" w:cs="Arial"/>
-          <w:szCs w:val="20"/>
-        </w:rPr>
-      </w:pPr>
-      <w:r>
-        <w:rPr>
-          <w:rFonts w:ascii="Arial" w:hAnsi="Arial" w:cs="Arial"/>
-          <w:b/>
-          <w:bCs/>
-          <w:szCs w:val="20"/>
-        </w:rPr>
-        <w:t>8.</w:t>
-      </w:r>
-      <w:r>
-        <w:rPr>
-          <w:rFonts w:ascii="Arial" w:hAnsi="Arial" w:cs="Arial"/>
-          <w:szCs w:val="20"/>
-        </w:rPr>
-        <w:t xml:space="preserve"> A Borzée, </w:t>
-      </w:r>
-      <w:r>
-        <w:rPr>
-          <w:rFonts w:ascii="Arial" w:hAnsi="Arial" w:cs="Arial"/>
-          <w:b/>
-          <w:bCs/>
-          <w:szCs w:val="20"/>
-        </w:rPr>
-        <w:t>Y Shin,</w:t>
-      </w:r>
-      <w:r>
-        <w:rPr>
-          <w:rFonts w:ascii="Arial" w:hAnsi="Arial" w:cs="Arial"/>
-          <w:szCs w:val="20"/>
-        </w:rPr>
-        <w:t xml:space="preserve"> T Shiraishi. 2025. Tail movements as an anti-predatory behaviour in </w:t>
-      </w:r>
-      <w:r>
-        <w:rPr>
-          <w:rFonts w:ascii="Arial" w:hAnsi="Arial" w:cs="Arial"/>
-          <w:i/>
-          <w:iCs/>
-          <w:szCs w:val="20"/>
-        </w:rPr>
-        <w:t>Hynobius okiensis</w:t>
-      </w:r>
-      <w:r>
-        <w:rPr>
-          <w:rFonts w:ascii="Arial" w:hAnsi="Arial" w:cs="Arial"/>
-          <w:szCs w:val="20"/>
-        </w:rPr>
-        <w:t xml:space="preserve"> Sato, 1940. </w:t>
-      </w:r>
-      <w:r>
-        <w:rPr>
-          <w:rFonts w:ascii="Arial" w:hAnsi="Arial" w:cs="Arial"/>
+          <w:rFonts w:ascii="Arial" w:hAnsi="Arial" w:cs="Arial" w:hint="eastAsia"/>
+          <w:b/>
+          <w:bCs/>
+          <w:szCs w:val="20"/>
+        </w:rPr>
+      </w:pPr>
+      <w:r>
+        <w:rPr>
+          <w:rFonts w:ascii="Arial" w:hAnsi="Arial" w:cs="Arial" w:hint="eastAsia"/>
+          <w:b/>
+          <w:bCs/>
+          <w:szCs w:val="20"/>
+        </w:rPr>
+        <w:t xml:space="preserve">9. </w:t>
+      </w:r>
+      <w:r>
+        <w:rPr>
+          <w:rFonts w:ascii="Arial" w:hAnsi="Arial" w:cs="Arial" w:hint="eastAsia"/>
+          <w:b/>
+          <w:bCs/>
+          <w:szCs w:val="20"/>
+        </w:rPr>
+        <w:t xml:space="preserve">Y Shin. </w:t>
+      </w:r>
+      <w:r>
+        <w:rPr>
+          <w:rFonts w:ascii="Arial" w:hAnsi="Arial" w:cs="Arial" w:hint="eastAsia"/>
+          <w:i/>
+          <w:iCs/>
+          <w:szCs w:val="20"/>
+        </w:rPr>
+        <w:t>In pre</w:t>
+      </w:r>
+      <w:r>
+        <w:rPr>
+          <w:rFonts w:ascii="Arial" w:hAnsi="Arial" w:cs="Arial" w:hint="eastAsia"/>
+          <w:i/>
+          <w:iCs/>
+          <w:szCs w:val="20"/>
+        </w:rPr>
+        <w:t>ss</w:t>
+      </w:r>
+      <w:r>
+        <w:rPr>
+          <w:rFonts w:ascii="Arial" w:hAnsi="Arial" w:cs="Arial" w:hint="eastAsia"/>
+          <w:szCs w:val="20"/>
+        </w:rPr>
+        <w:t xml:space="preserve">. </w:t>
+      </w:r>
+      <w:r>
+        <w:rPr>
+          <w:rFonts w:ascii="Arial" w:hAnsi="Arial" w:cs="Arial"/>
+          <w:szCs w:val="20"/>
+        </w:rPr>
+        <w:t xml:space="preserve">Predation of the Japanese Keelback, </w:t>
+      </w:r>
+      <w:proofErr w:type="spellStart"/>
+      <w:r>
+        <w:rPr>
+          <w:rFonts w:ascii="Arial" w:hAnsi="Arial" w:cs="Arial"/>
+          <w:i/>
+          <w:iCs/>
+          <w:szCs w:val="20"/>
+        </w:rPr>
+        <w:t>Hebius</w:t>
+      </w:r>
+      <w:proofErr w:type="spellEnd"/>
+      <w:r>
+        <w:rPr>
+          <w:rFonts w:ascii="Arial" w:hAnsi="Arial" w:cs="Arial"/>
+          <w:i/>
+          <w:iCs/>
+          <w:szCs w:val="20"/>
+        </w:rPr>
+        <w:t xml:space="preserve"> </w:t>
+      </w:r>
+      <w:proofErr w:type="spellStart"/>
+      <w:r>
+        <w:rPr>
+          <w:rFonts w:ascii="Arial" w:hAnsi="Arial" w:cs="Arial"/>
+          <w:i/>
+          <w:iCs/>
+          <w:szCs w:val="20"/>
+        </w:rPr>
+        <w:t>vibakari</w:t>
+      </w:r>
+      <w:proofErr w:type="spellEnd"/>
+      <w:r>
+        <w:rPr>
+          <w:rFonts w:ascii="Arial" w:hAnsi="Arial" w:cs="Arial"/>
+          <w:szCs w:val="20"/>
+        </w:rPr>
+        <w:t xml:space="preserve"> (Boie, 1826), by the Ussuri </w:t>
+      </w:r>
+      <w:proofErr w:type="spellStart"/>
+      <w:r>
+        <w:rPr>
+          <w:rFonts w:ascii="Arial" w:hAnsi="Arial" w:cs="Arial"/>
+          <w:szCs w:val="20"/>
+        </w:rPr>
+        <w:t>Pitviper</w:t>
+      </w:r>
+      <w:proofErr w:type="spellEnd"/>
+      <w:r>
+        <w:rPr>
+          <w:rFonts w:ascii="Arial" w:hAnsi="Arial" w:cs="Arial"/>
+          <w:szCs w:val="20"/>
+        </w:rPr>
+        <w:t xml:space="preserve">, </w:t>
+      </w:r>
+      <w:proofErr w:type="spellStart"/>
+      <w:r>
+        <w:rPr>
+          <w:rFonts w:ascii="Arial" w:hAnsi="Arial" w:cs="Arial"/>
+          <w:i/>
+          <w:iCs/>
+          <w:szCs w:val="20"/>
+        </w:rPr>
+        <w:t>Gloydius</w:t>
+      </w:r>
+      <w:proofErr w:type="spellEnd"/>
+      <w:r>
+        <w:rPr>
+          <w:rFonts w:ascii="Arial" w:hAnsi="Arial" w:cs="Arial"/>
+          <w:i/>
+          <w:iCs/>
+          <w:szCs w:val="20"/>
+        </w:rPr>
+        <w:t xml:space="preserve"> </w:t>
+      </w:r>
+      <w:proofErr w:type="spellStart"/>
+      <w:r>
+        <w:rPr>
+          <w:rFonts w:ascii="Arial" w:hAnsi="Arial" w:cs="Arial"/>
+          <w:i/>
+          <w:iCs/>
+          <w:szCs w:val="20"/>
+        </w:rPr>
+        <w:t>ussuriensis</w:t>
+      </w:r>
+      <w:proofErr w:type="spellEnd"/>
+      <w:r>
+        <w:rPr>
+          <w:rFonts w:ascii="Arial" w:hAnsi="Arial" w:cs="Arial"/>
+          <w:szCs w:val="20"/>
+        </w:rPr>
+        <w:t xml:space="preserve"> (Emelianov, 1929) in South Korea, with remarks on prey size</w:t>
+      </w:r>
+      <w:r>
+        <w:rPr>
+          <w:rFonts w:ascii="Arial" w:hAnsi="Arial" w:cs="Arial" w:hint="eastAsia"/>
+          <w:szCs w:val="20"/>
+        </w:rPr>
+        <w:t xml:space="preserve">. </w:t>
+      </w:r>
+      <w:r>
+        <w:rPr>
+          <w:rFonts w:ascii="Arial" w:hAnsi="Arial" w:cs="Arial" w:hint="eastAsia"/>
           <w:i/>
           <w:iCs/>
           <w:szCs w:val="20"/>
@@ -4114,10 +5006,10 @@
       </w:r>
       <w:r>
         <w:rPr>
-          <w:rFonts w:ascii="Arial" w:hAnsi="Arial" w:cs="Arial"/>
-          <w:szCs w:val="20"/>
-        </w:rPr>
-        <w:t xml:space="preserve"> 18: 225–227</w:t>
+          <w:rFonts w:ascii="Arial" w:hAnsi="Arial" w:cs="Arial" w:hint="eastAsia"/>
+          <w:szCs w:val="20"/>
+        </w:rPr>
+        <w:t>.</w:t>
       </w:r>
     </w:p>
     <w:p>
@@ -4139,14 +5031,30 @@
           <w:bCs/>
           <w:szCs w:val="20"/>
         </w:rPr>
-        <w:t xml:space="preserve">7. </w:t>
-      </w:r>
-      <w:r>
-        <w:rPr>
-          <w:rFonts w:ascii="Arial" w:hAnsi="Arial" w:cs="Arial"/>
-          <w:szCs w:val="20"/>
-        </w:rPr>
-        <w:t xml:space="preserve">I-K Park, </w:t>
+        <w:t>8.</w:t>
+      </w:r>
+      <w:r>
+        <w:rPr>
+          <w:rFonts w:ascii="Arial" w:hAnsi="Arial" w:cs="Arial"/>
+          <w:szCs w:val="20"/>
+        </w:rPr>
+        <w:t xml:space="preserve"> A </w:t>
+      </w:r>
+      <w:proofErr w:type="spellStart"/>
+      <w:r>
+        <w:rPr>
+          <w:rFonts w:ascii="Arial" w:hAnsi="Arial" w:cs="Arial"/>
+          <w:szCs w:val="20"/>
+        </w:rPr>
+        <w:t>Borzée</w:t>
+      </w:r>
+      <w:proofErr w:type="spellEnd"/>
+      <w:r>
+        <w:rPr>
+          <w:rFonts w:ascii="Arial" w:hAnsi="Arial" w:cs="Arial"/>
+          <w:szCs w:val="20"/>
+        </w:rPr>
+        <w:t xml:space="preserve">, </w:t>
       </w:r>
       <w:r>
         <w:rPr>
@@ -4162,53 +5070,61 @@
           <w:rFonts w:ascii="Arial" w:hAnsi="Arial" w:cs="Arial"/>
           <w:szCs w:val="20"/>
         </w:rPr>
-        <w:t xml:space="preserve"> D Park.</w:t>
-      </w:r>
-      <w:r>
-        <w:rPr>
-          <w:rFonts w:ascii="Arial" w:hAnsi="Arial" w:cs="Arial"/>
-          <w:szCs w:val="20"/>
-        </w:rPr>
-        <w:t xml:space="preserve"> 2024</w:t>
-      </w:r>
-      <w:r>
-        <w:rPr>
-          <w:rFonts w:ascii="Arial" w:hAnsi="Arial" w:cs="Arial"/>
-          <w:szCs w:val="20"/>
-        </w:rPr>
-        <w:t xml:space="preserve">. Predation on a metamorphosing tadpole of the American Bullfrog, </w:t>
-      </w:r>
-      <w:r>
-        <w:rPr>
-          <w:rFonts w:ascii="Arial" w:hAnsi="Arial" w:cs="Arial"/>
-          <w:i/>
-          <w:iCs/>
-          <w:szCs w:val="20"/>
-        </w:rPr>
-        <w:t>Aquarana catesbeiana</w:t>
-      </w:r>
-      <w:r>
-        <w:rPr>
-          <w:rFonts w:ascii="Arial" w:hAnsi="Arial" w:cs="Arial"/>
-          <w:szCs w:val="20"/>
-        </w:rPr>
-        <w:t xml:space="preserve"> (Shaw, 1802), by the fishing spider </w:t>
-      </w:r>
-      <w:r>
-        <w:rPr>
-          <w:rFonts w:ascii="Arial" w:hAnsi="Arial" w:cs="Arial"/>
-          <w:i/>
-          <w:iCs/>
-          <w:szCs w:val="20"/>
-        </w:rPr>
-        <w:t>Dolomedes sulfureus</w:t>
-      </w:r>
-      <w:r>
-        <w:rPr>
-          <w:rFonts w:ascii="Arial" w:hAnsi="Arial" w:cs="Arial"/>
-          <w:szCs w:val="20"/>
-        </w:rPr>
-        <w:t xml:space="preserve">, in the Republic of Korea. </w:t>
+        <w:t xml:space="preserve"> T Shiraishi. 2025. Tail movements as an anti-predatory </w:t>
+      </w:r>
+      <w:proofErr w:type="spellStart"/>
+      <w:r>
+        <w:rPr>
+          <w:rFonts w:ascii="Arial" w:hAnsi="Arial" w:cs="Arial"/>
+          <w:szCs w:val="20"/>
+        </w:rPr>
+        <w:t>behaviour</w:t>
+      </w:r>
+      <w:proofErr w:type="spellEnd"/>
+      <w:r>
+        <w:rPr>
+          <w:rFonts w:ascii="Arial" w:hAnsi="Arial" w:cs="Arial"/>
+          <w:szCs w:val="20"/>
+        </w:rPr>
+        <w:t xml:space="preserve"> in </w:t>
+      </w:r>
+      <w:proofErr w:type="spellStart"/>
+      <w:r>
+        <w:rPr>
+          <w:rFonts w:ascii="Arial" w:hAnsi="Arial" w:cs="Arial"/>
+          <w:i/>
+          <w:iCs/>
+          <w:szCs w:val="20"/>
+        </w:rPr>
+        <w:t>Hynobius</w:t>
+      </w:r>
+      <w:proofErr w:type="spellEnd"/>
+      <w:r>
+        <w:rPr>
+          <w:rFonts w:ascii="Arial" w:hAnsi="Arial" w:cs="Arial"/>
+          <w:i/>
+          <w:iCs/>
+          <w:szCs w:val="20"/>
+        </w:rPr>
+        <w:t xml:space="preserve"> </w:t>
+      </w:r>
+      <w:proofErr w:type="spellStart"/>
+      <w:r>
+        <w:rPr>
+          <w:rFonts w:ascii="Arial" w:hAnsi="Arial" w:cs="Arial"/>
+          <w:i/>
+          <w:iCs/>
+          <w:szCs w:val="20"/>
+        </w:rPr>
+        <w:t>okiensis</w:t>
+      </w:r>
+      <w:proofErr w:type="spellEnd"/>
+      <w:r>
+        <w:rPr>
+          <w:rFonts w:ascii="Arial" w:hAnsi="Arial" w:cs="Arial"/>
+          <w:szCs w:val="20"/>
+        </w:rPr>
+        <w:t xml:space="preserve"> Sato, 1940. </w:t>
       </w:r>
       <w:r>
         <w:rPr>
@@ -4224,14 +5140,7 @@
           <w:rFonts w:ascii="Arial" w:hAnsi="Arial" w:cs="Arial"/>
           <w:szCs w:val="20"/>
         </w:rPr>
-        <w:t xml:space="preserve"> 17: 531-533</w:t>
-      </w:r>
-      <w:r>
-        <w:rPr>
-          <w:rFonts w:ascii="Arial" w:hAnsi="Arial" w:cs="Arial"/>
-          <w:szCs w:val="20"/>
-        </w:rPr>
-        <w:t>.</w:t>
+        <w:t xml:space="preserve"> 18: 225–227</w:t>
       </w:r>
     </w:p>
     <w:p>
@@ -4253,62 +5162,132 @@
           <w:bCs/>
           <w:szCs w:val="20"/>
         </w:rPr>
-        <w:t>6.</w:t>
-      </w:r>
-      <w:r>
-        <w:rPr>
-          <w:rFonts w:ascii="Arial" w:hAnsi="Arial" w:cs="Arial"/>
+        <w:t xml:space="preserve">7. </w:t>
+      </w:r>
+      <w:r>
+        <w:rPr>
+          <w:rFonts w:ascii="Arial" w:hAnsi="Arial" w:cs="Arial"/>
+          <w:szCs w:val="20"/>
+        </w:rPr>
+        <w:t xml:space="preserve">I-K Park, </w:t>
+      </w:r>
+      <w:r>
+        <w:rPr>
+          <w:rFonts w:ascii="Arial" w:hAnsi="Arial" w:cs="Arial"/>
+          <w:b/>
+          <w:bCs/>
+          <w:szCs w:val="20"/>
+        </w:rPr>
+        <w:t>Y Shin,</w:t>
+      </w:r>
+      <w:r>
+        <w:rPr>
+          <w:rFonts w:ascii="Arial" w:hAnsi="Arial" w:cs="Arial"/>
+          <w:szCs w:val="20"/>
+        </w:rPr>
+        <w:t xml:space="preserve"> D Park.</w:t>
+      </w:r>
+      <w:r>
+        <w:rPr>
+          <w:rFonts w:ascii="Arial" w:hAnsi="Arial" w:cs="Arial"/>
+          <w:szCs w:val="20"/>
+        </w:rPr>
+        <w:t xml:space="preserve"> 2024</w:t>
+      </w:r>
+      <w:r>
+        <w:rPr>
+          <w:rFonts w:ascii="Arial" w:hAnsi="Arial" w:cs="Arial"/>
+          <w:szCs w:val="20"/>
+        </w:rPr>
+        <w:t xml:space="preserve">. Predation on a metamorphosing tadpole of the American Bullfrog, </w:t>
+      </w:r>
+      <w:proofErr w:type="spellStart"/>
+      <w:r>
+        <w:rPr>
+          <w:rFonts w:ascii="Arial" w:hAnsi="Arial" w:cs="Arial"/>
+          <w:i/>
+          <w:iCs/>
+          <w:szCs w:val="20"/>
+        </w:rPr>
+        <w:t>Aquarana</w:t>
+      </w:r>
+      <w:proofErr w:type="spellEnd"/>
+      <w:r>
+        <w:rPr>
+          <w:rFonts w:ascii="Arial" w:hAnsi="Arial" w:cs="Arial"/>
+          <w:i/>
+          <w:iCs/>
           <w:szCs w:val="20"/>
         </w:rPr>
         <w:t xml:space="preserve"> </w:t>
       </w:r>
-      <w:r>
-        <w:rPr>
-          <w:rFonts w:ascii="Arial" w:hAnsi="Arial" w:cs="Arial"/>
-          <w:b/>
-          <w:bCs/>
-          <w:szCs w:val="20"/>
-        </w:rPr>
-        <w:t>Y Shin</w:t>
-      </w:r>
-      <w:r>
-        <w:rPr>
-          <w:rFonts w:ascii="Arial" w:hAnsi="Arial" w:cs="Arial"/>
-          <w:szCs w:val="20"/>
-        </w:rPr>
-        <w:t>, J Miller, JM Duggan. 2021. Observations on the year-round communal use of an artificial structure by Northern Pacific rattlesnakes (</w:t>
-      </w:r>
-      <w:r>
-        <w:rPr>
-          <w:rFonts w:ascii="Arial" w:hAnsi="Arial" w:cs="Arial"/>
-          <w:i/>
-          <w:iCs/>
-          <w:szCs w:val="20"/>
-        </w:rPr>
-        <w:t>Crotalus oreganus oreganus</w:t>
-      </w:r>
-      <w:r>
-        <w:rPr>
-          <w:rFonts w:ascii="Arial" w:hAnsi="Arial" w:cs="Arial"/>
-          <w:szCs w:val="20"/>
-        </w:rPr>
-        <w:t xml:space="preserve">) in coastal Central California. </w:t>
-      </w:r>
-      <w:r>
-        <w:rPr>
-          <w:rFonts w:ascii="Arial" w:hAnsi="Arial" w:cs="Arial"/>
-          <w:i/>
-          <w:iCs/>
-          <w:szCs w:val="20"/>
-        </w:rPr>
-        <w:t>Herpetological Bulletin</w:t>
-      </w:r>
-      <w:r>
-        <w:rPr>
-          <w:rFonts w:ascii="Arial" w:hAnsi="Arial" w:cs="Arial"/>
-          <w:szCs w:val="20"/>
-        </w:rPr>
-        <w:t xml:space="preserve"> 155: 25-27.</w:t>
+      <w:proofErr w:type="spellStart"/>
+      <w:r>
+        <w:rPr>
+          <w:rFonts w:ascii="Arial" w:hAnsi="Arial" w:cs="Arial"/>
+          <w:i/>
+          <w:iCs/>
+          <w:szCs w:val="20"/>
+        </w:rPr>
+        <w:t>catesbeiana</w:t>
+      </w:r>
+      <w:proofErr w:type="spellEnd"/>
+      <w:r>
+        <w:rPr>
+          <w:rFonts w:ascii="Arial" w:hAnsi="Arial" w:cs="Arial"/>
+          <w:szCs w:val="20"/>
+        </w:rPr>
+        <w:t xml:space="preserve"> (Shaw, 1802), by the fishing spider </w:t>
+      </w:r>
+      <w:r>
+        <w:rPr>
+          <w:rFonts w:ascii="Arial" w:hAnsi="Arial" w:cs="Arial"/>
+          <w:i/>
+          <w:iCs/>
+          <w:szCs w:val="20"/>
+        </w:rPr>
+        <w:t xml:space="preserve">Dolomedes </w:t>
+      </w:r>
+      <w:proofErr w:type="spellStart"/>
+      <w:r>
+        <w:rPr>
+          <w:rFonts w:ascii="Arial" w:hAnsi="Arial" w:cs="Arial"/>
+          <w:i/>
+          <w:iCs/>
+          <w:szCs w:val="20"/>
+        </w:rPr>
+        <w:t>sulfureus</w:t>
+      </w:r>
+      <w:proofErr w:type="spellEnd"/>
+      <w:r>
+        <w:rPr>
+          <w:rFonts w:ascii="Arial" w:hAnsi="Arial" w:cs="Arial"/>
+          <w:szCs w:val="20"/>
+        </w:rPr>
+        <w:t xml:space="preserve">, in the Republic of Korea. </w:t>
+      </w:r>
+      <w:r>
+        <w:rPr>
+          <w:rFonts w:ascii="Arial" w:hAnsi="Arial" w:cs="Arial"/>
+          <w:i/>
+          <w:iCs/>
+          <w:szCs w:val="20"/>
+        </w:rPr>
+        <w:t>Herpetology Notes</w:t>
+      </w:r>
+      <w:r>
+        <w:rPr>
+          <w:rFonts w:ascii="Arial" w:hAnsi="Arial" w:cs="Arial"/>
+          <w:szCs w:val="20"/>
+        </w:rPr>
+        <w:t xml:space="preserve"> 17: 531-533</w:t>
+      </w:r>
+      <w:r>
+        <w:rPr>
+          <w:rFonts w:ascii="Arial" w:hAnsi="Arial" w:cs="Arial"/>
+          <w:szCs w:val="20"/>
+        </w:rPr>
+        <w:t>.</w:t>
       </w:r>
     </w:p>
     <w:p>
@@ -4330,7 +5309,7 @@
           <w:bCs/>
           <w:szCs w:val="20"/>
         </w:rPr>
-        <w:t>5.</w:t>
+        <w:t>6.</w:t>
       </w:r>
       <w:r>
         <w:rPr>
@@ -4353,39 +5332,70 @@
           <w:rFonts w:ascii="Arial" w:hAnsi="Arial" w:cs="Arial"/>
           <w:szCs w:val="20"/>
         </w:rPr>
-        <w:t>, A Borzée. 2020. Melanism in the Ussuri pitviper (</w:t>
-      </w:r>
-      <w:r>
-        <w:rPr>
-          <w:rFonts w:ascii="Arial" w:hAnsi="Arial" w:cs="Arial"/>
-          <w:i/>
-          <w:iCs/>
-          <w:szCs w:val="20"/>
-        </w:rPr>
-        <w:t>Gloydius ussuriensis</w:t>
-      </w:r>
-      <w:r>
-        <w:rPr>
-          <w:rFonts w:ascii="Arial" w:hAnsi="Arial" w:cs="Arial"/>
-          <w:szCs w:val="20"/>
-        </w:rPr>
-        <w:t xml:space="preserve">) from the Republic of Korea, with remarks on color variations. </w:t>
-      </w:r>
-      <w:r>
-        <w:rPr>
-          <w:rFonts w:ascii="Arial" w:hAnsi="Arial" w:cs="Arial"/>
-          <w:i/>
-          <w:iCs/>
-          <w:szCs w:val="20"/>
-        </w:rPr>
-        <w:t>Jordan Journal of Natural History</w:t>
-      </w:r>
-      <w:r>
-        <w:rPr>
-          <w:rFonts w:ascii="Arial" w:hAnsi="Arial" w:cs="Arial"/>
-          <w:szCs w:val="20"/>
-        </w:rPr>
-        <w:t xml:space="preserve"> 7: 60-63.</w:t>
+        <w:t>, J Miller, JM Duggan. 2021. Observations on the year-round communal use of an artificial structure by Northern Pacific rattlesnakes (</w:t>
+      </w:r>
+      <w:r>
+        <w:rPr>
+          <w:rFonts w:ascii="Arial" w:hAnsi="Arial" w:cs="Arial"/>
+          <w:i/>
+          <w:iCs/>
+          <w:szCs w:val="20"/>
+        </w:rPr>
+        <w:t xml:space="preserve">Crotalus </w:t>
+      </w:r>
+      <w:proofErr w:type="spellStart"/>
+      <w:r>
+        <w:rPr>
+          <w:rFonts w:ascii="Arial" w:hAnsi="Arial" w:cs="Arial"/>
+          <w:i/>
+          <w:iCs/>
+          <w:szCs w:val="20"/>
+        </w:rPr>
+        <w:t>oreganus</w:t>
+      </w:r>
+      <w:proofErr w:type="spellEnd"/>
+      <w:r>
+        <w:rPr>
+          <w:rFonts w:ascii="Arial" w:hAnsi="Arial" w:cs="Arial"/>
+          <w:i/>
+          <w:iCs/>
+          <w:szCs w:val="20"/>
+        </w:rPr>
+        <w:t xml:space="preserve"> </w:t>
+      </w:r>
+      <w:proofErr w:type="spellStart"/>
+      <w:r>
+        <w:rPr>
+          <w:rFonts w:ascii="Arial" w:hAnsi="Arial" w:cs="Arial"/>
+          <w:i/>
+          <w:iCs/>
+          <w:szCs w:val="20"/>
+        </w:rPr>
+        <w:t>oreganus</w:t>
+      </w:r>
+      <w:proofErr w:type="spellEnd"/>
+      <w:r>
+        <w:rPr>
+          <w:rFonts w:ascii="Arial" w:hAnsi="Arial" w:cs="Arial"/>
+          <w:szCs w:val="20"/>
+        </w:rPr>
+        <w:t xml:space="preserve">) in coastal Central California. </w:t>
+      </w:r>
+      <w:r>
+        <w:rPr>
+          <w:rFonts w:ascii="Arial" w:hAnsi="Arial" w:cs="Arial"/>
+          <w:i/>
+          <w:iCs/>
+          <w:szCs w:val="20"/>
+        </w:rPr>
+        <w:t>Herpetological Bulletin</w:t>
+      </w:r>
+      <w:r>
+        <w:rPr>
+          <w:rFonts w:ascii="Arial" w:hAnsi="Arial" w:cs="Arial"/>
+          <w:szCs w:val="20"/>
+        </w:rPr>
+        <w:t xml:space="preserve"> 155: 25-27.</w:t>
       </w:r>
     </w:p>
     <w:p>
@@ -4407,7 +5417,7 @@
           <w:bCs/>
           <w:szCs w:val="20"/>
         </w:rPr>
-        <w:t>4.</w:t>
+        <w:t>5.</w:t>
       </w:r>
       <w:r>
         <w:rPr>
@@ -4430,39 +5440,93 @@
           <w:rFonts w:ascii="Arial" w:hAnsi="Arial" w:cs="Arial"/>
           <w:szCs w:val="20"/>
         </w:rPr>
-        <w:t xml:space="preserve">, J Ambu, A Borzée. 2020. Observations on heterospecific amplexus in Asiatic toads (Anura: Bufonidae: </w:t>
-      </w:r>
-      <w:r>
-        <w:rPr>
-          <w:rFonts w:ascii="Arial" w:hAnsi="Arial" w:cs="Arial"/>
-          <w:i/>
-          <w:iCs/>
-          <w:szCs w:val="20"/>
-        </w:rPr>
-        <w:t>Bufo gargarizans</w:t>
-      </w:r>
-      <w:r>
-        <w:rPr>
-          <w:rFonts w:ascii="Arial" w:hAnsi="Arial" w:cs="Arial"/>
-          <w:szCs w:val="20"/>
-        </w:rPr>
-        <w:t xml:space="preserve">) in the Republic of Korea. </w:t>
-      </w:r>
-      <w:r>
-        <w:rPr>
-          <w:rFonts w:ascii="Arial" w:hAnsi="Arial" w:cs="Arial"/>
-          <w:i/>
-          <w:iCs/>
-          <w:szCs w:val="20"/>
-        </w:rPr>
-        <w:t>Herpetology Notes</w:t>
-      </w:r>
-      <w:r>
-        <w:rPr>
-          <w:rFonts w:ascii="Arial" w:hAnsi="Arial" w:cs="Arial"/>
-          <w:szCs w:val="20"/>
-        </w:rPr>
-        <w:t xml:space="preserve"> 13: 411-413.</w:t>
+        <w:t xml:space="preserve">, A </w:t>
+      </w:r>
+      <w:proofErr w:type="spellStart"/>
+      <w:r>
+        <w:rPr>
+          <w:rFonts w:ascii="Arial" w:hAnsi="Arial" w:cs="Arial"/>
+          <w:szCs w:val="20"/>
+        </w:rPr>
+        <w:t>Borzée</w:t>
+      </w:r>
+      <w:proofErr w:type="spellEnd"/>
+      <w:r>
+        <w:rPr>
+          <w:rFonts w:ascii="Arial" w:hAnsi="Arial" w:cs="Arial"/>
+          <w:szCs w:val="20"/>
+        </w:rPr>
+        <w:t xml:space="preserve">. 2020. Melanism in the Ussuri </w:t>
+      </w:r>
+      <w:proofErr w:type="spellStart"/>
+      <w:r>
+        <w:rPr>
+          <w:rFonts w:ascii="Arial" w:hAnsi="Arial" w:cs="Arial"/>
+          <w:szCs w:val="20"/>
+        </w:rPr>
+        <w:t>pitviper</w:t>
+      </w:r>
+      <w:proofErr w:type="spellEnd"/>
+      <w:r>
+        <w:rPr>
+          <w:rFonts w:ascii="Arial" w:hAnsi="Arial" w:cs="Arial"/>
+          <w:szCs w:val="20"/>
+        </w:rPr>
+        <w:t xml:space="preserve"> (</w:t>
+      </w:r>
+      <w:proofErr w:type="spellStart"/>
+      <w:r>
+        <w:rPr>
+          <w:rFonts w:ascii="Arial" w:hAnsi="Arial" w:cs="Arial"/>
+          <w:i/>
+          <w:iCs/>
+          <w:szCs w:val="20"/>
+        </w:rPr>
+        <w:t>Gloydius</w:t>
+      </w:r>
+      <w:proofErr w:type="spellEnd"/>
+      <w:r>
+        <w:rPr>
+          <w:rFonts w:ascii="Arial" w:hAnsi="Arial" w:cs="Arial"/>
+          <w:i/>
+          <w:iCs/>
+          <w:szCs w:val="20"/>
+        </w:rPr>
+        <w:t xml:space="preserve"> </w:t>
+      </w:r>
+      <w:proofErr w:type="spellStart"/>
+      <w:r>
+        <w:rPr>
+          <w:rFonts w:ascii="Arial" w:hAnsi="Arial" w:cs="Arial"/>
+          <w:i/>
+          <w:iCs/>
+          <w:szCs w:val="20"/>
+        </w:rPr>
+        <w:t>ussuriensis</w:t>
+      </w:r>
+      <w:proofErr w:type="spellEnd"/>
+      <w:r>
+        <w:rPr>
+          <w:rFonts w:ascii="Arial" w:hAnsi="Arial" w:cs="Arial"/>
+          <w:szCs w:val="20"/>
+        </w:rPr>
+        <w:t xml:space="preserve">) from the Republic of Korea, with remarks on color variations. </w:t>
+      </w:r>
+      <w:r>
+        <w:rPr>
+          <w:rFonts w:ascii="Arial" w:hAnsi="Arial" w:cs="Arial"/>
+          <w:i/>
+          <w:iCs/>
+          <w:szCs w:val="20"/>
+        </w:rPr>
+        <w:t>Jordan Journal of Natural History</w:t>
+      </w:r>
+      <w:r>
+        <w:rPr>
+          <w:rFonts w:ascii="Arial" w:hAnsi="Arial" w:cs="Arial"/>
+          <w:szCs w:val="20"/>
+        </w:rPr>
+        <w:t xml:space="preserve"> 7: 60-63.</w:t>
       </w:r>
     </w:p>
     <w:p>
@@ -4484,7 +5548,7 @@
           <w:bCs/>
           <w:szCs w:val="20"/>
         </w:rPr>
-        <w:t>3.</w:t>
+        <w:t>4.</w:t>
       </w:r>
       <w:r>
         <w:rPr>
@@ -4507,39 +5571,82 @@
           <w:rFonts w:ascii="Arial" w:hAnsi="Arial" w:cs="Arial"/>
           <w:szCs w:val="20"/>
         </w:rPr>
-        <w:t>, D Jeong, A Borzée. 2020. Mass displacement of Korean clawed salamanders (</w:t>
-      </w:r>
-      <w:r>
-        <w:rPr>
-          <w:rFonts w:ascii="Arial" w:hAnsi="Arial" w:cs="Arial"/>
-          <w:i/>
-          <w:iCs/>
-          <w:szCs w:val="20"/>
-        </w:rPr>
-        <w:t>Onychodactylus koreanus</w:t>
-      </w:r>
-      <w:r>
-        <w:rPr>
-          <w:rFonts w:ascii="Arial" w:hAnsi="Arial" w:cs="Arial"/>
-          <w:szCs w:val="20"/>
-        </w:rPr>
-        <w:t xml:space="preserve">) and the threat of road-kill. </w:t>
-      </w:r>
-      <w:r>
-        <w:rPr>
-          <w:rFonts w:ascii="Arial" w:hAnsi="Arial" w:cs="Arial"/>
-          <w:i/>
-          <w:iCs/>
-          <w:szCs w:val="20"/>
-        </w:rPr>
-        <w:t>Herpetological Bulletin</w:t>
-      </w:r>
-      <w:r>
-        <w:rPr>
-          <w:rFonts w:ascii="Arial" w:hAnsi="Arial" w:cs="Arial"/>
-          <w:szCs w:val="20"/>
-        </w:rPr>
-        <w:t xml:space="preserve"> 151: 28-31.</w:t>
+        <w:t xml:space="preserve">, J Ambu, A </w:t>
+      </w:r>
+      <w:proofErr w:type="spellStart"/>
+      <w:r>
+        <w:rPr>
+          <w:rFonts w:ascii="Arial" w:hAnsi="Arial" w:cs="Arial"/>
+          <w:szCs w:val="20"/>
+        </w:rPr>
+        <w:t>Borzée</w:t>
+      </w:r>
+      <w:proofErr w:type="spellEnd"/>
+      <w:r>
+        <w:rPr>
+          <w:rFonts w:ascii="Arial" w:hAnsi="Arial" w:cs="Arial"/>
+          <w:szCs w:val="20"/>
+        </w:rPr>
+        <w:t xml:space="preserve">. 2020. Observations on heterospecific amplexus in Asiatic toads (Anura: </w:t>
+      </w:r>
+      <w:proofErr w:type="spellStart"/>
+      <w:r>
+        <w:rPr>
+          <w:rFonts w:ascii="Arial" w:hAnsi="Arial" w:cs="Arial"/>
+          <w:szCs w:val="20"/>
+        </w:rPr>
+        <w:t>Bufonidae</w:t>
+      </w:r>
+      <w:proofErr w:type="spellEnd"/>
+      <w:r>
+        <w:rPr>
+          <w:rFonts w:ascii="Arial" w:hAnsi="Arial" w:cs="Arial"/>
+          <w:szCs w:val="20"/>
+        </w:rPr>
+        <w:t xml:space="preserve">: </w:t>
+      </w:r>
+      <w:r>
+        <w:rPr>
+          <w:rFonts w:ascii="Arial" w:hAnsi="Arial" w:cs="Arial"/>
+          <w:i/>
+          <w:iCs/>
+          <w:szCs w:val="20"/>
+        </w:rPr>
+        <w:t xml:space="preserve">Bufo </w:t>
+      </w:r>
+      <w:proofErr w:type="spellStart"/>
+      <w:r>
+        <w:rPr>
+          <w:rFonts w:ascii="Arial" w:hAnsi="Arial" w:cs="Arial"/>
+          <w:i/>
+          <w:iCs/>
+          <w:szCs w:val="20"/>
+        </w:rPr>
+        <w:t>gargarizans</w:t>
+      </w:r>
+      <w:proofErr w:type="spellEnd"/>
+      <w:r>
+        <w:rPr>
+          <w:rFonts w:ascii="Arial" w:hAnsi="Arial" w:cs="Arial"/>
+          <w:szCs w:val="20"/>
+        </w:rPr>
+        <w:t xml:space="preserve">) in the Republic of Korea. </w:t>
+      </w:r>
+      <w:r>
+        <w:rPr>
+          <w:rFonts w:ascii="Arial" w:hAnsi="Arial" w:cs="Arial"/>
+          <w:i/>
+          <w:iCs/>
+          <w:szCs w:val="20"/>
+        </w:rPr>
+        <w:t>Herpetology Notes</w:t>
+      </w:r>
+      <w:r>
+        <w:rPr>
+          <w:rFonts w:ascii="Arial" w:hAnsi="Arial" w:cs="Arial"/>
+          <w:szCs w:val="20"/>
+        </w:rPr>
+        <w:t xml:space="preserve"> 13: 411-413.</w:t>
       </w:r>
     </w:p>
     <w:p>
@@ -4561,6 +5668,121 @@
           <w:bCs/>
           <w:szCs w:val="20"/>
         </w:rPr>
+        <w:t>3.</w:t>
+      </w:r>
+      <w:r>
+        <w:rPr>
+          <w:rFonts w:ascii="Arial" w:hAnsi="Arial" w:cs="Arial"/>
+          <w:szCs w:val="20"/>
+        </w:rPr>
+        <w:t xml:space="preserve"> </w:t>
+      </w:r>
+      <w:r>
+        <w:rPr>
+          <w:rFonts w:ascii="Arial" w:hAnsi="Arial" w:cs="Arial"/>
+          <w:b/>
+          <w:bCs/>
+          <w:szCs w:val="20"/>
+        </w:rPr>
+        <w:t>Y Shin</w:t>
+      </w:r>
+      <w:r>
+        <w:rPr>
+          <w:rFonts w:ascii="Arial" w:hAnsi="Arial" w:cs="Arial"/>
+          <w:szCs w:val="20"/>
+        </w:rPr>
+        <w:t xml:space="preserve">, D Jeong, A </w:t>
+      </w:r>
+      <w:proofErr w:type="spellStart"/>
+      <w:r>
+        <w:rPr>
+          <w:rFonts w:ascii="Arial" w:hAnsi="Arial" w:cs="Arial"/>
+          <w:szCs w:val="20"/>
+        </w:rPr>
+        <w:t>Borzée</w:t>
+      </w:r>
+      <w:proofErr w:type="spellEnd"/>
+      <w:r>
+        <w:rPr>
+          <w:rFonts w:ascii="Arial" w:hAnsi="Arial" w:cs="Arial"/>
+          <w:szCs w:val="20"/>
+        </w:rPr>
+        <w:t>. 2020. Mass displacement of Korean clawed salamanders (</w:t>
+      </w:r>
+      <w:proofErr w:type="spellStart"/>
+      <w:r>
+        <w:rPr>
+          <w:rFonts w:ascii="Arial" w:hAnsi="Arial" w:cs="Arial"/>
+          <w:i/>
+          <w:iCs/>
+          <w:szCs w:val="20"/>
+        </w:rPr>
+        <w:t>Onychodactylus</w:t>
+      </w:r>
+      <w:proofErr w:type="spellEnd"/>
+      <w:r>
+        <w:rPr>
+          <w:rFonts w:ascii="Arial" w:hAnsi="Arial" w:cs="Arial"/>
+          <w:i/>
+          <w:iCs/>
+          <w:szCs w:val="20"/>
+        </w:rPr>
+        <w:t xml:space="preserve"> </w:t>
+      </w:r>
+      <w:proofErr w:type="spellStart"/>
+      <w:r>
+        <w:rPr>
+          <w:rFonts w:ascii="Arial" w:hAnsi="Arial" w:cs="Arial"/>
+          <w:i/>
+          <w:iCs/>
+          <w:szCs w:val="20"/>
+        </w:rPr>
+        <w:t>koreanus</w:t>
+      </w:r>
+      <w:proofErr w:type="spellEnd"/>
+      <w:r>
+        <w:rPr>
+          <w:rFonts w:ascii="Arial" w:hAnsi="Arial" w:cs="Arial"/>
+          <w:szCs w:val="20"/>
+        </w:rPr>
+        <w:t xml:space="preserve">) and the threat of road-kill. </w:t>
+      </w:r>
+      <w:r>
+        <w:rPr>
+          <w:rFonts w:ascii="Arial" w:hAnsi="Arial" w:cs="Arial"/>
+          <w:i/>
+          <w:iCs/>
+          <w:szCs w:val="20"/>
+        </w:rPr>
+        <w:t>Herpetological Bulletin</w:t>
+      </w:r>
+      <w:r>
+        <w:rPr>
+          <w:rFonts w:ascii="Arial" w:hAnsi="Arial" w:cs="Arial"/>
+          <w:szCs w:val="20"/>
+        </w:rPr>
+        <w:t xml:space="preserve"> 151: 28-31.</w:t>
+      </w:r>
+    </w:p>
+    <w:p>
+      <w:pPr>
+        <w:pBdr>
+          <w:bottom w:val="single" w:sz="12" w:space="1" w:color="auto"/>
+        </w:pBdr>
+        <w:spacing w:after="80" w:line="240" w:lineRule="auto"/>
+        <w:ind w:leftChars="50" w:left="300" w:hangingChars="100" w:hanging="200"/>
+        <w:rPr>
+          <w:rFonts w:ascii="Arial" w:hAnsi="Arial" w:cs="Arial"/>
+          <w:szCs w:val="20"/>
+        </w:rPr>
+      </w:pPr>
+      <w:r>
+        <w:rPr>
+          <w:rFonts w:ascii="Arial" w:hAnsi="Arial" w:cs="Arial"/>
+          <w:b/>
+          <w:bCs/>
+          <w:szCs w:val="20"/>
+        </w:rPr>
         <w:t>2.</w:t>
       </w:r>
       <w:r>
@@ -4584,33 +5806,98 @@
           <w:rFonts w:ascii="Arial" w:hAnsi="Arial" w:cs="Arial"/>
           <w:szCs w:val="20"/>
         </w:rPr>
-        <w:t xml:space="preserve">, Y Jang, T Kim, A Borzée. 2020. A specimen of </w:t>
-      </w:r>
-      <w:r>
-        <w:rPr>
-          <w:rFonts w:ascii="Arial" w:hAnsi="Arial" w:cs="Arial"/>
-          <w:i/>
-          <w:iCs/>
-          <w:szCs w:val="20"/>
-        </w:rPr>
-        <w:t>Karsenia koreana</w:t>
-      </w:r>
-      <w:r>
-        <w:rPr>
-          <w:rFonts w:ascii="Arial" w:hAnsi="Arial" w:cs="Arial"/>
-          <w:szCs w:val="20"/>
-        </w:rPr>
-        <w:t xml:space="preserve"> (Caudata: Plethodontidae) misidentified as </w:t>
-      </w:r>
-      <w:r>
-        <w:rPr>
-          <w:rFonts w:ascii="Arial" w:hAnsi="Arial" w:cs="Arial"/>
-          <w:i/>
-          <w:iCs/>
-          <w:szCs w:val="20"/>
-        </w:rPr>
-        <w:t>Hynobius leechii</w:t>
-      </w:r>
+        <w:t xml:space="preserve">, Y Jang, T Kim, A </w:t>
+      </w:r>
+      <w:proofErr w:type="spellStart"/>
+      <w:r>
+        <w:rPr>
+          <w:rFonts w:ascii="Arial" w:hAnsi="Arial" w:cs="Arial"/>
+          <w:szCs w:val="20"/>
+        </w:rPr>
+        <w:t>Borzée</w:t>
+      </w:r>
+      <w:proofErr w:type="spellEnd"/>
+      <w:r>
+        <w:rPr>
+          <w:rFonts w:ascii="Arial" w:hAnsi="Arial" w:cs="Arial"/>
+          <w:szCs w:val="20"/>
+        </w:rPr>
+        <w:t xml:space="preserve">. 2020. A specimen of </w:t>
+      </w:r>
+      <w:proofErr w:type="spellStart"/>
+      <w:r>
+        <w:rPr>
+          <w:rFonts w:ascii="Arial" w:hAnsi="Arial" w:cs="Arial"/>
+          <w:i/>
+          <w:iCs/>
+          <w:szCs w:val="20"/>
+        </w:rPr>
+        <w:t>Karsenia</w:t>
+      </w:r>
+      <w:proofErr w:type="spellEnd"/>
+      <w:r>
+        <w:rPr>
+          <w:rFonts w:ascii="Arial" w:hAnsi="Arial" w:cs="Arial"/>
+          <w:i/>
+          <w:iCs/>
+          <w:szCs w:val="20"/>
+        </w:rPr>
+        <w:t xml:space="preserve"> </w:t>
+      </w:r>
+      <w:proofErr w:type="spellStart"/>
+      <w:r>
+        <w:rPr>
+          <w:rFonts w:ascii="Arial" w:hAnsi="Arial" w:cs="Arial"/>
+          <w:i/>
+          <w:iCs/>
+          <w:szCs w:val="20"/>
+        </w:rPr>
+        <w:t>koreana</w:t>
+      </w:r>
+      <w:proofErr w:type="spellEnd"/>
+      <w:r>
+        <w:rPr>
+          <w:rFonts w:ascii="Arial" w:hAnsi="Arial" w:cs="Arial"/>
+          <w:szCs w:val="20"/>
+        </w:rPr>
+        <w:t xml:space="preserve"> (Caudata: </w:t>
+      </w:r>
+      <w:proofErr w:type="spellStart"/>
+      <w:r>
+        <w:rPr>
+          <w:rFonts w:ascii="Arial" w:hAnsi="Arial" w:cs="Arial"/>
+          <w:szCs w:val="20"/>
+        </w:rPr>
+        <w:t>Plethodontidae</w:t>
+      </w:r>
+      <w:proofErr w:type="spellEnd"/>
+      <w:r>
+        <w:rPr>
+          <w:rFonts w:ascii="Arial" w:hAnsi="Arial" w:cs="Arial"/>
+          <w:szCs w:val="20"/>
+        </w:rPr>
+        <w:t xml:space="preserve">) misidentified as </w:t>
+      </w:r>
+      <w:r>
+        <w:rPr>
+          <w:rFonts w:ascii="Arial" w:hAnsi="Arial" w:cs="Arial"/>
+          <w:i/>
+          <w:iCs/>
+          <w:szCs w:val="20"/>
+        </w:rPr>
+        <w:t xml:space="preserve">Hynobius </w:t>
+      </w:r>
+      <w:proofErr w:type="spellStart"/>
+      <w:r>
+        <w:rPr>
+          <w:rFonts w:ascii="Arial" w:hAnsi="Arial" w:cs="Arial"/>
+          <w:i/>
+          <w:iCs/>
+          <w:szCs w:val="20"/>
+        </w:rPr>
+        <w:t>leechii</w:t>
+      </w:r>
+      <w:proofErr w:type="spellEnd"/>
       <w:r>
         <w:rPr>
           <w:rFonts w:ascii="Arial" w:hAnsi="Arial" w:cs="Arial"/>
@@ -4678,23 +5965,77 @@
           <w:rFonts w:ascii="Arial" w:hAnsi="Arial" w:cs="Arial"/>
           <w:szCs w:val="20"/>
         </w:rPr>
-        <w:t xml:space="preserve">, Y Jang, A Borzée. 2020. Limb malformations in </w:t>
-      </w:r>
-      <w:r>
-        <w:rPr>
-          <w:rFonts w:ascii="Arial" w:hAnsi="Arial" w:cs="Arial"/>
-          <w:i/>
-          <w:iCs/>
-          <w:szCs w:val="20"/>
-        </w:rPr>
-        <w:t>Bombina orientalis</w:t>
-      </w:r>
-      <w:r>
-        <w:rPr>
-          <w:rFonts w:ascii="Arial" w:hAnsi="Arial" w:cs="Arial"/>
-          <w:szCs w:val="20"/>
-        </w:rPr>
-        <w:t xml:space="preserve"> (Anura; Bombinatoridae) in the Republic of Korea based on museum specimens. </w:t>
+        <w:t xml:space="preserve">, Y Jang, A </w:t>
+      </w:r>
+      <w:proofErr w:type="spellStart"/>
+      <w:r>
+        <w:rPr>
+          <w:rFonts w:ascii="Arial" w:hAnsi="Arial" w:cs="Arial"/>
+          <w:szCs w:val="20"/>
+        </w:rPr>
+        <w:t>Borzée</w:t>
+      </w:r>
+      <w:proofErr w:type="spellEnd"/>
+      <w:r>
+        <w:rPr>
+          <w:rFonts w:ascii="Arial" w:hAnsi="Arial" w:cs="Arial"/>
+          <w:szCs w:val="20"/>
+        </w:rPr>
+        <w:t xml:space="preserve">. 2020. Limb malformations in </w:t>
+      </w:r>
+      <w:proofErr w:type="spellStart"/>
+      <w:r>
+        <w:rPr>
+          <w:rFonts w:ascii="Arial" w:hAnsi="Arial" w:cs="Arial"/>
+          <w:i/>
+          <w:iCs/>
+          <w:szCs w:val="20"/>
+        </w:rPr>
+        <w:t>Bombina</w:t>
+      </w:r>
+      <w:proofErr w:type="spellEnd"/>
+      <w:r>
+        <w:rPr>
+          <w:rFonts w:ascii="Arial" w:hAnsi="Arial" w:cs="Arial"/>
+          <w:i/>
+          <w:iCs/>
+          <w:szCs w:val="20"/>
+        </w:rPr>
+        <w:t xml:space="preserve"> </w:t>
+      </w:r>
+      <w:proofErr w:type="spellStart"/>
+      <w:r>
+        <w:rPr>
+          <w:rFonts w:ascii="Arial" w:hAnsi="Arial" w:cs="Arial"/>
+          <w:i/>
+          <w:iCs/>
+          <w:szCs w:val="20"/>
+        </w:rPr>
+        <w:t>orientalis</w:t>
+      </w:r>
+      <w:proofErr w:type="spellEnd"/>
+      <w:r>
+        <w:rPr>
+          <w:rFonts w:ascii="Arial" w:hAnsi="Arial" w:cs="Arial"/>
+          <w:szCs w:val="20"/>
+        </w:rPr>
+        <w:t xml:space="preserve"> (Anura; </w:t>
+      </w:r>
+      <w:proofErr w:type="spellStart"/>
+      <w:r>
+        <w:rPr>
+          <w:rFonts w:ascii="Arial" w:hAnsi="Arial" w:cs="Arial"/>
+          <w:szCs w:val="20"/>
+        </w:rPr>
+        <w:t>Bombinatoridae</w:t>
+      </w:r>
+      <w:proofErr w:type="spellEnd"/>
+      <w:r>
+        <w:rPr>
+          <w:rFonts w:ascii="Arial" w:hAnsi="Arial" w:cs="Arial"/>
+          <w:szCs w:val="20"/>
+        </w:rPr>
+        <w:t xml:space="preserve">) in the Republic of Korea based on museum specimens. </w:t>
       </w:r>
       <w:r>
         <w:rPr>
@@ -4799,21 +6140,48 @@
         </w:rPr>
         <w:t xml:space="preserve">. 2022. </w:t>
       </w:r>
-      <w:r>
-        <w:rPr>
-          <w:rFonts w:ascii="Arial" w:hAnsi="Arial" w:cs="Arial"/>
-          <w:i/>
-          <w:iCs/>
-          <w:szCs w:val="20"/>
-        </w:rPr>
-        <w:t>Gloydius brevicauda</w:t>
-      </w:r>
-      <w:r>
-        <w:rPr>
-          <w:rFonts w:ascii="Arial" w:hAnsi="Arial" w:cs="Arial"/>
-          <w:szCs w:val="20"/>
-        </w:rPr>
-        <w:t xml:space="preserve"> (Short-tailed Pitviper). Diet. </w:t>
+      <w:proofErr w:type="spellStart"/>
+      <w:r>
+        <w:rPr>
+          <w:rFonts w:ascii="Arial" w:hAnsi="Arial" w:cs="Arial"/>
+          <w:i/>
+          <w:iCs/>
+          <w:szCs w:val="20"/>
+        </w:rPr>
+        <w:t>Gloydius</w:t>
+      </w:r>
+      <w:proofErr w:type="spellEnd"/>
+      <w:r>
+        <w:rPr>
+          <w:rFonts w:ascii="Arial" w:hAnsi="Arial" w:cs="Arial"/>
+          <w:i/>
+          <w:iCs/>
+          <w:szCs w:val="20"/>
+        </w:rPr>
+        <w:t xml:space="preserve"> brevicauda</w:t>
+      </w:r>
+      <w:r>
+        <w:rPr>
+          <w:rFonts w:ascii="Arial" w:hAnsi="Arial" w:cs="Arial"/>
+          <w:szCs w:val="20"/>
+        </w:rPr>
+        <w:t xml:space="preserve"> (Short-tailed </w:t>
+      </w:r>
+      <w:proofErr w:type="spellStart"/>
+      <w:r>
+        <w:rPr>
+          <w:rFonts w:ascii="Arial" w:hAnsi="Arial" w:cs="Arial"/>
+          <w:szCs w:val="20"/>
+        </w:rPr>
+        <w:t>Pitviper</w:t>
+      </w:r>
+      <w:proofErr w:type="spellEnd"/>
+      <w:r>
+        <w:rPr>
+          <w:rFonts w:ascii="Arial" w:hAnsi="Arial" w:cs="Arial"/>
+          <w:szCs w:val="20"/>
+        </w:rPr>
+        <w:t xml:space="preserve">). Diet. </w:t>
       </w:r>
       <w:r>
         <w:rPr>
@@ -4883,8 +6251,19 @@
           <w:iCs/>
           <w:szCs w:val="20"/>
         </w:rPr>
-        <w:t>Hynobius notialis</w:t>
-      </w:r>
+        <w:t xml:space="preserve">Hynobius </w:t>
+      </w:r>
+      <w:proofErr w:type="spellStart"/>
+      <w:r>
+        <w:rPr>
+          <w:rFonts w:ascii="Arial" w:hAnsi="Arial" w:cs="Arial"/>
+          <w:i/>
+          <w:iCs/>
+          <w:szCs w:val="20"/>
+        </w:rPr>
+        <w:t>notialis</w:t>
+      </w:r>
+      <w:proofErr w:type="spellEnd"/>
       <w:r>
         <w:rPr>
           <w:rFonts w:ascii="Arial" w:hAnsi="Arial" w:cs="Arial"/>
@@ -4953,14 +6332,25 @@
         </w:rPr>
         <w:t xml:space="preserve">. 2022. </w:t>
       </w:r>
-      <w:r>
-        <w:rPr>
-          <w:rFonts w:ascii="Arial" w:hAnsi="Arial" w:cs="Arial"/>
-          <w:i/>
-          <w:iCs/>
-          <w:szCs w:val="20"/>
-        </w:rPr>
-        <w:t>Dryophytes japonicus</w:t>
+      <w:proofErr w:type="spellStart"/>
+      <w:r>
+        <w:rPr>
+          <w:rFonts w:ascii="Arial" w:hAnsi="Arial" w:cs="Arial"/>
+          <w:i/>
+          <w:iCs/>
+          <w:szCs w:val="20"/>
+        </w:rPr>
+        <w:t>Dryophytes</w:t>
+      </w:r>
+      <w:proofErr w:type="spellEnd"/>
+      <w:r>
+        <w:rPr>
+          <w:rFonts w:ascii="Arial" w:hAnsi="Arial" w:cs="Arial"/>
+          <w:i/>
+          <w:iCs/>
+          <w:szCs w:val="20"/>
+        </w:rPr>
+        <w:t xml:space="preserve"> japonicus</w:t>
       </w:r>
       <w:r>
         <w:rPr>
@@ -5105,17 +6495,55 @@
           <w:rFonts w:ascii="Arial" w:hAnsi="Arial" w:cs="Arial"/>
           <w:szCs w:val="20"/>
         </w:rPr>
-        <w:t xml:space="preserve">, MD Cho, A Borzée. 2021. </w:t>
-      </w:r>
-      <w:r>
-        <w:rPr>
-          <w:rFonts w:ascii="Arial" w:hAnsi="Arial" w:cs="Arial"/>
-          <w:i/>
-          <w:iCs/>
-          <w:szCs w:val="20"/>
-        </w:rPr>
-        <w:t>Gloydius ussuriensis</w:t>
-      </w:r>
+        <w:t xml:space="preserve">, MD Cho, A </w:t>
+      </w:r>
+      <w:proofErr w:type="spellStart"/>
+      <w:r>
+        <w:rPr>
+          <w:rFonts w:ascii="Arial" w:hAnsi="Arial" w:cs="Arial"/>
+          <w:szCs w:val="20"/>
+        </w:rPr>
+        <w:t>Borzée</w:t>
+      </w:r>
+      <w:proofErr w:type="spellEnd"/>
+      <w:r>
+        <w:rPr>
+          <w:rFonts w:ascii="Arial" w:hAnsi="Arial" w:cs="Arial"/>
+          <w:szCs w:val="20"/>
+        </w:rPr>
+        <w:t xml:space="preserve">. 2021. </w:t>
+      </w:r>
+      <w:proofErr w:type="spellStart"/>
+      <w:r>
+        <w:rPr>
+          <w:rFonts w:ascii="Arial" w:hAnsi="Arial" w:cs="Arial"/>
+          <w:i/>
+          <w:iCs/>
+          <w:szCs w:val="20"/>
+        </w:rPr>
+        <w:t>Gloydius</w:t>
+      </w:r>
+      <w:proofErr w:type="spellEnd"/>
+      <w:r>
+        <w:rPr>
+          <w:rFonts w:ascii="Arial" w:hAnsi="Arial" w:cs="Arial"/>
+          <w:i/>
+          <w:iCs/>
+          <w:szCs w:val="20"/>
+        </w:rPr>
+        <w:t xml:space="preserve"> </w:t>
+      </w:r>
+      <w:proofErr w:type="spellStart"/>
+      <w:r>
+        <w:rPr>
+          <w:rFonts w:ascii="Arial" w:hAnsi="Arial" w:cs="Arial"/>
+          <w:i/>
+          <w:iCs/>
+          <w:szCs w:val="20"/>
+        </w:rPr>
+        <w:t>ussuriensis</w:t>
+      </w:r>
+      <w:proofErr w:type="spellEnd"/>
       <w:r>
         <w:rPr>
           <w:rFonts w:ascii="Arial" w:hAnsi="Arial" w:cs="Arial"/>
@@ -5182,7 +6610,23 @@
           <w:rFonts w:ascii="Arial" w:hAnsi="Arial" w:cs="Arial"/>
           <w:szCs w:val="20"/>
         </w:rPr>
-        <w:t xml:space="preserve">, Y Yi, Y Bae, A Borzée. 2020. </w:t>
+        <w:t xml:space="preserve">, Y Yi, Y Bae, A </w:t>
+      </w:r>
+      <w:proofErr w:type="spellStart"/>
+      <w:r>
+        <w:rPr>
+          <w:rFonts w:ascii="Arial" w:hAnsi="Arial" w:cs="Arial"/>
+          <w:szCs w:val="20"/>
+        </w:rPr>
+        <w:t>Borzée</w:t>
+      </w:r>
+      <w:proofErr w:type="spellEnd"/>
+      <w:r>
+        <w:rPr>
+          <w:rFonts w:ascii="Arial" w:hAnsi="Arial" w:cs="Arial"/>
+          <w:szCs w:val="20"/>
+        </w:rPr>
+        <w:t xml:space="preserve">. 2020. </w:t>
       </w:r>
       <w:r>
         <w:rPr>
@@ -5259,23 +6703,82 @@
           <w:rFonts w:ascii="Arial" w:hAnsi="Arial" w:cs="Arial"/>
           <w:szCs w:val="20"/>
         </w:rPr>
-        <w:t xml:space="preserve">, Y Jang, A Borzée. 2020. </w:t>
-      </w:r>
-      <w:r>
-        <w:rPr>
-          <w:rFonts w:ascii="Arial" w:hAnsi="Arial" w:cs="Arial"/>
-          <w:i/>
-          <w:iCs/>
-          <w:szCs w:val="20"/>
-        </w:rPr>
-        <w:t>Gloydius saxatilis</w:t>
-      </w:r>
-      <w:r>
-        <w:rPr>
-          <w:rFonts w:ascii="Arial" w:hAnsi="Arial" w:cs="Arial"/>
-          <w:szCs w:val="20"/>
-        </w:rPr>
-        <w:t xml:space="preserve"> (Rock Mamushi). Dicephalism. </w:t>
+        <w:t xml:space="preserve">, Y Jang, A </w:t>
+      </w:r>
+      <w:proofErr w:type="spellStart"/>
+      <w:r>
+        <w:rPr>
+          <w:rFonts w:ascii="Arial" w:hAnsi="Arial" w:cs="Arial"/>
+          <w:szCs w:val="20"/>
+        </w:rPr>
+        <w:t>Borzée</w:t>
+      </w:r>
+      <w:proofErr w:type="spellEnd"/>
+      <w:r>
+        <w:rPr>
+          <w:rFonts w:ascii="Arial" w:hAnsi="Arial" w:cs="Arial"/>
+          <w:szCs w:val="20"/>
+        </w:rPr>
+        <w:t xml:space="preserve">. 2020. </w:t>
+      </w:r>
+      <w:proofErr w:type="spellStart"/>
+      <w:r>
+        <w:rPr>
+          <w:rFonts w:ascii="Arial" w:hAnsi="Arial" w:cs="Arial"/>
+          <w:i/>
+          <w:iCs/>
+          <w:szCs w:val="20"/>
+        </w:rPr>
+        <w:t>Gloydius</w:t>
+      </w:r>
+      <w:proofErr w:type="spellEnd"/>
+      <w:r>
+        <w:rPr>
+          <w:rFonts w:ascii="Arial" w:hAnsi="Arial" w:cs="Arial"/>
+          <w:i/>
+          <w:iCs/>
+          <w:szCs w:val="20"/>
+        </w:rPr>
+        <w:t xml:space="preserve"> saxatilis</w:t>
+      </w:r>
+      <w:r>
+        <w:rPr>
+          <w:rFonts w:ascii="Arial" w:hAnsi="Arial" w:cs="Arial"/>
+          <w:szCs w:val="20"/>
+        </w:rPr>
+        <w:t xml:space="preserve"> (Rock </w:t>
+      </w:r>
+      <w:proofErr w:type="spellStart"/>
+      <w:r>
+        <w:rPr>
+          <w:rFonts w:ascii="Arial" w:hAnsi="Arial" w:cs="Arial"/>
+          <w:szCs w:val="20"/>
+        </w:rPr>
+        <w:t>Mamushi</w:t>
+      </w:r>
+      <w:proofErr w:type="spellEnd"/>
+      <w:r>
+        <w:rPr>
+          <w:rFonts w:ascii="Arial" w:hAnsi="Arial" w:cs="Arial"/>
+          <w:szCs w:val="20"/>
+        </w:rPr>
+        <w:t xml:space="preserve">). </w:t>
+      </w:r>
+      <w:proofErr w:type="spellStart"/>
+      <w:r>
+        <w:rPr>
+          <w:rFonts w:ascii="Arial" w:hAnsi="Arial" w:cs="Arial"/>
+          <w:szCs w:val="20"/>
+        </w:rPr>
+        <w:t>Dicephalism</w:t>
+      </w:r>
+      <w:proofErr w:type="spellEnd"/>
+      <w:r>
+        <w:rPr>
+          <w:rFonts w:ascii="Arial" w:hAnsi="Arial" w:cs="Arial"/>
+          <w:szCs w:val="20"/>
+        </w:rPr>
+        <w:t xml:space="preserve">. </w:t>
       </w:r>
       <w:r>
         <w:rPr>
@@ -5337,17 +6840,55 @@
           <w:rFonts w:ascii="Arial" w:hAnsi="Arial" w:cs="Arial"/>
           <w:szCs w:val="20"/>
         </w:rPr>
-        <w:t xml:space="preserve">, Y Jang, A Borzée. 2020. </w:t>
-      </w:r>
-      <w:r>
-        <w:rPr>
-          <w:rFonts w:ascii="Arial" w:hAnsi="Arial" w:cs="Arial"/>
-          <w:i/>
-          <w:iCs/>
-          <w:szCs w:val="20"/>
-        </w:rPr>
-        <w:t>Gloydius ussuriensis</w:t>
-      </w:r>
+        <w:t xml:space="preserve">, Y Jang, A </w:t>
+      </w:r>
+      <w:proofErr w:type="spellStart"/>
+      <w:r>
+        <w:rPr>
+          <w:rFonts w:ascii="Arial" w:hAnsi="Arial" w:cs="Arial"/>
+          <w:szCs w:val="20"/>
+        </w:rPr>
+        <w:t>Borzée</w:t>
+      </w:r>
+      <w:proofErr w:type="spellEnd"/>
+      <w:r>
+        <w:rPr>
+          <w:rFonts w:ascii="Arial" w:hAnsi="Arial" w:cs="Arial"/>
+          <w:szCs w:val="20"/>
+        </w:rPr>
+        <w:t xml:space="preserve">. 2020. </w:t>
+      </w:r>
+      <w:proofErr w:type="spellStart"/>
+      <w:r>
+        <w:rPr>
+          <w:rFonts w:ascii="Arial" w:hAnsi="Arial" w:cs="Arial"/>
+          <w:i/>
+          <w:iCs/>
+          <w:szCs w:val="20"/>
+        </w:rPr>
+        <w:t>Gloydius</w:t>
+      </w:r>
+      <w:proofErr w:type="spellEnd"/>
+      <w:r>
+        <w:rPr>
+          <w:rFonts w:ascii="Arial" w:hAnsi="Arial" w:cs="Arial"/>
+          <w:i/>
+          <w:iCs/>
+          <w:szCs w:val="20"/>
+        </w:rPr>
+        <w:t xml:space="preserve"> </w:t>
+      </w:r>
+      <w:proofErr w:type="spellStart"/>
+      <w:r>
+        <w:rPr>
+          <w:rFonts w:ascii="Arial" w:hAnsi="Arial" w:cs="Arial"/>
+          <w:i/>
+          <w:iCs/>
+          <w:szCs w:val="20"/>
+        </w:rPr>
+        <w:t>ussuriensis</w:t>
+      </w:r>
+      <w:proofErr w:type="spellEnd"/>
       <w:r>
         <w:rPr>
           <w:rFonts w:ascii="Arial" w:hAnsi="Arial" w:cs="Arial"/>
@@ -5660,7 +7201,21 @@
               <w:rPr>
                 <w:rFonts w:ascii="Arial" w:hAnsi="Arial" w:cs="Arial" w:hint="eastAsia"/>
               </w:rPr>
-              <w:t xml:space="preserve">L Garikipati*, </w:t>
+              <w:t xml:space="preserve">L </w:t>
+            </w:r>
+            <w:proofErr w:type="spellStart"/>
+            <w:r>
+              <w:rPr>
+                <w:rFonts w:ascii="Arial" w:hAnsi="Arial" w:cs="Arial" w:hint="eastAsia"/>
+              </w:rPr>
+              <w:t>Garikipati</w:t>
+            </w:r>
+            <w:proofErr w:type="spellEnd"/>
+            <w:r>
+              <w:rPr>
+                <w:rFonts w:ascii="Arial" w:hAnsi="Arial" w:cs="Arial" w:hint="eastAsia"/>
+              </w:rPr>
+              <w:t xml:space="preserve">*, </w:t>
             </w:r>
             <w:r>
               <w:rPr>
@@ -5768,7 +7323,21 @@
               <w:rPr>
                 <w:rFonts w:ascii="Arial" w:hAnsi="Arial" w:cs="Arial" w:hint="eastAsia"/>
               </w:rPr>
-              <w:t xml:space="preserve"> L Garikipati, J Rivera, JL Ware. </w:t>
+              <w:t xml:space="preserve"> L </w:t>
+            </w:r>
+            <w:proofErr w:type="spellStart"/>
+            <w:r>
+              <w:rPr>
+                <w:rFonts w:ascii="Arial" w:hAnsi="Arial" w:cs="Arial" w:hint="eastAsia"/>
+              </w:rPr>
+              <w:t>Garikipati</w:t>
+            </w:r>
+            <w:proofErr w:type="spellEnd"/>
+            <w:r>
+              <w:rPr>
+                <w:rFonts w:ascii="Arial" w:hAnsi="Arial" w:cs="Arial" w:hint="eastAsia"/>
+              </w:rPr>
+              <w:t xml:space="preserve">, J Rivera, JL Ware. </w:t>
             </w:r>
             <w:r>
               <w:rPr>
@@ -5929,7 +7498,21 @@
               <w:rPr>
                 <w:rFonts w:ascii="Arial" w:hAnsi="Arial" w:cs="Arial"/>
               </w:rPr>
-              <w:t>A Borzée. Establishment potential of non-native brown frogs (</w:t>
+              <w:t xml:space="preserve">A </w:t>
+            </w:r>
+            <w:proofErr w:type="spellStart"/>
+            <w:r>
+              <w:rPr>
+                <w:rFonts w:ascii="Arial" w:hAnsi="Arial" w:cs="Arial"/>
+              </w:rPr>
+              <w:t>Borzée</w:t>
+            </w:r>
+            <w:proofErr w:type="spellEnd"/>
+            <w:r>
+              <w:rPr>
+                <w:rFonts w:ascii="Arial" w:hAnsi="Arial" w:cs="Arial"/>
+              </w:rPr>
+              <w:t>. Establishment potential of non-native brown frogs (</w:t>
             </w:r>
             <w:r>
               <w:rPr>
@@ -6000,7 +7583,21 @@
               <w:rPr>
                 <w:rFonts w:ascii="Arial" w:hAnsi="Arial" w:cs="Arial"/>
               </w:rPr>
-              <w:t>, A Borzée, D Park. Climatic data sources influence the prediction of past habitat suitability and niche comparisons for two distantly related lungless salamanders. Oral presentation. 10th World Congress of Herpetology. Kuching, Sarawak, Borneo.</w:t>
+              <w:t xml:space="preserve">, A </w:t>
+            </w:r>
+            <w:proofErr w:type="spellStart"/>
+            <w:r>
+              <w:rPr>
+                <w:rFonts w:ascii="Arial" w:hAnsi="Arial" w:cs="Arial"/>
+              </w:rPr>
+              <w:t>Borzée</w:t>
+            </w:r>
+            <w:proofErr w:type="spellEnd"/>
+            <w:r>
+              <w:rPr>
+                <w:rFonts w:ascii="Arial" w:hAnsi="Arial" w:cs="Arial"/>
+              </w:rPr>
+              <w:t>, D Park. Climatic data sources influence the prediction of past habitat suitability and niche comparisons for two distantly related lungless salamanders. Oral presentation. 10th World Congress of Herpetology. Kuching, Sarawak, Borneo.</w:t>
             </w:r>
           </w:p>
         </w:tc>
@@ -6073,7 +7670,21 @@
               <w:rPr>
                 <w:rFonts w:ascii="Arial" w:hAnsi="Arial" w:cs="Arial"/>
               </w:rPr>
-              <w:t>SN Othman, DB Kohler, I Maslova, K Messenger, A Borzée.</w:t>
+              <w:t xml:space="preserve">SN Othman, DB Kohler, I Maslova, K Messenger, A </w:t>
+            </w:r>
+            <w:proofErr w:type="spellStart"/>
+            <w:r>
+              <w:rPr>
+                <w:rFonts w:ascii="Arial" w:hAnsi="Arial" w:cs="Arial"/>
+              </w:rPr>
+              <w:t>Borzée</w:t>
+            </w:r>
+            <w:proofErr w:type="spellEnd"/>
+            <w:r>
+              <w:rPr>
+                <w:rFonts w:ascii="Arial" w:hAnsi="Arial" w:cs="Arial"/>
+              </w:rPr>
+              <w:t>.</w:t>
             </w:r>
             <w:r>
               <w:rPr>
@@ -6087,8 +7698,23 @@
               <w:rPr>
                 <w:rFonts w:ascii="Arial" w:hAnsi="Arial" w:cs="Arial"/>
               </w:rPr>
-              <w:t xml:space="preserve">Contributions to the knowledge of pitvipers (genus </w:t>
-            </w:r>
+              <w:t xml:space="preserve">Contributions to the knowledge of </w:t>
+            </w:r>
+            <w:proofErr w:type="spellStart"/>
+            <w:r>
+              <w:rPr>
+                <w:rFonts w:ascii="Arial" w:hAnsi="Arial" w:cs="Arial"/>
+              </w:rPr>
+              <w:t>pitvipers</w:t>
+            </w:r>
+            <w:proofErr w:type="spellEnd"/>
+            <w:r>
+              <w:rPr>
+                <w:rFonts w:ascii="Arial" w:hAnsi="Arial" w:cs="Arial"/>
+              </w:rPr>
+              <w:t xml:space="preserve"> (genus </w:t>
+            </w:r>
+            <w:proofErr w:type="spellStart"/>
             <w:r>
               <w:rPr>
                 <w:rFonts w:ascii="Arial" w:hAnsi="Arial" w:cs="Arial"/>
@@ -6097,6 +7723,7 @@
               </w:rPr>
               <w:t>Gloydius</w:t>
             </w:r>
+            <w:proofErr w:type="spellEnd"/>
             <w:r>
               <w:rPr>
                 <w:rFonts w:ascii="Arial" w:hAnsi="Arial" w:cs="Arial"/>
@@ -6166,8 +7793,23 @@
               <w:rPr>
                 <w:rFonts w:ascii="Arial" w:hAnsi="Arial" w:cs="Arial"/>
               </w:rPr>
-              <w:t xml:space="preserve">, M-S Min, KR Messenger, A Movahedi, D Ghosh, DB Kohler, VK Prasad, X Zhang, Y Yi, Y Jang, H Ruan, A Borzée. An integrative analysis for the reconsideration of species boundaries in East Asian </w:t>
-            </w:r>
+              <w:t xml:space="preserve">, M-S Min, KR Messenger, A Movahedi, D Ghosh, DB Kohler, VK Prasad, X Zhang, Y Yi, Y Jang, H Ruan, A </w:t>
+            </w:r>
+            <w:proofErr w:type="spellStart"/>
+            <w:r>
+              <w:rPr>
+                <w:rFonts w:ascii="Arial" w:hAnsi="Arial" w:cs="Arial"/>
+              </w:rPr>
+              <w:t>Borzée</w:t>
+            </w:r>
+            <w:proofErr w:type="spellEnd"/>
+            <w:r>
+              <w:rPr>
+                <w:rFonts w:ascii="Arial" w:hAnsi="Arial" w:cs="Arial"/>
+              </w:rPr>
+              <w:t xml:space="preserve">. An integrative analysis for the reconsideration of species boundaries in East Asian </w:t>
+            </w:r>
+            <w:proofErr w:type="spellStart"/>
             <w:r>
               <w:rPr>
                 <w:rFonts w:ascii="Arial" w:hAnsi="Arial" w:cs="Arial"/>
@@ -6176,6 +7818,7 @@
               </w:rPr>
               <w:t>Pelophylax</w:t>
             </w:r>
+            <w:proofErr w:type="spellEnd"/>
             <w:r>
               <w:rPr>
                 <w:rFonts w:ascii="Arial" w:hAnsi="Arial" w:cs="Arial"/>
@@ -6245,7 +7888,21 @@
               <w:rPr>
                 <w:rFonts w:ascii="Arial" w:hAnsi="Arial" w:cs="Arial"/>
               </w:rPr>
-              <w:t>, R Rastogi, M Rais, B Shrestha, D Andersen, D Kohler, G Shahabuddin, KP Dinesh, A Borzée. Climatic modeling predicts high-elevation endemic amphibians habitat replacement by expanding generalist widespread amphibians in the Himalayas. Oral presentation. 10th World Congress of Herpetology. Kuching, Sarawak, Borneo.</w:t>
+              <w:t xml:space="preserve">, R Rastogi, M Rais, B Shrestha, D Andersen, D Kohler, G Shahabuddin, KP Dinesh, A </w:t>
+            </w:r>
+            <w:proofErr w:type="spellStart"/>
+            <w:r>
+              <w:rPr>
+                <w:rFonts w:ascii="Arial" w:hAnsi="Arial" w:cs="Arial"/>
+              </w:rPr>
+              <w:t>Borzée</w:t>
+            </w:r>
+            <w:proofErr w:type="spellEnd"/>
+            <w:r>
+              <w:rPr>
+                <w:rFonts w:ascii="Arial" w:hAnsi="Arial" w:cs="Arial"/>
+              </w:rPr>
+              <w:t>. Climatic modeling predicts high-elevation endemic amphibians habitat replacement by expanding generalist widespread amphibians in the Himalayas. Oral presentation. 10th World Congress of Herpetology. Kuching, Sarawak, Borneo.</w:t>
             </w:r>
           </w:p>
         </w:tc>
@@ -6312,8 +7969,18 @@
                 <w:i/>
                 <w:iCs/>
               </w:rPr>
-              <w:t>Lycodon rufozonatus</w:t>
-            </w:r>
+              <w:t xml:space="preserve">Lycodon </w:t>
+            </w:r>
+            <w:proofErr w:type="spellStart"/>
+            <w:r>
+              <w:rPr>
+                <w:rFonts w:ascii="Arial" w:hAnsi="Arial" w:cs="Arial"/>
+                <w:i/>
+                <w:iCs/>
+              </w:rPr>
+              <w:t>rufozonatus</w:t>
+            </w:r>
+            <w:proofErr w:type="spellEnd"/>
             <w:r>
               <w:rPr>
                 <w:rFonts w:ascii="Arial" w:hAnsi="Arial" w:cs="Arial"/>
@@ -6493,7 +8160,21 @@
               <w:rPr>
                 <w:rFonts w:ascii="Arial" w:hAnsi="Arial" w:cs="Arial"/>
               </w:rPr>
-              <w:t>, K Kim, J Groffen, A Borzée. Citizen science and roadkill trends in the Korean herpetofauna. Poster. 13th Student Conference on Conservation Science-New York (SCCS-NY). American Museum of Natural History, New York, USA.</w:t>
+              <w:t xml:space="preserve">, K Kim, J Groffen, A </w:t>
+            </w:r>
+            <w:proofErr w:type="spellStart"/>
+            <w:r>
+              <w:rPr>
+                <w:rFonts w:ascii="Arial" w:hAnsi="Arial" w:cs="Arial"/>
+              </w:rPr>
+              <w:t>Borzée</w:t>
+            </w:r>
+            <w:proofErr w:type="spellEnd"/>
+            <w:r>
+              <w:rPr>
+                <w:rFonts w:ascii="Arial" w:hAnsi="Arial" w:cs="Arial"/>
+              </w:rPr>
+              <w:t>. Citizen science and roadkill trends in the Korean herpetofauna. Poster. 13th Student Conference on Conservation Science-New York (SCCS-NY). American Museum of Natural History, New York, USA.</w:t>
             </w:r>
           </w:p>
         </w:tc>
@@ -6552,16 +8233,50 @@
               <w:rPr>
                 <w:rFonts w:ascii="Arial" w:hAnsi="Arial" w:cs="Arial"/>
               </w:rPr>
-              <w:t xml:space="preserve">, M-S Min, A Borzée. Distribution modeling of </w:t>
-            </w:r>
+              <w:t xml:space="preserve">, M-S Min, A </w:t>
+            </w:r>
+            <w:proofErr w:type="spellStart"/>
+            <w:r>
+              <w:rPr>
+                <w:rFonts w:ascii="Arial" w:hAnsi="Arial" w:cs="Arial"/>
+              </w:rPr>
+              <w:t>Borzée</w:t>
+            </w:r>
+            <w:proofErr w:type="spellEnd"/>
+            <w:r>
+              <w:rPr>
+                <w:rFonts w:ascii="Arial" w:hAnsi="Arial" w:cs="Arial"/>
+              </w:rPr>
+              <w:t xml:space="preserve">. Distribution modeling of </w:t>
+            </w:r>
+            <w:proofErr w:type="spellStart"/>
             <w:r>
               <w:rPr>
                 <w:rFonts w:ascii="Arial" w:hAnsi="Arial" w:cs="Arial"/>
                 <w:i/>
                 <w:iCs/>
               </w:rPr>
-              <w:t>Onychodactylus koreanus</w:t>
-            </w:r>
+              <w:t>Onychodactylus</w:t>
+            </w:r>
+            <w:proofErr w:type="spellEnd"/>
+            <w:r>
+              <w:rPr>
+                <w:rFonts w:ascii="Arial" w:hAnsi="Arial" w:cs="Arial"/>
+                <w:i/>
+                <w:iCs/>
+              </w:rPr>
+              <w:t xml:space="preserve"> </w:t>
+            </w:r>
+            <w:proofErr w:type="spellStart"/>
+            <w:r>
+              <w:rPr>
+                <w:rFonts w:ascii="Arial" w:hAnsi="Arial" w:cs="Arial"/>
+                <w:i/>
+                <w:iCs/>
+              </w:rPr>
+              <w:t>koreanus</w:t>
+            </w:r>
+            <w:proofErr w:type="spellEnd"/>
             <w:r>
               <w:rPr>
                 <w:rFonts w:ascii="Arial" w:hAnsi="Arial" w:cs="Arial"/>
@@ -6653,8 +8368,18 @@
                 <w:i/>
                 <w:iCs/>
               </w:rPr>
-              <w:t>Hynobius yangi</w:t>
-            </w:r>
+              <w:t xml:space="preserve">Hynobius </w:t>
+            </w:r>
+            <w:proofErr w:type="spellStart"/>
+            <w:r>
+              <w:rPr>
+                <w:rFonts w:ascii="Arial" w:hAnsi="Arial" w:cs="Arial"/>
+                <w:i/>
+                <w:iCs/>
+              </w:rPr>
+              <w:t>yangi</w:t>
+            </w:r>
+            <w:proofErr w:type="spellEnd"/>
             <w:r>
               <w:rPr>
                 <w:rFonts w:ascii="Arial" w:hAnsi="Arial" w:cs="Arial"/>
@@ -6732,7 +8457,21 @@
               <w:rPr>
                 <w:rFonts w:ascii="Arial" w:hAnsi="Arial" w:cs="Arial"/>
               </w:rPr>
-              <w:t>, Y Jang, A Borzée. A metanalysis of snakebites in South Korea: bridging the knowledge gap in snakebite envenomation. Poster. 9th World Congress of Herpetology. Dunedin, New Zealand.</w:t>
+              <w:t xml:space="preserve">, Y Jang, A </w:t>
+            </w:r>
+            <w:proofErr w:type="spellStart"/>
+            <w:r>
+              <w:rPr>
+                <w:rFonts w:ascii="Arial" w:hAnsi="Arial" w:cs="Arial"/>
+              </w:rPr>
+              <w:t>Borzée</w:t>
+            </w:r>
+            <w:proofErr w:type="spellEnd"/>
+            <w:r>
+              <w:rPr>
+                <w:rFonts w:ascii="Arial" w:hAnsi="Arial" w:cs="Arial"/>
+              </w:rPr>
+              <w:t>. A metanalysis of snakebites in South Korea: bridging the knowledge gap in snakebite envenomation. Poster. 9th World Congress of Herpetology. Dunedin, New Zealand.</w:t>
             </w:r>
           </w:p>
         </w:tc>
@@ -7039,7 +8778,25 @@
           <w:b/>
           <w:bCs/>
         </w:rPr>
-        <w:t>Undergraduate Researcher                                     Advisor: Dr. Daesik Park</w:t>
+        <w:t xml:space="preserve">Undergraduate Researcher                                     Advisor: Dr. </w:t>
+      </w:r>
+      <w:proofErr w:type="spellStart"/>
+      <w:r>
+        <w:rPr>
+          <w:rFonts w:ascii="Arial" w:hAnsi="Arial" w:cs="Arial"/>
+          <w:b/>
+          <w:bCs/>
+        </w:rPr>
+        <w:t>Daesik</w:t>
+      </w:r>
+      <w:proofErr w:type="spellEnd"/>
+      <w:r>
+        <w:rPr>
+          <w:rFonts w:ascii="Arial" w:hAnsi="Arial" w:cs="Arial"/>
+          <w:b/>
+          <w:bCs/>
+        </w:rPr>
+        <w:t xml:space="preserve"> Park</w:t>
       </w:r>
     </w:p>
     <w:p>
@@ -7056,7 +8813,25 @@
           <w:i/>
           <w:iCs/>
         </w:rPr>
-        <w:t>Laboratory of Herpetology, Kangwon National University</w:t>
+        <w:t xml:space="preserve">Laboratory of Herpetology, </w:t>
+      </w:r>
+      <w:proofErr w:type="spellStart"/>
+      <w:r>
+        <w:rPr>
+          <w:rFonts w:ascii="Arial" w:hAnsi="Arial" w:cs="Arial"/>
+          <w:i/>
+          <w:iCs/>
+        </w:rPr>
+        <w:t>Kangwon</w:t>
+      </w:r>
+      <w:proofErr w:type="spellEnd"/>
+      <w:r>
+        <w:rPr>
+          <w:rFonts w:ascii="Arial" w:hAnsi="Arial" w:cs="Arial"/>
+          <w:i/>
+          <w:iCs/>
+        </w:rPr>
+        <w:t xml:space="preserve"> National University</w:t>
       </w:r>
       <w:r>
         <w:rPr>
@@ -7085,28 +8860,68 @@
         </w:rPr>
         <w:t xml:space="preserve">Investigation of contemporary niche overlaps, Pleistocene range dynamics, and range formation processes of Korean endemic salamanders </w:t>
       </w:r>
-      <w:r>
-        <w:rPr>
-          <w:rFonts w:ascii="Arial" w:hAnsi="Arial" w:cs="Arial"/>
-          <w:i/>
-          <w:iCs/>
-        </w:rPr>
-        <w:t>Onychodactylus koreanus</w:t>
-      </w:r>
+      <w:proofErr w:type="spellStart"/>
+      <w:r>
+        <w:rPr>
+          <w:rFonts w:ascii="Arial" w:hAnsi="Arial" w:cs="Arial"/>
+          <w:i/>
+          <w:iCs/>
+        </w:rPr>
+        <w:t>Onychodactylus</w:t>
+      </w:r>
+      <w:proofErr w:type="spellEnd"/>
+      <w:r>
+        <w:rPr>
+          <w:rFonts w:ascii="Arial" w:hAnsi="Arial" w:cs="Arial"/>
+          <w:i/>
+          <w:iCs/>
+        </w:rPr>
+        <w:t xml:space="preserve"> </w:t>
+      </w:r>
+      <w:proofErr w:type="spellStart"/>
+      <w:r>
+        <w:rPr>
+          <w:rFonts w:ascii="Arial" w:hAnsi="Arial" w:cs="Arial"/>
+          <w:i/>
+          <w:iCs/>
+        </w:rPr>
+        <w:t>koreanus</w:t>
+      </w:r>
+      <w:proofErr w:type="spellEnd"/>
       <w:r>
         <w:rPr>
           <w:rFonts w:ascii="Arial" w:hAnsi="Arial" w:cs="Arial"/>
         </w:rPr>
         <w:t xml:space="preserve"> and </w:t>
       </w:r>
-      <w:r>
-        <w:rPr>
-          <w:rFonts w:ascii="Arial" w:hAnsi="Arial" w:cs="Arial"/>
-          <w:i/>
-          <w:iCs/>
-        </w:rPr>
-        <w:t>Karsenia koreana</w:t>
-      </w:r>
+      <w:proofErr w:type="spellStart"/>
+      <w:r>
+        <w:rPr>
+          <w:rFonts w:ascii="Arial" w:hAnsi="Arial" w:cs="Arial"/>
+          <w:i/>
+          <w:iCs/>
+        </w:rPr>
+        <w:t>Karsenia</w:t>
+      </w:r>
+      <w:proofErr w:type="spellEnd"/>
+      <w:r>
+        <w:rPr>
+          <w:rFonts w:ascii="Arial" w:hAnsi="Arial" w:cs="Arial"/>
+          <w:i/>
+          <w:iCs/>
+        </w:rPr>
+        <w:t xml:space="preserve"> </w:t>
+      </w:r>
+      <w:proofErr w:type="spellStart"/>
+      <w:r>
+        <w:rPr>
+          <w:rFonts w:ascii="Arial" w:hAnsi="Arial" w:cs="Arial"/>
+          <w:i/>
+          <w:iCs/>
+        </w:rPr>
+        <w:t>koreana</w:t>
+      </w:r>
+      <w:proofErr w:type="spellEnd"/>
       <w:r>
         <w:rPr>
           <w:rFonts w:ascii="Arial" w:hAnsi="Arial" w:cs="Arial"/>
@@ -7133,14 +8948,34 @@
         </w:rPr>
         <w:t xml:space="preserve">Investigation of courtship behaviors in the Asian plethodontid </w:t>
       </w:r>
-      <w:r>
-        <w:rPr>
-          <w:rFonts w:ascii="Arial" w:hAnsi="Arial" w:cs="Arial"/>
-          <w:i/>
-          <w:iCs/>
-        </w:rPr>
-        <w:t>Karsenia koreana</w:t>
-      </w:r>
+      <w:proofErr w:type="spellStart"/>
+      <w:r>
+        <w:rPr>
+          <w:rFonts w:ascii="Arial" w:hAnsi="Arial" w:cs="Arial"/>
+          <w:i/>
+          <w:iCs/>
+        </w:rPr>
+        <w:t>Karsenia</w:t>
+      </w:r>
+      <w:proofErr w:type="spellEnd"/>
+      <w:r>
+        <w:rPr>
+          <w:rFonts w:ascii="Arial" w:hAnsi="Arial" w:cs="Arial"/>
+          <w:i/>
+          <w:iCs/>
+        </w:rPr>
+        <w:t xml:space="preserve"> </w:t>
+      </w:r>
+      <w:proofErr w:type="spellStart"/>
+      <w:r>
+        <w:rPr>
+          <w:rFonts w:ascii="Arial" w:hAnsi="Arial" w:cs="Arial"/>
+          <w:i/>
+          <w:iCs/>
+        </w:rPr>
+        <w:t>koreana</w:t>
+      </w:r>
+      <w:proofErr w:type="spellEnd"/>
       <w:r>
         <w:rPr>
           <w:rFonts w:ascii="Arial" w:hAnsi="Arial" w:cs="Arial"/>
@@ -7248,7 +9083,25 @@
           <w:b/>
           <w:bCs/>
         </w:rPr>
-        <w:t>Advisor: Dr. Amaël Borzée</w:t>
+        <w:t xml:space="preserve">Advisor: Dr. </w:t>
+      </w:r>
+      <w:proofErr w:type="spellStart"/>
+      <w:r>
+        <w:rPr>
+          <w:rFonts w:ascii="Arial" w:hAnsi="Arial" w:cs="Arial"/>
+          <w:b/>
+          <w:bCs/>
+        </w:rPr>
+        <w:t>Amaël</w:t>
+      </w:r>
+      <w:proofErr w:type="spellEnd"/>
+      <w:r>
+        <w:rPr>
+          <w:rFonts w:ascii="Arial" w:hAnsi="Arial" w:cs="Arial"/>
+          <w:b/>
+          <w:bCs/>
+        </w:rPr>
+        <w:t xml:space="preserve"> Borzée</w:t>
       </w:r>
     </w:p>
     <w:p>
@@ -7269,7 +9122,25 @@
           <w:iCs/>
         </w:rPr>
         <w:lastRenderedPageBreak/>
-        <w:t xml:space="preserve">Laboratory of Animal Behaviour and Conservation, Nanjing Forestry University         </w:t>
+        <w:t xml:space="preserve">Laboratory of Animal </w:t>
+      </w:r>
+      <w:proofErr w:type="spellStart"/>
+      <w:r>
+        <w:rPr>
+          <w:rFonts w:ascii="Arial" w:hAnsi="Arial" w:cs="Arial"/>
+          <w:i/>
+          <w:iCs/>
+        </w:rPr>
+        <w:t>Behaviour</w:t>
+      </w:r>
+      <w:proofErr w:type="spellEnd"/>
+      <w:r>
+        <w:rPr>
+          <w:rFonts w:ascii="Arial" w:hAnsi="Arial" w:cs="Arial"/>
+          <w:i/>
+          <w:iCs/>
+        </w:rPr>
+        <w:t xml:space="preserve"> and Conservation, Nanjing Forestry University         </w:t>
       </w:r>
     </w:p>
     <w:p>
@@ -7353,7 +9224,43 @@
           <w:b/>
           <w:bCs/>
         </w:rPr>
-        <w:t>Herpetology Curatorial Assistant           Advisors: Dr. Amaël Borzée, Dr. Yikweon Jang</w:t>
+        <w:t xml:space="preserve">Herpetology Curatorial Assistant           Advisors: Dr. </w:t>
+      </w:r>
+      <w:proofErr w:type="spellStart"/>
+      <w:r>
+        <w:rPr>
+          <w:rFonts w:ascii="Arial" w:hAnsi="Arial" w:cs="Arial"/>
+          <w:b/>
+          <w:bCs/>
+        </w:rPr>
+        <w:t>Amaël</w:t>
+      </w:r>
+      <w:proofErr w:type="spellEnd"/>
+      <w:r>
+        <w:rPr>
+          <w:rFonts w:ascii="Arial" w:hAnsi="Arial" w:cs="Arial"/>
+          <w:b/>
+          <w:bCs/>
+        </w:rPr>
+        <w:t xml:space="preserve"> Borzée, Dr. </w:t>
+      </w:r>
+      <w:proofErr w:type="spellStart"/>
+      <w:r>
+        <w:rPr>
+          <w:rFonts w:ascii="Arial" w:hAnsi="Arial" w:cs="Arial"/>
+          <w:b/>
+          <w:bCs/>
+        </w:rPr>
+        <w:t>Yikweon</w:t>
+      </w:r>
+      <w:proofErr w:type="spellEnd"/>
+      <w:r>
+        <w:rPr>
+          <w:rFonts w:ascii="Arial" w:hAnsi="Arial" w:cs="Arial"/>
+          <w:b/>
+          <w:bCs/>
+        </w:rPr>
+        <w:t xml:space="preserve"> Jang</w:t>
       </w:r>
     </w:p>
     <w:p>
@@ -7371,7 +9278,25 @@
           <w:i/>
           <w:iCs/>
         </w:rPr>
-        <w:t>Ewha Womans University Natural History Museum (EWNHM)</w:t>
+        <w:t xml:space="preserve">Ewha </w:t>
+      </w:r>
+      <w:proofErr w:type="spellStart"/>
+      <w:r>
+        <w:rPr>
+          <w:rFonts w:ascii="Arial" w:hAnsi="Arial" w:cs="Arial"/>
+          <w:i/>
+          <w:iCs/>
+        </w:rPr>
+        <w:t>Womans</w:t>
+      </w:r>
+      <w:proofErr w:type="spellEnd"/>
+      <w:r>
+        <w:rPr>
+          <w:rFonts w:ascii="Arial" w:hAnsi="Arial" w:cs="Arial"/>
+          <w:i/>
+          <w:iCs/>
+        </w:rPr>
+        <w:t xml:space="preserve"> University Natural History Museum (EWNHM)</w:t>
       </w:r>
       <w:r>
         <w:rPr>
@@ -7434,7 +9359,43 @@
           <w:b/>
           <w:bCs/>
         </w:rPr>
-        <w:t xml:space="preserve"> Research Intern                           Advisors: Dr. Amaël Borzée, Dr. Yikweon Jang                                                       </w:t>
+        <w:t xml:space="preserve"> Research Intern                           Advisors: Dr. </w:t>
+      </w:r>
+      <w:proofErr w:type="spellStart"/>
+      <w:r>
+        <w:rPr>
+          <w:rFonts w:ascii="Arial" w:hAnsi="Arial" w:cs="Arial"/>
+          <w:b/>
+          <w:bCs/>
+        </w:rPr>
+        <w:t>Amaël</w:t>
+      </w:r>
+      <w:proofErr w:type="spellEnd"/>
+      <w:r>
+        <w:rPr>
+          <w:rFonts w:ascii="Arial" w:hAnsi="Arial" w:cs="Arial"/>
+          <w:b/>
+          <w:bCs/>
+        </w:rPr>
+        <w:t xml:space="preserve"> Borzée, Dr. </w:t>
+      </w:r>
+      <w:proofErr w:type="spellStart"/>
+      <w:r>
+        <w:rPr>
+          <w:rFonts w:ascii="Arial" w:hAnsi="Arial" w:cs="Arial"/>
+          <w:b/>
+          <w:bCs/>
+        </w:rPr>
+        <w:t>Yikweon</w:t>
+      </w:r>
+      <w:proofErr w:type="spellEnd"/>
+      <w:r>
+        <w:rPr>
+          <w:rFonts w:ascii="Arial" w:hAnsi="Arial" w:cs="Arial"/>
+          <w:b/>
+          <w:bCs/>
+        </w:rPr>
+        <w:t xml:space="preserve"> Jang                                                       </w:t>
       </w:r>
     </w:p>
     <w:p>
@@ -7452,7 +9413,25 @@
           <w:i/>
           <w:iCs/>
         </w:rPr>
-        <w:t>Laboratory of Animal Communication, Ewha Womans University</w:t>
+        <w:t xml:space="preserve">Laboratory of Animal Communication, Ewha </w:t>
+      </w:r>
+      <w:proofErr w:type="spellStart"/>
+      <w:r>
+        <w:rPr>
+          <w:rFonts w:ascii="Arial" w:hAnsi="Arial" w:cs="Arial"/>
+          <w:i/>
+          <w:iCs/>
+        </w:rPr>
+        <w:t>Womans</w:t>
+      </w:r>
+      <w:proofErr w:type="spellEnd"/>
+      <w:r>
+        <w:rPr>
+          <w:rFonts w:ascii="Arial" w:hAnsi="Arial" w:cs="Arial"/>
+          <w:i/>
+          <w:iCs/>
+        </w:rPr>
+        <w:t xml:space="preserve"> University</w:t>
       </w:r>
       <w:r>
         <w:rPr>

--- a/assets/files/Yucheol_Shin_CV_long_less_space.docx
+++ b/assets/files/Yucheol_Shin_CV_long_less_space.docx
@@ -2179,17 +2179,26 @@
         <w:ind w:left="300" w:hangingChars="150" w:hanging="300"/>
         <w:rPr>
           <w:rFonts w:ascii="Arial" w:hAnsi="Arial" w:cs="Arial"/>
-          <w:szCs w:val="20"/>
-        </w:rPr>
-      </w:pPr>
-      <w:r>
-        <w:rPr>
-          <w:rFonts w:ascii="Arial" w:hAnsi="Arial" w:cs="Arial" w:hint="eastAsia"/>
-          <w:b/>
-          <w:bCs/>
-          <w:szCs w:val="20"/>
-        </w:rPr>
-        <w:t xml:space="preserve">21. </w:t>
+          <w:b/>
+          <w:bCs/>
+          <w:szCs w:val="20"/>
+        </w:rPr>
+      </w:pPr>
+      <w:r>
+        <w:rPr>
+          <w:rFonts w:ascii="Arial" w:hAnsi="Arial" w:cs="Arial"/>
+          <w:b/>
+          <w:bCs/>
+          <w:szCs w:val="20"/>
+        </w:rPr>
+        <w:t xml:space="preserve">22. </w:t>
+      </w:r>
+      <w:r>
+        <w:rPr>
+          <w:rFonts w:ascii="Arial" w:hAnsi="Arial" w:cs="Arial"/>
+          <w:szCs w:val="20"/>
+        </w:rPr>
+        <w:t xml:space="preserve">I-K Park, </w:t>
       </w:r>
       <w:r>
         <w:rPr>
@@ -2205,46 +2214,39 @@
           <w:rFonts w:ascii="Arial" w:hAnsi="Arial" w:cs="Arial"/>
           <w:szCs w:val="20"/>
         </w:rPr>
-        <w:t xml:space="preserve">A </w:t>
-      </w:r>
-      <w:proofErr w:type="spellStart"/>
-      <w:r>
-        <w:rPr>
-          <w:rFonts w:ascii="Arial" w:hAnsi="Arial" w:cs="Arial"/>
-          <w:szCs w:val="20"/>
-        </w:rPr>
-        <w:t>Borzée</w:t>
-      </w:r>
-      <w:proofErr w:type="spellEnd"/>
-      <w:r>
-        <w:rPr>
-          <w:rFonts w:ascii="Arial" w:hAnsi="Arial" w:cs="Arial"/>
-          <w:szCs w:val="20"/>
-        </w:rPr>
-        <w:t xml:space="preserve">, D Park. 2025. Climatic data sources and limitations of ecological niche models impact the estimations of historical ranges and niche overlaps in distantly related Korean salamanders. </w:t>
-      </w:r>
-      <w:r>
-        <w:rPr>
-          <w:rFonts w:ascii="Arial" w:hAnsi="Arial" w:cs="Arial"/>
-          <w:i/>
-          <w:iCs/>
-          <w:szCs w:val="20"/>
-        </w:rPr>
-        <w:t>BMC Ecology and Evolution</w:t>
-      </w:r>
-      <w:r>
-        <w:rPr>
-          <w:rFonts w:ascii="Arial" w:hAnsi="Arial" w:cs="Arial"/>
-          <w:szCs w:val="20"/>
-        </w:rPr>
-        <w:t xml:space="preserve"> 25: 105</w:t>
-      </w:r>
-      <w:r>
-        <w:rPr>
-          <w:rFonts w:ascii="Arial" w:hAnsi="Arial" w:cs="Arial" w:hint="eastAsia"/>
-          <w:szCs w:val="20"/>
-        </w:rPr>
-        <w:t>.</w:t>
+        <w:t xml:space="preserve">I-H Kim, D Park. </w:t>
+      </w:r>
+      <w:r>
+        <w:rPr>
+          <w:rFonts w:ascii="Arial" w:hAnsi="Arial" w:cs="Arial"/>
+          <w:i/>
+          <w:iCs/>
+          <w:szCs w:val="20"/>
+        </w:rPr>
+        <w:t>In press</w:t>
+      </w:r>
+      <w:r>
+        <w:rPr>
+          <w:rFonts w:ascii="Arial" w:hAnsi="Arial" w:cs="Arial"/>
+          <w:szCs w:val="20"/>
+        </w:rPr>
+        <w:t xml:space="preserve">. Global climatic impact on the sea kraits living near the tectonic plate boundaries. </w:t>
+      </w:r>
+      <w:r>
+        <w:rPr>
+          <w:rFonts w:ascii="Arial" w:hAnsi="Arial" w:cs="Arial"/>
+          <w:i/>
+          <w:iCs/>
+          <w:szCs w:val="20"/>
+        </w:rPr>
+        <w:t>Ecological Informatics</w:t>
+      </w:r>
+      <w:r>
+        <w:rPr>
+          <w:rFonts w:ascii="Arial" w:hAnsi="Arial" w:cs="Arial"/>
+          <w:szCs w:val="20"/>
+        </w:rPr>
+        <w:t xml:space="preserve">. </w:t>
       </w:r>
     </w:p>
     <w:p>
@@ -2264,7 +2266,7 @@
           <w:szCs w:val="20"/>
         </w:rPr>
         <w:lastRenderedPageBreak/>
-        <w:t xml:space="preserve">20. </w:t>
+        <w:t xml:space="preserve">21. </w:t>
       </w:r>
       <w:r>
         <w:rPr>
@@ -2280,21 +2282,7 @@
           <w:rFonts w:ascii="Arial" w:hAnsi="Arial" w:cs="Arial"/>
           <w:szCs w:val="20"/>
         </w:rPr>
-        <w:t>SN Othman, D Kohler, I Maslova,</w:t>
-      </w:r>
-      <w:r>
-        <w:rPr>
-          <w:rFonts w:ascii="Arial" w:hAnsi="Arial" w:cs="Arial" w:hint="eastAsia"/>
-          <w:szCs w:val="20"/>
-        </w:rPr>
-        <w:t xml:space="preserve"> KR Messenger,</w:t>
-      </w:r>
-      <w:r>
-        <w:rPr>
-          <w:rFonts w:ascii="Arial" w:hAnsi="Arial" w:cs="Arial"/>
-          <w:szCs w:val="20"/>
-        </w:rPr>
-        <w:t xml:space="preserve"> A </w:t>
+        <w:t xml:space="preserve">A </w:t>
       </w:r>
       <w:proofErr w:type="spellStart"/>
       <w:r>
@@ -2310,112 +2298,23 @@
           <w:rFonts w:ascii="Arial" w:hAnsi="Arial" w:cs="Arial"/>
           <w:szCs w:val="20"/>
         </w:rPr>
-        <w:t>.</w:t>
-      </w:r>
-      <w:r>
-        <w:rPr>
-          <w:rFonts w:ascii="Arial" w:hAnsi="Arial" w:cs="Arial" w:hint="eastAsia"/>
-          <w:szCs w:val="20"/>
-        </w:rPr>
-        <w:t xml:space="preserve"> 2025</w:t>
-      </w:r>
-      <w:r>
-        <w:rPr>
-          <w:rFonts w:ascii="Arial" w:hAnsi="Arial" w:cs="Arial"/>
-          <w:szCs w:val="20"/>
-        </w:rPr>
-        <w:t xml:space="preserve">. </w:t>
-      </w:r>
-      <w:r>
-        <w:rPr>
-          <w:rFonts w:ascii="Arial" w:hAnsi="Arial" w:cs="Arial"/>
-          <w:szCs w:val="20"/>
-        </w:rPr>
-        <w:t>Contributions to the knowledge of</w:t>
-      </w:r>
-      <w:r>
-        <w:rPr>
-          <w:rFonts w:ascii="Arial" w:hAnsi="Arial" w:cs="Arial" w:hint="eastAsia"/>
-          <w:szCs w:val="20"/>
-        </w:rPr>
-        <w:t xml:space="preserve"> </w:t>
-      </w:r>
-      <w:proofErr w:type="spellStart"/>
-      <w:r>
-        <w:rPr>
-          <w:rFonts w:ascii="Arial" w:hAnsi="Arial" w:cs="Arial"/>
-          <w:szCs w:val="20"/>
-        </w:rPr>
-        <w:t>pitvipers</w:t>
-      </w:r>
-      <w:proofErr w:type="spellEnd"/>
-      <w:r>
-        <w:rPr>
-          <w:rFonts w:ascii="Arial" w:hAnsi="Arial" w:cs="Arial"/>
-          <w:szCs w:val="20"/>
-        </w:rPr>
-        <w:t xml:space="preserve"> (Viperidae: </w:t>
-      </w:r>
-      <w:proofErr w:type="spellStart"/>
-      <w:r>
-        <w:rPr>
-          <w:rFonts w:ascii="Arial" w:hAnsi="Arial" w:cs="Arial"/>
-          <w:i/>
-          <w:iCs/>
-          <w:szCs w:val="20"/>
-        </w:rPr>
-        <w:t>Gloydius</w:t>
-      </w:r>
-      <w:proofErr w:type="spellEnd"/>
-      <w:r>
-        <w:rPr>
-          <w:rFonts w:ascii="Arial" w:hAnsi="Arial" w:cs="Arial"/>
-          <w:szCs w:val="20"/>
-        </w:rPr>
-        <w:t>) in the Democratic People’s Republic of Korea: identification, description of specimens, and geographic distribution</w:t>
-      </w:r>
-      <w:r>
-        <w:rPr>
-          <w:rFonts w:ascii="Arial" w:hAnsi="Arial" w:cs="Arial" w:hint="eastAsia"/>
-          <w:szCs w:val="20"/>
-        </w:rPr>
-        <w:t xml:space="preserve">. </w:t>
-      </w:r>
-      <w:proofErr w:type="spellStart"/>
-      <w:r>
-        <w:rPr>
-          <w:rFonts w:ascii="Arial" w:hAnsi="Arial" w:cs="Arial" w:hint="eastAsia"/>
-          <w:i/>
-          <w:iCs/>
-          <w:szCs w:val="20"/>
-        </w:rPr>
-        <w:t>Zoo</w:t>
-      </w:r>
-      <w:r>
-        <w:rPr>
-          <w:rFonts w:ascii="Arial" w:hAnsi="Arial" w:cs="Arial" w:hint="eastAsia"/>
-          <w:i/>
-          <w:iCs/>
-          <w:szCs w:val="20"/>
-        </w:rPr>
-        <w:t>Keys</w:t>
-      </w:r>
-      <w:proofErr w:type="spellEnd"/>
-      <w:r>
-        <w:rPr>
-          <w:rFonts w:ascii="Arial" w:hAnsi="Arial" w:cs="Arial" w:hint="eastAsia"/>
-          <w:i/>
-          <w:iCs/>
-          <w:szCs w:val="20"/>
-        </w:rPr>
-        <w:t xml:space="preserve"> </w:t>
-      </w:r>
-      <w:r>
-        <w:rPr>
-          <w:rFonts w:ascii="Arial" w:hAnsi="Arial" w:cs="Arial"/>
-          <w:szCs w:val="20"/>
-        </w:rPr>
-        <w:t>1249: 193-221</w:t>
+        <w:t xml:space="preserve">, D Park. 2025. Climatic data sources and limitations of ecological niche models impact the estimations of historical ranges and niche overlaps in distantly related Korean salamanders. </w:t>
+      </w:r>
+      <w:r>
+        <w:rPr>
+          <w:rFonts w:ascii="Arial" w:hAnsi="Arial" w:cs="Arial"/>
+          <w:i/>
+          <w:iCs/>
+          <w:szCs w:val="20"/>
+        </w:rPr>
+        <w:t>BMC Ecology and Evolution</w:t>
+      </w:r>
+      <w:r>
+        <w:rPr>
+          <w:rFonts w:ascii="Arial" w:hAnsi="Arial" w:cs="Arial"/>
+          <w:szCs w:val="20"/>
+        </w:rPr>
+        <w:t xml:space="preserve"> 25: 105</w:t>
       </w:r>
       <w:r>
         <w:rPr>
@@ -2436,19 +2335,42 @@
       </w:pPr>
       <w:r>
         <w:rPr>
-          <w:rFonts w:ascii="Arial" w:hAnsi="Arial" w:cs="Arial"/>
-          <w:b/>
-          <w:bCs/>
-          <w:szCs w:val="20"/>
-        </w:rPr>
-        <w:t xml:space="preserve">19. </w:t>
-      </w:r>
-      <w:r>
-        <w:rPr>
-          <w:rFonts w:ascii="Arial" w:hAnsi="Arial" w:cs="Arial"/>
-          <w:szCs w:val="20"/>
-        </w:rPr>
-        <w:t xml:space="preserve">A </w:t>
+          <w:rFonts w:ascii="Arial" w:hAnsi="Arial" w:cs="Arial" w:hint="eastAsia"/>
+          <w:b/>
+          <w:bCs/>
+          <w:szCs w:val="20"/>
+        </w:rPr>
+        <w:t xml:space="preserve">20. </w:t>
+      </w:r>
+      <w:r>
+        <w:rPr>
+          <w:rFonts w:ascii="Arial" w:hAnsi="Arial" w:cs="Arial"/>
+          <w:b/>
+          <w:bCs/>
+          <w:szCs w:val="20"/>
+        </w:rPr>
+        <w:t xml:space="preserve">Y Shin, </w:t>
+      </w:r>
+      <w:r>
+        <w:rPr>
+          <w:rFonts w:ascii="Arial" w:hAnsi="Arial" w:cs="Arial"/>
+          <w:szCs w:val="20"/>
+        </w:rPr>
+        <w:t>SN Othman, D Kohler, I Maslova,</w:t>
+      </w:r>
+      <w:r>
+        <w:rPr>
+          <w:rFonts w:ascii="Arial" w:hAnsi="Arial" w:cs="Arial" w:hint="eastAsia"/>
+          <w:szCs w:val="20"/>
+        </w:rPr>
+        <w:t xml:space="preserve"> KR Messenger,</w:t>
+      </w:r>
+      <w:r>
+        <w:rPr>
+          <w:rFonts w:ascii="Arial" w:hAnsi="Arial" w:cs="Arial"/>
+          <w:szCs w:val="20"/>
+        </w:rPr>
+        <w:t xml:space="preserve"> A </w:t>
       </w:r>
       <w:proofErr w:type="spellStart"/>
       <w:r>
@@ -2464,119 +2386,116 @@
           <w:rFonts w:ascii="Arial" w:hAnsi="Arial" w:cs="Arial"/>
           <w:szCs w:val="20"/>
         </w:rPr>
-        <w:t xml:space="preserve">, </w:t>
-      </w:r>
-      <w:proofErr w:type="gramStart"/>
-      <w:r>
-        <w:rPr>
-          <w:rFonts w:ascii="Arial" w:hAnsi="Arial" w:cs="Arial"/>
-          <w:szCs w:val="20"/>
-        </w:rPr>
-        <w:t>A</w:t>
-      </w:r>
-      <w:proofErr w:type="gramEnd"/>
-      <w:r>
-        <w:rPr>
-          <w:rFonts w:ascii="Arial" w:hAnsi="Arial" w:cs="Arial"/>
-          <w:szCs w:val="20"/>
-        </w:rPr>
-        <w:t xml:space="preserve"> Angulo, H Meredith, J Groffen, </w:t>
-      </w:r>
-      <w:proofErr w:type="gramStart"/>
-      <w:r>
-        <w:rPr>
-          <w:rFonts w:ascii="Arial" w:hAnsi="Arial" w:cs="Arial"/>
-          <w:szCs w:val="20"/>
-        </w:rPr>
-        <w:t>…..</w:t>
-      </w:r>
-      <w:proofErr w:type="gramEnd"/>
-      <w:r>
-        <w:rPr>
-          <w:rFonts w:ascii="Arial" w:hAnsi="Arial" w:cs="Arial"/>
-          <w:szCs w:val="20"/>
-        </w:rPr>
-        <w:t xml:space="preserve">, </w:t>
-      </w:r>
-      <w:r>
-        <w:rPr>
-          <w:rFonts w:ascii="Arial" w:hAnsi="Arial" w:cs="Arial"/>
-          <w:b/>
-          <w:bCs/>
-          <w:szCs w:val="20"/>
-        </w:rPr>
-        <w:t>Y Shin,</w:t>
-      </w:r>
-      <w:r>
-        <w:rPr>
-          <w:rFonts w:ascii="Arial" w:hAnsi="Arial" w:cs="Arial"/>
-          <w:szCs w:val="20"/>
-        </w:rPr>
-        <w:t xml:space="preserve"> Y Bae, Z Wang, Z Qiu, R Pearce.</w:t>
-      </w:r>
-      <w:r>
-        <w:rPr>
-          <w:rFonts w:ascii="Arial" w:hAnsi="Arial" w:cs="Arial"/>
-          <w:szCs w:val="20"/>
-        </w:rPr>
-        <w:t xml:space="preserve"> 2024</w:t>
-      </w:r>
-      <w:r>
-        <w:rPr>
-          <w:rFonts w:ascii="Arial" w:hAnsi="Arial" w:cs="Arial"/>
-          <w:szCs w:val="20"/>
-        </w:rPr>
-        <w:t>. Protecting Japanese Giant Salamanders (</w:t>
-      </w:r>
-      <w:r>
-        <w:rPr>
-          <w:rFonts w:ascii="Arial" w:hAnsi="Arial" w:cs="Arial"/>
-          <w:i/>
-          <w:iCs/>
-          <w:szCs w:val="20"/>
-        </w:rPr>
-        <w:t>Andrias japonicus</w:t>
-      </w:r>
-      <w:r>
-        <w:rPr>
-          <w:rFonts w:ascii="Arial" w:hAnsi="Arial" w:cs="Arial"/>
-          <w:szCs w:val="20"/>
-        </w:rPr>
-        <w:t xml:space="preserve">) in the Nawa River Basin, Japan: policy recommendations addressing water pollution and waterway disruption. </w:t>
-      </w:r>
-      <w:r>
-        <w:rPr>
-          <w:rFonts w:ascii="Arial" w:hAnsi="Arial" w:cs="Arial"/>
-          <w:i/>
-          <w:iCs/>
-          <w:szCs w:val="20"/>
-        </w:rPr>
-        <w:t>Frontiers in Amphibian and Reptile Science</w:t>
-      </w:r>
-      <w:r>
-        <w:rPr>
-          <w:rFonts w:ascii="Arial" w:hAnsi="Arial" w:cs="Arial"/>
-          <w:szCs w:val="20"/>
-        </w:rPr>
-        <w:t xml:space="preserve"> 2:</w:t>
-      </w:r>
-      <w:r>
-        <w:rPr>
-          <w:rFonts w:ascii="Arial" w:hAnsi="Arial" w:cs="Arial"/>
+        <w:t>.</w:t>
+      </w:r>
+      <w:r>
+        <w:rPr>
+          <w:rFonts w:ascii="Arial" w:hAnsi="Arial" w:cs="Arial" w:hint="eastAsia"/>
+          <w:szCs w:val="20"/>
+        </w:rPr>
+        <w:t xml:space="preserve"> 2025</w:t>
+      </w:r>
+      <w:r>
+        <w:rPr>
+          <w:rFonts w:ascii="Arial" w:hAnsi="Arial" w:cs="Arial"/>
+          <w:szCs w:val="20"/>
+        </w:rPr>
+        <w:t xml:space="preserve">. </w:t>
+      </w:r>
+      <w:r>
+        <w:rPr>
+          <w:rFonts w:ascii="Arial" w:hAnsi="Arial" w:cs="Arial"/>
+          <w:szCs w:val="20"/>
+        </w:rPr>
+        <w:t>Contributions to the knowledge of</w:t>
+      </w:r>
+      <w:r>
+        <w:rPr>
+          <w:rFonts w:ascii="Arial" w:hAnsi="Arial" w:cs="Arial" w:hint="eastAsia"/>
           <w:szCs w:val="20"/>
         </w:rPr>
         <w:t xml:space="preserve"> </w:t>
       </w:r>
-      <w:r>
-        <w:rPr>
-          <w:rFonts w:ascii="Arial" w:hAnsi="Arial" w:cs="Arial"/>
-          <w:szCs w:val="20"/>
-        </w:rPr>
-        <w:t>1348251</w:t>
-      </w:r>
-      <w:r>
-        <w:rPr>
-          <w:rFonts w:ascii="Arial" w:hAnsi="Arial" w:cs="Arial"/>
+      <w:proofErr w:type="spellStart"/>
+      <w:r>
+        <w:rPr>
+          <w:rFonts w:ascii="Arial" w:hAnsi="Arial" w:cs="Arial"/>
+          <w:szCs w:val="20"/>
+        </w:rPr>
+        <w:t>pitvipers</w:t>
+      </w:r>
+      <w:proofErr w:type="spellEnd"/>
+      <w:r>
+        <w:rPr>
+          <w:rFonts w:ascii="Arial" w:hAnsi="Arial" w:cs="Arial"/>
+          <w:szCs w:val="20"/>
+        </w:rPr>
+        <w:t xml:space="preserve"> (Viperidae: </w:t>
+      </w:r>
+      <w:proofErr w:type="spellStart"/>
+      <w:r>
+        <w:rPr>
+          <w:rFonts w:ascii="Arial" w:hAnsi="Arial" w:cs="Arial"/>
+          <w:i/>
+          <w:iCs/>
+          <w:szCs w:val="20"/>
+        </w:rPr>
+        <w:t>Gloydius</w:t>
+      </w:r>
+      <w:proofErr w:type="spellEnd"/>
+      <w:r>
+        <w:rPr>
+          <w:rFonts w:ascii="Arial" w:hAnsi="Arial" w:cs="Arial"/>
+          <w:szCs w:val="20"/>
+        </w:rPr>
+        <w:t>) in the Democratic People’s Republic of Korea: identification, description of specimens, and geographic distribution</w:t>
+      </w:r>
+      <w:r>
+        <w:rPr>
+          <w:rFonts w:ascii="Arial" w:hAnsi="Arial" w:cs="Arial" w:hint="eastAsia"/>
+          <w:szCs w:val="20"/>
+        </w:rPr>
+        <w:t xml:space="preserve">. </w:t>
+      </w:r>
+      <w:proofErr w:type="spellStart"/>
+      <w:r>
+        <w:rPr>
+          <w:rFonts w:ascii="Arial" w:hAnsi="Arial" w:cs="Arial" w:hint="eastAsia"/>
+          <w:i/>
+          <w:iCs/>
+          <w:szCs w:val="20"/>
+        </w:rPr>
+        <w:t>Zoo</w:t>
+      </w:r>
+      <w:r>
+        <w:rPr>
+          <w:rFonts w:ascii="Arial" w:hAnsi="Arial" w:cs="Arial" w:hint="eastAsia"/>
+          <w:i/>
+          <w:iCs/>
+          <w:szCs w:val="20"/>
+        </w:rPr>
+        <w:t>Keys</w:t>
+      </w:r>
+      <w:proofErr w:type="spellEnd"/>
+      <w:r>
+        <w:rPr>
+          <w:rFonts w:ascii="Arial" w:hAnsi="Arial" w:cs="Arial" w:hint="eastAsia"/>
+          <w:i/>
+          <w:iCs/>
+          <w:szCs w:val="20"/>
+        </w:rPr>
+        <w:t xml:space="preserve"> </w:t>
+      </w:r>
+      <w:r>
+        <w:rPr>
+          <w:rFonts w:ascii="Arial" w:hAnsi="Arial" w:cs="Arial"/>
+          <w:szCs w:val="20"/>
+        </w:rPr>
+        <w:t>1249: 193-221</w:t>
+      </w:r>
+      <w:r>
+        <w:rPr>
+          <w:rFonts w:ascii="Arial" w:hAnsi="Arial" w:cs="Arial" w:hint="eastAsia"/>
           <w:szCs w:val="20"/>
         </w:rPr>
         <w:t>.</w:t>
@@ -2598,62 +2517,138 @@
           <w:bCs/>
           <w:szCs w:val="20"/>
         </w:rPr>
-        <w:t xml:space="preserve">18. </w:t>
-      </w:r>
-      <w:r>
-        <w:rPr>
-          <w:rFonts w:ascii="Arial" w:hAnsi="Arial" w:cs="Arial"/>
-          <w:szCs w:val="20"/>
-        </w:rPr>
-        <w:t xml:space="preserve">JY Jeon, </w:t>
-      </w:r>
-      <w:r>
-        <w:rPr>
-          <w:rFonts w:ascii="Arial" w:hAnsi="Arial" w:cs="Arial"/>
-          <w:b/>
-          <w:bCs/>
-          <w:szCs w:val="20"/>
-        </w:rPr>
-        <w:t>Y Shin</w:t>
-      </w:r>
-      <w:r>
-        <w:rPr>
-          <w:rFonts w:ascii="Arial" w:hAnsi="Arial" w:cs="Arial"/>
-          <w:szCs w:val="20"/>
-        </w:rPr>
-        <w:t xml:space="preserve">, AJ </w:t>
-      </w:r>
-      <w:proofErr w:type="spellStart"/>
-      <w:r>
-        <w:rPr>
-          <w:rFonts w:ascii="Arial" w:hAnsi="Arial" w:cs="Arial"/>
-          <w:szCs w:val="20"/>
-        </w:rPr>
-        <w:t>Mularo</w:t>
-      </w:r>
-      <w:proofErr w:type="spellEnd"/>
-      <w:r>
-        <w:rPr>
-          <w:rFonts w:ascii="Arial" w:hAnsi="Arial" w:cs="Arial"/>
-          <w:szCs w:val="20"/>
-        </w:rPr>
-        <w:t xml:space="preserve">, X Feng, JA DeWoody. 2024. The integration of whole-genome resequencing and ecological niche modeling to conserve profiles of local adaptation. </w:t>
-      </w:r>
-      <w:r>
-        <w:rPr>
-          <w:rFonts w:ascii="Arial" w:hAnsi="Arial" w:cs="Arial"/>
-          <w:i/>
-          <w:iCs/>
-          <w:szCs w:val="20"/>
-        </w:rPr>
-        <w:t>Diversity and Distributions</w:t>
-      </w:r>
-      <w:r>
-        <w:rPr>
-          <w:rFonts w:ascii="Arial" w:hAnsi="Arial" w:cs="Arial"/>
-          <w:szCs w:val="20"/>
-        </w:rPr>
-        <w:t xml:space="preserve"> 30: e13847</w:t>
+        <w:t xml:space="preserve">19. </w:t>
+      </w:r>
+      <w:r>
+        <w:rPr>
+          <w:rFonts w:ascii="Arial" w:hAnsi="Arial" w:cs="Arial"/>
+          <w:szCs w:val="20"/>
+        </w:rPr>
+        <w:t xml:space="preserve">A </w:t>
+      </w:r>
+      <w:proofErr w:type="spellStart"/>
+      <w:r>
+        <w:rPr>
+          <w:rFonts w:ascii="Arial" w:hAnsi="Arial" w:cs="Arial"/>
+          <w:szCs w:val="20"/>
+        </w:rPr>
+        <w:t>Borzée</w:t>
+      </w:r>
+      <w:proofErr w:type="spellEnd"/>
+      <w:r>
+        <w:rPr>
+          <w:rFonts w:ascii="Arial" w:hAnsi="Arial" w:cs="Arial"/>
+          <w:szCs w:val="20"/>
+        </w:rPr>
+        <w:t xml:space="preserve">, </w:t>
+      </w:r>
+      <w:proofErr w:type="gramStart"/>
+      <w:r>
+        <w:rPr>
+          <w:rFonts w:ascii="Arial" w:hAnsi="Arial" w:cs="Arial"/>
+          <w:szCs w:val="20"/>
+        </w:rPr>
+        <w:t>A</w:t>
+      </w:r>
+      <w:proofErr w:type="gramEnd"/>
+      <w:r>
+        <w:rPr>
+          <w:rFonts w:ascii="Arial" w:hAnsi="Arial" w:cs="Arial"/>
+          <w:szCs w:val="20"/>
+        </w:rPr>
+        <w:t xml:space="preserve"> Angulo, H Meredith, J Groffen, </w:t>
+      </w:r>
+      <w:proofErr w:type="gramStart"/>
+      <w:r>
+        <w:rPr>
+          <w:rFonts w:ascii="Arial" w:hAnsi="Arial" w:cs="Arial"/>
+          <w:szCs w:val="20"/>
+        </w:rPr>
+        <w:t>…..</w:t>
+      </w:r>
+      <w:proofErr w:type="gramEnd"/>
+      <w:r>
+        <w:rPr>
+          <w:rFonts w:ascii="Arial" w:hAnsi="Arial" w:cs="Arial"/>
+          <w:szCs w:val="20"/>
+        </w:rPr>
+        <w:t xml:space="preserve">, </w:t>
+      </w:r>
+      <w:r>
+        <w:rPr>
+          <w:rFonts w:ascii="Arial" w:hAnsi="Arial" w:cs="Arial"/>
+          <w:b/>
+          <w:bCs/>
+          <w:szCs w:val="20"/>
+        </w:rPr>
+        <w:t>Y Shin,</w:t>
+      </w:r>
+      <w:r>
+        <w:rPr>
+          <w:rFonts w:ascii="Arial" w:hAnsi="Arial" w:cs="Arial"/>
+          <w:szCs w:val="20"/>
+        </w:rPr>
+        <w:t xml:space="preserve"> Y Bae, Z Wang, Z Qiu, R Pearce.</w:t>
+      </w:r>
+      <w:r>
+        <w:rPr>
+          <w:rFonts w:ascii="Arial" w:hAnsi="Arial" w:cs="Arial"/>
+          <w:szCs w:val="20"/>
+        </w:rPr>
+        <w:t xml:space="preserve"> 2024</w:t>
+      </w:r>
+      <w:r>
+        <w:rPr>
+          <w:rFonts w:ascii="Arial" w:hAnsi="Arial" w:cs="Arial"/>
+          <w:szCs w:val="20"/>
+        </w:rPr>
+        <w:t>. Protecting Japanese Giant Salamanders (</w:t>
+      </w:r>
+      <w:r>
+        <w:rPr>
+          <w:rFonts w:ascii="Arial" w:hAnsi="Arial" w:cs="Arial"/>
+          <w:i/>
+          <w:iCs/>
+          <w:szCs w:val="20"/>
+        </w:rPr>
+        <w:t>Andrias japonicus</w:t>
+      </w:r>
+      <w:r>
+        <w:rPr>
+          <w:rFonts w:ascii="Arial" w:hAnsi="Arial" w:cs="Arial"/>
+          <w:szCs w:val="20"/>
+        </w:rPr>
+        <w:t xml:space="preserve">) in the Nawa River Basin, Japan: policy recommendations addressing water pollution and waterway disruption. </w:t>
+      </w:r>
+      <w:r>
+        <w:rPr>
+          <w:rFonts w:ascii="Arial" w:hAnsi="Arial" w:cs="Arial"/>
+          <w:i/>
+          <w:iCs/>
+          <w:szCs w:val="20"/>
+        </w:rPr>
+        <w:t>Frontiers in Amphibian and Reptile Science</w:t>
+      </w:r>
+      <w:r>
+        <w:rPr>
+          <w:rFonts w:ascii="Arial" w:hAnsi="Arial" w:cs="Arial"/>
+          <w:szCs w:val="20"/>
+        </w:rPr>
+        <w:t xml:space="preserve"> 2:</w:t>
+      </w:r>
+      <w:r>
+        <w:rPr>
+          <w:rFonts w:ascii="Arial" w:hAnsi="Arial" w:cs="Arial"/>
+          <w:szCs w:val="20"/>
+        </w:rPr>
+        <w:t xml:space="preserve"> </w:t>
+      </w:r>
+      <w:r>
+        <w:rPr>
+          <w:rFonts w:ascii="Arial" w:hAnsi="Arial" w:cs="Arial"/>
+          <w:szCs w:val="20"/>
+        </w:rPr>
+        <w:t>1348251</w:t>
       </w:r>
       <w:r>
         <w:rPr>
@@ -2679,137 +2674,62 @@
           <w:bCs/>
           <w:szCs w:val="20"/>
         </w:rPr>
-        <w:t>1</w:t>
-      </w:r>
-      <w:r>
-        <w:rPr>
-          <w:rFonts w:ascii="Arial" w:hAnsi="Arial" w:cs="Arial"/>
-          <w:b/>
-          <w:bCs/>
-          <w:szCs w:val="20"/>
-        </w:rPr>
-        <w:t>7</w:t>
-      </w:r>
-      <w:r>
-        <w:rPr>
-          <w:rFonts w:ascii="Arial" w:hAnsi="Arial" w:cs="Arial"/>
-          <w:b/>
-          <w:bCs/>
-          <w:szCs w:val="20"/>
-        </w:rPr>
-        <w:t xml:space="preserve">. </w:t>
-      </w:r>
-      <w:r>
-        <w:rPr>
-          <w:rFonts w:ascii="Arial" w:hAnsi="Arial" w:cs="Arial"/>
-          <w:szCs w:val="20"/>
-        </w:rPr>
-        <w:t xml:space="preserve">I-K Park, </w:t>
-      </w:r>
-      <w:r>
-        <w:rPr>
-          <w:rFonts w:ascii="Arial" w:hAnsi="Arial" w:cs="Arial"/>
-          <w:b/>
-          <w:bCs/>
-          <w:szCs w:val="20"/>
-        </w:rPr>
-        <w:t>Y Shin,</w:t>
-      </w:r>
-      <w:r>
-        <w:rPr>
-          <w:rFonts w:ascii="Arial" w:hAnsi="Arial" w:cs="Arial"/>
-          <w:szCs w:val="20"/>
-        </w:rPr>
-        <w:t xml:space="preserve"> H-J Baek, J Kim, D-I Kim, M Seok, Y Oh, D Park. 2024. Establishment potential </w:t>
-      </w:r>
-      <w:r>
-        <w:rPr>
-          <w:rFonts w:ascii="Arial" w:hAnsi="Arial" w:cs="Arial"/>
-          <w:szCs w:val="20"/>
-        </w:rPr>
-        <w:t xml:space="preserve">across South Korea </w:t>
-      </w:r>
-      <w:r>
-        <w:rPr>
-          <w:rFonts w:ascii="Arial" w:hAnsi="Arial" w:cs="Arial"/>
-          <w:szCs w:val="20"/>
-        </w:rPr>
-        <w:t xml:space="preserve">for two gecko species, </w:t>
-      </w:r>
-      <w:r>
-        <w:rPr>
-          <w:rFonts w:ascii="Arial" w:hAnsi="Arial" w:cs="Arial"/>
-          <w:i/>
-          <w:iCs/>
-          <w:szCs w:val="20"/>
-        </w:rPr>
-        <w:t>Gekko japonicus</w:t>
-      </w:r>
-      <w:r>
-        <w:rPr>
-          <w:rFonts w:ascii="Arial" w:hAnsi="Arial" w:cs="Arial"/>
-          <w:szCs w:val="20"/>
-        </w:rPr>
-        <w:t xml:space="preserve"> and </w:t>
-      </w:r>
-      <w:r>
-        <w:rPr>
-          <w:rFonts w:ascii="Arial" w:hAnsi="Arial" w:cs="Arial"/>
-          <w:i/>
-          <w:iCs/>
-          <w:szCs w:val="20"/>
-        </w:rPr>
-        <w:t xml:space="preserve">G. </w:t>
-      </w:r>
-      <w:proofErr w:type="spellStart"/>
-      <w:r>
-        <w:rPr>
-          <w:rFonts w:ascii="Arial" w:hAnsi="Arial" w:cs="Arial"/>
-          <w:i/>
-          <w:iCs/>
-          <w:szCs w:val="20"/>
-        </w:rPr>
-        <w:t>swinhonis</w:t>
-      </w:r>
-      <w:proofErr w:type="spellEnd"/>
-      <w:r>
-        <w:rPr>
-          <w:rFonts w:ascii="Arial" w:hAnsi="Arial" w:cs="Arial"/>
-          <w:szCs w:val="20"/>
-        </w:rPr>
-        <w:t xml:space="preserve">, </w:t>
-      </w:r>
-      <w:r>
-        <w:rPr>
-          <w:rFonts w:ascii="Arial" w:hAnsi="Arial" w:cs="Arial"/>
-          <w:szCs w:val="20"/>
-        </w:rPr>
-        <w:t>adapted to different climates</w:t>
-      </w:r>
-      <w:r>
-        <w:rPr>
-          <w:rFonts w:ascii="Arial" w:hAnsi="Arial" w:cs="Arial"/>
-          <w:szCs w:val="20"/>
-        </w:rPr>
-        <w:t xml:space="preserve">. </w:t>
-      </w:r>
-      <w:proofErr w:type="spellStart"/>
-      <w:r>
-        <w:rPr>
-          <w:rFonts w:ascii="Arial" w:hAnsi="Arial" w:cs="Arial"/>
-          <w:i/>
-          <w:iCs/>
-          <w:szCs w:val="20"/>
-        </w:rPr>
-        <w:t>NeoBiota</w:t>
-      </w:r>
-      <w:proofErr w:type="spellEnd"/>
-      <w:r>
-        <w:rPr>
-          <w:rFonts w:ascii="Arial" w:hAnsi="Arial" w:cs="Arial"/>
-          <w:szCs w:val="20"/>
-        </w:rPr>
-        <w:t xml:space="preserve"> 93: 39-62</w:t>
+        <w:t xml:space="preserve">18. </w:t>
+      </w:r>
+      <w:r>
+        <w:rPr>
+          <w:rFonts w:ascii="Arial" w:hAnsi="Arial" w:cs="Arial"/>
+          <w:szCs w:val="20"/>
+        </w:rPr>
+        <w:t xml:space="preserve">JY Jeon, </w:t>
+      </w:r>
+      <w:r>
+        <w:rPr>
+          <w:rFonts w:ascii="Arial" w:hAnsi="Arial" w:cs="Arial"/>
+          <w:b/>
+          <w:bCs/>
+          <w:szCs w:val="20"/>
+        </w:rPr>
+        <w:t>Y Shin</w:t>
+      </w:r>
+      <w:r>
+        <w:rPr>
+          <w:rFonts w:ascii="Arial" w:hAnsi="Arial" w:cs="Arial"/>
+          <w:szCs w:val="20"/>
+        </w:rPr>
+        <w:t xml:space="preserve">, AJ </w:t>
+      </w:r>
+      <w:proofErr w:type="spellStart"/>
+      <w:r>
+        <w:rPr>
+          <w:rFonts w:ascii="Arial" w:hAnsi="Arial" w:cs="Arial"/>
+          <w:szCs w:val="20"/>
+        </w:rPr>
+        <w:t>Mularo</w:t>
+      </w:r>
+      <w:proofErr w:type="spellEnd"/>
+      <w:r>
+        <w:rPr>
+          <w:rFonts w:ascii="Arial" w:hAnsi="Arial" w:cs="Arial"/>
+          <w:szCs w:val="20"/>
+        </w:rPr>
+        <w:t xml:space="preserve">, X Feng, JA DeWoody. 2024. The integration of whole-genome resequencing and ecological niche modeling to conserve profiles of local adaptation. </w:t>
+      </w:r>
+      <w:r>
+        <w:rPr>
+          <w:rFonts w:ascii="Arial" w:hAnsi="Arial" w:cs="Arial"/>
+          <w:i/>
+          <w:iCs/>
+          <w:szCs w:val="20"/>
+        </w:rPr>
+        <w:t>Diversity and Distributions</w:t>
+      </w:r>
+      <w:r>
+        <w:rPr>
+          <w:rFonts w:ascii="Arial" w:hAnsi="Arial" w:cs="Arial"/>
+          <w:szCs w:val="20"/>
+        </w:rPr>
+        <w:t xml:space="preserve"> 30: e13847</w:t>
       </w:r>
       <w:r>
         <w:rPr>
@@ -2835,22 +2755,97 @@
           <w:bCs/>
           <w:szCs w:val="20"/>
         </w:rPr>
-        <w:t>16.</w:t>
-      </w:r>
-      <w:r>
-        <w:rPr>
-          <w:rFonts w:ascii="Arial" w:hAnsi="Arial" w:cs="Arial"/>
-          <w:szCs w:val="20"/>
-        </w:rPr>
-        <w:t xml:space="preserve"> A </w:t>
-      </w:r>
-      <w:proofErr w:type="spellStart"/>
-      <w:r>
-        <w:rPr>
-          <w:rFonts w:ascii="Arial" w:hAnsi="Arial" w:cs="Arial"/>
-          <w:szCs w:val="20"/>
-        </w:rPr>
-        <w:t>Borzée</w:t>
+        <w:t>1</w:t>
+      </w:r>
+      <w:r>
+        <w:rPr>
+          <w:rFonts w:ascii="Arial" w:hAnsi="Arial" w:cs="Arial"/>
+          <w:b/>
+          <w:bCs/>
+          <w:szCs w:val="20"/>
+        </w:rPr>
+        <w:t>7</w:t>
+      </w:r>
+      <w:r>
+        <w:rPr>
+          <w:rFonts w:ascii="Arial" w:hAnsi="Arial" w:cs="Arial"/>
+          <w:b/>
+          <w:bCs/>
+          <w:szCs w:val="20"/>
+        </w:rPr>
+        <w:t xml:space="preserve">. </w:t>
+      </w:r>
+      <w:r>
+        <w:rPr>
+          <w:rFonts w:ascii="Arial" w:hAnsi="Arial" w:cs="Arial"/>
+          <w:szCs w:val="20"/>
+        </w:rPr>
+        <w:t xml:space="preserve">I-K Park, </w:t>
+      </w:r>
+      <w:r>
+        <w:rPr>
+          <w:rFonts w:ascii="Arial" w:hAnsi="Arial" w:cs="Arial"/>
+          <w:b/>
+          <w:bCs/>
+          <w:szCs w:val="20"/>
+        </w:rPr>
+        <w:t>Y Shin,</w:t>
+      </w:r>
+      <w:r>
+        <w:rPr>
+          <w:rFonts w:ascii="Arial" w:hAnsi="Arial" w:cs="Arial"/>
+          <w:szCs w:val="20"/>
+        </w:rPr>
+        <w:t xml:space="preserve"> H-J Baek, J Kim, D-I Kim, M Seok, Y Oh, D Park. 2024. Establishment potential </w:t>
+      </w:r>
+      <w:r>
+        <w:rPr>
+          <w:rFonts w:ascii="Arial" w:hAnsi="Arial" w:cs="Arial"/>
+          <w:szCs w:val="20"/>
+        </w:rPr>
+        <w:t xml:space="preserve">across South Korea </w:t>
+      </w:r>
+      <w:r>
+        <w:rPr>
+          <w:rFonts w:ascii="Arial" w:hAnsi="Arial" w:cs="Arial"/>
+          <w:szCs w:val="20"/>
+        </w:rPr>
+        <w:t xml:space="preserve">for two gecko species, </w:t>
+      </w:r>
+      <w:r>
+        <w:rPr>
+          <w:rFonts w:ascii="Arial" w:hAnsi="Arial" w:cs="Arial"/>
+          <w:i/>
+          <w:iCs/>
+          <w:szCs w:val="20"/>
+        </w:rPr>
+        <w:t>Gekko japonicus</w:t>
+      </w:r>
+      <w:r>
+        <w:rPr>
+          <w:rFonts w:ascii="Arial" w:hAnsi="Arial" w:cs="Arial"/>
+          <w:szCs w:val="20"/>
+        </w:rPr>
+        <w:t xml:space="preserve"> and </w:t>
+      </w:r>
+      <w:r>
+        <w:rPr>
+          <w:rFonts w:ascii="Arial" w:hAnsi="Arial" w:cs="Arial"/>
+          <w:i/>
+          <w:iCs/>
+          <w:szCs w:val="20"/>
+        </w:rPr>
+        <w:t xml:space="preserve">G. </w:t>
+      </w:r>
+      <w:proofErr w:type="spellStart"/>
+      <w:r>
+        <w:rPr>
+          <w:rFonts w:ascii="Arial" w:hAnsi="Arial" w:cs="Arial"/>
+          <w:i/>
+          <w:iCs/>
+          <w:szCs w:val="20"/>
+        </w:rPr>
+        <w:t>swinhonis</w:t>
       </w:r>
       <w:proofErr w:type="spellEnd"/>
       <w:r>
@@ -2863,72 +2858,41 @@
       <w:r>
         <w:rPr>
           <w:rFonts w:ascii="Arial" w:hAnsi="Arial" w:cs="Arial"/>
-          <w:b/>
-          <w:bCs/>
-          <w:szCs w:val="20"/>
-        </w:rPr>
-        <w:t>Y Shin</w:t>
-      </w:r>
-      <w:r>
-        <w:rPr>
-          <w:rFonts w:ascii="Arial" w:hAnsi="Arial" w:cs="Arial"/>
-          <w:szCs w:val="20"/>
-        </w:rPr>
-        <w:t xml:space="preserve">, Y Bae, D Jeong, H Amin, M-S Min, SN Othman. 2024. From Korean to northeast Asian endemicity: on the occurrence of </w:t>
-      </w:r>
-      <w:proofErr w:type="spellStart"/>
-      <w:r>
-        <w:rPr>
-          <w:rFonts w:ascii="Arial" w:hAnsi="Arial" w:cs="Arial"/>
-          <w:i/>
-          <w:iCs/>
-          <w:szCs w:val="20"/>
-        </w:rPr>
-        <w:t>Pelophylax</w:t>
-      </w:r>
-      <w:proofErr w:type="spellEnd"/>
-      <w:r>
-        <w:rPr>
-          <w:rFonts w:ascii="Arial" w:hAnsi="Arial" w:cs="Arial"/>
-          <w:i/>
-          <w:iCs/>
-          <w:szCs w:val="20"/>
-        </w:rPr>
-        <w:t xml:space="preserve"> </w:t>
-      </w:r>
-      <w:proofErr w:type="spellStart"/>
-      <w:r>
-        <w:rPr>
-          <w:rFonts w:ascii="Arial" w:hAnsi="Arial" w:cs="Arial"/>
-          <w:i/>
-          <w:iCs/>
-          <w:szCs w:val="20"/>
-        </w:rPr>
-        <w:t>chosenicus</w:t>
-      </w:r>
-      <w:proofErr w:type="spellEnd"/>
-      <w:r>
-        <w:rPr>
-          <w:rFonts w:ascii="Arial" w:hAnsi="Arial" w:cs="Arial"/>
-          <w:szCs w:val="20"/>
-        </w:rPr>
-        <w:t xml:space="preserve"> along the Eastern Coastal Yellow Sea. </w:t>
-      </w:r>
-      <w:r>
-        <w:rPr>
-          <w:rFonts w:ascii="Arial" w:hAnsi="Arial" w:cs="Arial"/>
-          <w:i/>
-          <w:iCs/>
-          <w:szCs w:val="20"/>
-        </w:rPr>
-        <w:t>Frontiers of Biogeography</w:t>
-      </w:r>
-      <w:r>
-        <w:rPr>
-          <w:rFonts w:ascii="Arial" w:hAnsi="Arial" w:cs="Arial"/>
-          <w:szCs w:val="20"/>
-        </w:rPr>
-        <w:t xml:space="preserve"> 16: e62301.</w:t>
+          <w:szCs w:val="20"/>
+        </w:rPr>
+        <w:t>adapted to different climates</w:t>
+      </w:r>
+      <w:r>
+        <w:rPr>
+          <w:rFonts w:ascii="Arial" w:hAnsi="Arial" w:cs="Arial"/>
+          <w:szCs w:val="20"/>
+        </w:rPr>
+        <w:t xml:space="preserve">. </w:t>
+      </w:r>
+      <w:proofErr w:type="spellStart"/>
+      <w:r>
+        <w:rPr>
+          <w:rFonts w:ascii="Arial" w:hAnsi="Arial" w:cs="Arial"/>
+          <w:i/>
+          <w:iCs/>
+          <w:szCs w:val="20"/>
+        </w:rPr>
+        <w:t>NeoBiota</w:t>
+      </w:r>
+      <w:proofErr w:type="spellEnd"/>
+      <w:r>
+        <w:rPr>
+          <w:rFonts w:ascii="Arial" w:hAnsi="Arial" w:cs="Arial"/>
+          <w:szCs w:val="20"/>
+        </w:rPr>
+        <w:t xml:space="preserve"> 93: 39-62</w:t>
+      </w:r>
+      <w:r>
+        <w:rPr>
+          <w:rFonts w:ascii="Arial" w:hAnsi="Arial" w:cs="Arial"/>
+          <w:szCs w:val="20"/>
+        </w:rPr>
+        <w:t>.</w:t>
       </w:r>
     </w:p>
     <w:p>
@@ -2937,26 +2901,24 @@
         <w:ind w:left="300" w:hangingChars="150" w:hanging="300"/>
         <w:rPr>
           <w:rFonts w:ascii="Arial" w:hAnsi="Arial" w:cs="Arial"/>
-          <w:b/>
-          <w:bCs/>
-          <w:szCs w:val="20"/>
-        </w:rPr>
-      </w:pPr>
-      <w:r>
-        <w:rPr>
-          <w:rFonts w:ascii="Arial" w:hAnsi="Arial" w:cs="Arial"/>
-          <w:b/>
-          <w:bCs/>
-          <w:szCs w:val="20"/>
-        </w:rPr>
-        <w:t>15. Y Shin*</w:t>
-      </w:r>
-      <w:r>
-        <w:rPr>
-          <w:rFonts w:ascii="Arial" w:hAnsi="Arial" w:cs="Arial"/>
-          <w:szCs w:val="20"/>
-        </w:rPr>
-        <w:t xml:space="preserve">, K Heo*, SN Othman, Y Jang, M-S Min, A </w:t>
+          <w:szCs w:val="20"/>
+        </w:rPr>
+      </w:pPr>
+      <w:r>
+        <w:rPr>
+          <w:rFonts w:ascii="Arial" w:hAnsi="Arial" w:cs="Arial"/>
+          <w:b/>
+          <w:bCs/>
+          <w:szCs w:val="20"/>
+        </w:rPr>
+        <w:t>16.</w:t>
+      </w:r>
+      <w:r>
+        <w:rPr>
+          <w:rFonts w:ascii="Arial" w:hAnsi="Arial" w:cs="Arial"/>
+          <w:szCs w:val="20"/>
+        </w:rPr>
+        <w:t xml:space="preserve"> A </w:t>
       </w:r>
       <w:proofErr w:type="spellStart"/>
       <w:r>
@@ -2972,66 +2934,77 @@
           <w:rFonts w:ascii="Arial" w:hAnsi="Arial" w:cs="Arial"/>
           <w:szCs w:val="20"/>
         </w:rPr>
-        <w:t xml:space="preserve">. 2024. Tracing the geographic origin of a nonnative Red-banded Snake (Colubridae: </w:t>
-      </w:r>
-      <w:r>
-        <w:rPr>
-          <w:rFonts w:ascii="Arial" w:hAnsi="Arial" w:cs="Arial"/>
-          <w:i/>
-          <w:iCs/>
-          <w:szCs w:val="20"/>
-        </w:rPr>
-        <w:t xml:space="preserve">Lycodon </w:t>
-      </w:r>
-      <w:proofErr w:type="spellStart"/>
-      <w:r>
-        <w:rPr>
-          <w:rFonts w:ascii="Arial" w:hAnsi="Arial" w:cs="Arial"/>
-          <w:i/>
-          <w:iCs/>
-          <w:szCs w:val="20"/>
-        </w:rPr>
-        <w:t>rufozonatus</w:t>
-      </w:r>
-      <w:proofErr w:type="spellEnd"/>
-      <w:r>
-        <w:rPr>
-          <w:rFonts w:ascii="Arial" w:hAnsi="Arial" w:cs="Arial"/>
-          <w:szCs w:val="20"/>
-        </w:rPr>
-        <w:t xml:space="preserve">) found on Jeju Island, Republic of Korea. </w:t>
-      </w:r>
-      <w:proofErr w:type="spellStart"/>
-      <w:r>
-        <w:rPr>
-          <w:rFonts w:ascii="Arial" w:hAnsi="Arial" w:cs="Arial"/>
-          <w:i/>
-          <w:iCs/>
-          <w:szCs w:val="20"/>
-        </w:rPr>
-        <w:t>Herpetologica</w:t>
-      </w:r>
-      <w:proofErr w:type="spellEnd"/>
-      <w:r>
-        <w:rPr>
-          <w:rFonts w:ascii="Arial" w:hAnsi="Arial" w:cs="Arial"/>
-          <w:szCs w:val="20"/>
-        </w:rPr>
-        <w:t xml:space="preserve"> 80</w:t>
-      </w:r>
-      <w:r>
-        <w:rPr>
-          <w:rFonts w:ascii="Arial" w:hAnsi="Arial" w:cs="Arial"/>
-          <w:szCs w:val="20"/>
-        </w:rPr>
-        <w:t>: 30-39</w:t>
-      </w:r>
-      <w:r>
-        <w:rPr>
-          <w:rFonts w:ascii="Arial" w:hAnsi="Arial" w:cs="Arial"/>
-          <w:szCs w:val="20"/>
-        </w:rPr>
-        <w:t>.</w:t>
+        <w:t xml:space="preserve">, </w:t>
+      </w:r>
+      <w:r>
+        <w:rPr>
+          <w:rFonts w:ascii="Arial" w:hAnsi="Arial" w:cs="Arial"/>
+          <w:b/>
+          <w:bCs/>
+          <w:szCs w:val="20"/>
+        </w:rPr>
+        <w:t>Y Shin</w:t>
+      </w:r>
+      <w:r>
+        <w:rPr>
+          <w:rFonts w:ascii="Arial" w:hAnsi="Arial" w:cs="Arial"/>
+          <w:szCs w:val="20"/>
+        </w:rPr>
+        <w:t xml:space="preserve">, Y Bae, D Jeong, H Amin, M-S Min, SN Othman. 2024. From Korean to northeast Asian endemicity: on the occurrence of </w:t>
+      </w:r>
+      <w:proofErr w:type="spellStart"/>
+      <w:r>
+        <w:rPr>
+          <w:rFonts w:ascii="Arial" w:hAnsi="Arial" w:cs="Arial"/>
+          <w:i/>
+          <w:iCs/>
+          <w:szCs w:val="20"/>
+        </w:rPr>
+        <w:t>Pelophylax</w:t>
+      </w:r>
+      <w:proofErr w:type="spellEnd"/>
+      <w:r>
+        <w:rPr>
+          <w:rFonts w:ascii="Arial" w:hAnsi="Arial" w:cs="Arial"/>
+          <w:i/>
+          <w:iCs/>
+          <w:szCs w:val="20"/>
+        </w:rPr>
+        <w:t xml:space="preserve"> </w:t>
+      </w:r>
+      <w:proofErr w:type="spellStart"/>
+      <w:r>
+        <w:rPr>
+          <w:rFonts w:ascii="Arial" w:hAnsi="Arial" w:cs="Arial"/>
+          <w:i/>
+          <w:iCs/>
+          <w:szCs w:val="20"/>
+        </w:rPr>
+        <w:t>chosenicus</w:t>
+      </w:r>
+      <w:proofErr w:type="spellEnd"/>
+      <w:r>
+        <w:rPr>
+          <w:rFonts w:ascii="Arial" w:hAnsi="Arial" w:cs="Arial"/>
+          <w:szCs w:val="20"/>
+        </w:rPr>
+        <w:t xml:space="preserve"> along the Eastern Coastal Yellow Sea. </w:t>
+      </w:r>
+      <w:r>
+        <w:rPr>
+          <w:rFonts w:ascii="Arial" w:hAnsi="Arial" w:cs="Arial"/>
+          <w:i/>
+          <w:iCs/>
+          <w:szCs w:val="20"/>
+        </w:rPr>
+        <w:t>Frontiers of Biogeography</w:t>
+      </w:r>
+      <w:r>
+        <w:rPr>
+          <w:rFonts w:ascii="Arial" w:hAnsi="Arial" w:cs="Arial"/>
+          <w:szCs w:val="20"/>
+        </w:rPr>
+        <w:t xml:space="preserve"> 16: e62301.</w:t>
       </w:r>
     </w:p>
     <w:p>
@@ -3052,119 +3025,89 @@
           <w:bCs/>
           <w:szCs w:val="20"/>
         </w:rPr>
-        <w:t xml:space="preserve">14. </w:t>
-      </w:r>
-      <w:r>
-        <w:rPr>
-          <w:rFonts w:ascii="Arial" w:hAnsi="Arial" w:cs="Arial"/>
-          <w:szCs w:val="20"/>
-        </w:rPr>
-        <w:t xml:space="preserve">Y Peng, Y Li, G Cao, H Li, </w:t>
-      </w:r>
-      <w:r>
-        <w:rPr>
-          <w:rFonts w:ascii="Arial" w:hAnsi="Arial" w:cs="Arial"/>
-          <w:b/>
-          <w:bCs/>
-          <w:szCs w:val="20"/>
-        </w:rPr>
-        <w:t>Y Shin</w:t>
-      </w:r>
-      <w:r>
-        <w:rPr>
-          <w:rFonts w:ascii="Arial" w:hAnsi="Arial" w:cs="Arial"/>
-          <w:szCs w:val="20"/>
-        </w:rPr>
-        <w:t xml:space="preserve">, Z Piao, F Perez, </w:t>
-      </w:r>
-      <w:bookmarkStart w:id="0" w:name="_Hlk128230076"/>
-      <w:r>
-        <w:rPr>
-          <w:rFonts w:ascii="Arial" w:hAnsi="Arial" w:cs="Arial"/>
-          <w:szCs w:val="20"/>
-        </w:rPr>
-        <w:t xml:space="preserve">W Zhu, A </w:t>
-      </w:r>
-      <w:proofErr w:type="spellStart"/>
-      <w:r>
-        <w:rPr>
-          <w:rFonts w:ascii="Arial" w:hAnsi="Arial" w:cs="Arial"/>
-          <w:szCs w:val="20"/>
-        </w:rPr>
-        <w:t>Borz</w:t>
-      </w:r>
-      <w:r>
-        <w:rPr>
-          <w:rFonts w:ascii="Arial" w:eastAsia="맑은 고딕" w:hAnsi="Arial" w:cs="Arial"/>
-          <w:szCs w:val="20"/>
-        </w:rPr>
-        <w:t>é</w:t>
-      </w:r>
-      <w:r>
-        <w:rPr>
-          <w:rFonts w:ascii="Arial" w:hAnsi="Arial" w:cs="Arial"/>
-          <w:szCs w:val="20"/>
-        </w:rPr>
-        <w:t>e</w:t>
-      </w:r>
-      <w:bookmarkEnd w:id="0"/>
-      <w:proofErr w:type="spellEnd"/>
-      <w:r>
-        <w:rPr>
-          <w:rFonts w:ascii="Arial" w:hAnsi="Arial" w:cs="Arial"/>
-          <w:szCs w:val="20"/>
-        </w:rPr>
-        <w:t>. 2023. Estimation of habitat suitability and landscape connectivity for Liaoning and Jilin clawed salamanders (</w:t>
-      </w:r>
-      <w:proofErr w:type="spellStart"/>
-      <w:r>
-        <w:rPr>
-          <w:rFonts w:ascii="Arial" w:hAnsi="Arial" w:cs="Arial"/>
-          <w:szCs w:val="20"/>
-        </w:rPr>
-        <w:t>Hynobiidae</w:t>
-      </w:r>
-      <w:proofErr w:type="spellEnd"/>
-      <w:r>
-        <w:rPr>
-          <w:rFonts w:ascii="Arial" w:hAnsi="Arial" w:cs="Arial"/>
-          <w:szCs w:val="20"/>
-        </w:rPr>
-        <w:t xml:space="preserve">: </w:t>
-      </w:r>
-      <w:proofErr w:type="spellStart"/>
-      <w:r>
-        <w:rPr>
-          <w:rFonts w:ascii="Arial" w:hAnsi="Arial" w:cs="Arial"/>
-          <w:i/>
-          <w:iCs/>
-          <w:szCs w:val="20"/>
-        </w:rPr>
-        <w:t>Onychodactylus</w:t>
-      </w:r>
-      <w:proofErr w:type="spellEnd"/>
-      <w:r>
-        <w:rPr>
-          <w:rFonts w:ascii="Arial" w:hAnsi="Arial" w:cs="Arial"/>
-          <w:szCs w:val="20"/>
-        </w:rPr>
-        <w:t xml:space="preserve">) in the transboundary region between the People’s Republic of China and the Democratic People’s Republic of Korea. </w:t>
-      </w:r>
-      <w:r>
-        <w:rPr>
-          <w:rFonts w:ascii="Arial" w:hAnsi="Arial" w:cs="Arial"/>
-          <w:i/>
-          <w:iCs/>
-          <w:szCs w:val="20"/>
-        </w:rPr>
-        <w:t>Global Ecology and Conservation</w:t>
-      </w:r>
-      <w:r>
-        <w:rPr>
-          <w:rFonts w:ascii="Arial" w:hAnsi="Arial" w:cs="Arial"/>
-          <w:szCs w:val="20"/>
-        </w:rPr>
-        <w:t xml:space="preserve"> 48: e02694.</w:t>
+        <w:t>15. Y Shin*</w:t>
+      </w:r>
+      <w:r>
+        <w:rPr>
+          <w:rFonts w:ascii="Arial" w:hAnsi="Arial" w:cs="Arial"/>
+          <w:szCs w:val="20"/>
+        </w:rPr>
+        <w:t xml:space="preserve">, K Heo*, SN Othman, Y Jang, M-S Min, A </w:t>
+      </w:r>
+      <w:proofErr w:type="spellStart"/>
+      <w:r>
+        <w:rPr>
+          <w:rFonts w:ascii="Arial" w:hAnsi="Arial" w:cs="Arial"/>
+          <w:szCs w:val="20"/>
+        </w:rPr>
+        <w:t>Borzée</w:t>
+      </w:r>
+      <w:proofErr w:type="spellEnd"/>
+      <w:r>
+        <w:rPr>
+          <w:rFonts w:ascii="Arial" w:hAnsi="Arial" w:cs="Arial"/>
+          <w:szCs w:val="20"/>
+        </w:rPr>
+        <w:t xml:space="preserve">. 2024. Tracing the geographic origin of a nonnative Red-banded Snake (Colubridae: </w:t>
+      </w:r>
+      <w:r>
+        <w:rPr>
+          <w:rFonts w:ascii="Arial" w:hAnsi="Arial" w:cs="Arial"/>
+          <w:i/>
+          <w:iCs/>
+          <w:szCs w:val="20"/>
+        </w:rPr>
+        <w:t xml:space="preserve">Lycodon </w:t>
+      </w:r>
+      <w:proofErr w:type="spellStart"/>
+      <w:r>
+        <w:rPr>
+          <w:rFonts w:ascii="Arial" w:hAnsi="Arial" w:cs="Arial"/>
+          <w:i/>
+          <w:iCs/>
+          <w:szCs w:val="20"/>
+        </w:rPr>
+        <w:t>rufozonatus</w:t>
+      </w:r>
+      <w:proofErr w:type="spellEnd"/>
+      <w:r>
+        <w:rPr>
+          <w:rFonts w:ascii="Arial" w:hAnsi="Arial" w:cs="Arial"/>
+          <w:szCs w:val="20"/>
+        </w:rPr>
+        <w:t xml:space="preserve">) found on Jeju Island, Republic of Korea. </w:t>
+      </w:r>
+      <w:proofErr w:type="spellStart"/>
+      <w:r>
+        <w:rPr>
+          <w:rFonts w:ascii="Arial" w:hAnsi="Arial" w:cs="Arial"/>
+          <w:i/>
+          <w:iCs/>
+          <w:szCs w:val="20"/>
+        </w:rPr>
+        <w:t>Herpetologica</w:t>
+      </w:r>
+      <w:proofErr w:type="spellEnd"/>
+      <w:r>
+        <w:rPr>
+          <w:rFonts w:ascii="Arial" w:hAnsi="Arial" w:cs="Arial"/>
+          <w:szCs w:val="20"/>
+        </w:rPr>
+        <w:t xml:space="preserve"> 80</w:t>
+      </w:r>
+      <w:r>
+        <w:rPr>
+          <w:rFonts w:ascii="Arial" w:hAnsi="Arial" w:cs="Arial"/>
+          <w:szCs w:val="20"/>
+        </w:rPr>
+        <w:t>: 30-39</w:t>
+      </w:r>
+      <w:r>
+        <w:rPr>
+          <w:rFonts w:ascii="Arial" w:hAnsi="Arial" w:cs="Arial"/>
+          <w:szCs w:val="20"/>
+        </w:rPr>
+        <w:t>.</w:t>
       </w:r>
     </w:p>
     <w:p>
@@ -3185,14 +3128,14 @@
           <w:bCs/>
           <w:szCs w:val="20"/>
         </w:rPr>
-        <w:t xml:space="preserve">13. </w:t>
-      </w:r>
-      <w:r>
-        <w:rPr>
-          <w:rFonts w:ascii="Arial" w:hAnsi="Arial" w:cs="Arial"/>
-          <w:szCs w:val="20"/>
-        </w:rPr>
-        <w:t xml:space="preserve">J Li, </w:t>
+        <w:t xml:space="preserve">14. </w:t>
+      </w:r>
+      <w:r>
+        <w:rPr>
+          <w:rFonts w:ascii="Arial" w:hAnsi="Arial" w:cs="Arial"/>
+          <w:szCs w:val="20"/>
+        </w:rPr>
+        <w:t xml:space="preserve">Y Peng, Y Li, G Cao, H Li, </w:t>
       </w:r>
       <w:r>
         <w:rPr>
@@ -3208,69 +3151,96 @@
           <w:rFonts w:ascii="Arial" w:hAnsi="Arial" w:cs="Arial"/>
           <w:szCs w:val="20"/>
         </w:rPr>
-        <w:t xml:space="preserve">, M Hong, Y Jang, A </w:t>
-      </w:r>
-      <w:proofErr w:type="spellStart"/>
-      <w:r>
-        <w:rPr>
-          <w:rFonts w:ascii="Arial" w:hAnsi="Arial" w:cs="Arial"/>
-          <w:szCs w:val="20"/>
-        </w:rPr>
-        <w:t>Borzée</w:t>
-      </w:r>
-      <w:proofErr w:type="spellEnd"/>
-      <w:r>
-        <w:rPr>
-          <w:rFonts w:ascii="Arial" w:hAnsi="Arial" w:cs="Arial"/>
-          <w:szCs w:val="20"/>
-        </w:rPr>
-        <w:t>. 2023. Is ultra-violet fluorescence a trait related to breeding in the Mongolian racerunner (</w:t>
-      </w:r>
-      <w:r>
-        <w:rPr>
-          <w:rFonts w:ascii="Arial" w:hAnsi="Arial" w:cs="Arial"/>
-          <w:i/>
-          <w:iCs/>
-          <w:szCs w:val="20"/>
-        </w:rPr>
-        <w:t>Eremias argus</w:t>
-      </w:r>
-      <w:r>
-        <w:rPr>
-          <w:rFonts w:ascii="Arial" w:hAnsi="Arial" w:cs="Arial"/>
-          <w:szCs w:val="20"/>
-        </w:rPr>
-        <w:t xml:space="preserve">; Lacertidae, Reptilia)? </w:t>
-      </w:r>
-      <w:r>
-        <w:rPr>
-          <w:rFonts w:ascii="Arial" w:hAnsi="Arial" w:cs="Arial"/>
-          <w:i/>
-          <w:iCs/>
-          <w:szCs w:val="20"/>
-        </w:rPr>
-        <w:t>Journal of Biological Research – Thessaloniki</w:t>
-      </w:r>
-      <w:r>
-        <w:rPr>
-          <w:rFonts w:ascii="Arial" w:hAnsi="Arial" w:cs="Arial"/>
-          <w:szCs w:val="20"/>
-        </w:rPr>
-        <w:t xml:space="preserve"> 30:</w:t>
-      </w:r>
-      <w:r>
-        <w:rPr>
-          <w:rFonts w:ascii="Arial" w:hAnsi="Arial" w:cs="Arial"/>
-          <w:szCs w:val="20"/>
-        </w:rPr>
-        <w:t xml:space="preserve"> </w:t>
-      </w:r>
-      <w:r>
-        <w:rPr>
-          <w:rFonts w:ascii="Arial" w:hAnsi="Arial" w:cs="Arial"/>
-          <w:szCs w:val="20"/>
-        </w:rPr>
-        <w:t>3.</w:t>
+        <w:t xml:space="preserve">, Z Piao, F Perez, </w:t>
+      </w:r>
+      <w:bookmarkStart w:id="0" w:name="_Hlk128230076"/>
+      <w:r>
+        <w:rPr>
+          <w:rFonts w:ascii="Arial" w:hAnsi="Arial" w:cs="Arial"/>
+          <w:szCs w:val="20"/>
+        </w:rPr>
+        <w:t xml:space="preserve">W Zhu, A </w:t>
+      </w:r>
+      <w:proofErr w:type="spellStart"/>
+      <w:r>
+        <w:rPr>
+          <w:rFonts w:ascii="Arial" w:hAnsi="Arial" w:cs="Arial"/>
+          <w:szCs w:val="20"/>
+        </w:rPr>
+        <w:t>Borz</w:t>
+      </w:r>
+      <w:r>
+        <w:rPr>
+          <w:rFonts w:ascii="Arial" w:eastAsia="맑은 고딕" w:hAnsi="Arial" w:cs="Arial"/>
+          <w:szCs w:val="20"/>
+        </w:rPr>
+        <w:t>é</w:t>
+      </w:r>
+      <w:r>
+        <w:rPr>
+          <w:rFonts w:ascii="Arial" w:hAnsi="Arial" w:cs="Arial"/>
+          <w:szCs w:val="20"/>
+        </w:rPr>
+        <w:t>e</w:t>
+      </w:r>
+      <w:bookmarkEnd w:id="0"/>
+      <w:proofErr w:type="spellEnd"/>
+      <w:r>
+        <w:rPr>
+          <w:rFonts w:ascii="Arial" w:hAnsi="Arial" w:cs="Arial"/>
+          <w:szCs w:val="20"/>
+        </w:rPr>
+        <w:t>. 2023. Estimation of habitat suitability and landscape connectivity for Liaoning and Jilin clawed salamanders (</w:t>
+      </w:r>
+      <w:proofErr w:type="spellStart"/>
+      <w:r>
+        <w:rPr>
+          <w:rFonts w:ascii="Arial" w:hAnsi="Arial" w:cs="Arial"/>
+          <w:szCs w:val="20"/>
+        </w:rPr>
+        <w:t>Hynobiidae</w:t>
+      </w:r>
+      <w:proofErr w:type="spellEnd"/>
+      <w:r>
+        <w:rPr>
+          <w:rFonts w:ascii="Arial" w:hAnsi="Arial" w:cs="Arial"/>
+          <w:szCs w:val="20"/>
+        </w:rPr>
+        <w:t xml:space="preserve">: </w:t>
+      </w:r>
+      <w:proofErr w:type="spellStart"/>
+      <w:r>
+        <w:rPr>
+          <w:rFonts w:ascii="Arial" w:hAnsi="Arial" w:cs="Arial"/>
+          <w:i/>
+          <w:iCs/>
+          <w:szCs w:val="20"/>
+        </w:rPr>
+        <w:t>Onychodactylus</w:t>
+      </w:r>
+      <w:proofErr w:type="spellEnd"/>
+      <w:r>
+        <w:rPr>
+          <w:rFonts w:ascii="Arial" w:hAnsi="Arial" w:cs="Arial"/>
+          <w:szCs w:val="20"/>
+        </w:rPr>
+        <w:t xml:space="preserve">) in the transboundary region between the People’s Republic of China and the Democratic People’s Republic of Korea. </w:t>
+      </w:r>
+      <w:r>
+        <w:rPr>
+          <w:rFonts w:ascii="Arial" w:hAnsi="Arial" w:cs="Arial"/>
+          <w:i/>
+          <w:iCs/>
+          <w:szCs w:val="20"/>
+        </w:rPr>
+        <w:t>Global Ecology and Conservation</w:t>
+      </w:r>
+      <w:r>
+        <w:rPr>
+          <w:rFonts w:ascii="Arial" w:hAnsi="Arial" w:cs="Arial"/>
+          <w:szCs w:val="20"/>
+        </w:rPr>
+        <w:t xml:space="preserve"> 48: e02694.</w:t>
       </w:r>
     </w:p>
     <w:p>
@@ -3279,24 +3249,42 @@
         <w:ind w:left="300" w:hangingChars="150" w:hanging="300"/>
         <w:rPr>
           <w:rFonts w:ascii="Arial" w:hAnsi="Arial" w:cs="Arial"/>
-          <w:szCs w:val="20"/>
-        </w:rPr>
-      </w:pPr>
-      <w:r>
-        <w:rPr>
-          <w:rFonts w:ascii="Arial" w:hAnsi="Arial" w:cs="Arial"/>
-          <w:b/>
-          <w:bCs/>
-          <w:szCs w:val="20"/>
-        </w:rPr>
-        <w:t>12.</w:t>
-      </w:r>
-      <w:r>
-        <w:rPr>
-          <w:rFonts w:ascii="Arial" w:hAnsi="Arial" w:cs="Arial"/>
-          <w:szCs w:val="20"/>
-        </w:rPr>
-        <w:t xml:space="preserve"> A </w:t>
+          <w:b/>
+          <w:bCs/>
+          <w:szCs w:val="20"/>
+        </w:rPr>
+      </w:pPr>
+      <w:r>
+        <w:rPr>
+          <w:rFonts w:ascii="Arial" w:hAnsi="Arial" w:cs="Arial"/>
+          <w:b/>
+          <w:bCs/>
+          <w:szCs w:val="20"/>
+        </w:rPr>
+        <w:t xml:space="preserve">13. </w:t>
+      </w:r>
+      <w:r>
+        <w:rPr>
+          <w:rFonts w:ascii="Arial" w:hAnsi="Arial" w:cs="Arial"/>
+          <w:szCs w:val="20"/>
+        </w:rPr>
+        <w:t xml:space="preserve">J Li, </w:t>
+      </w:r>
+      <w:r>
+        <w:rPr>
+          <w:rFonts w:ascii="Arial" w:hAnsi="Arial" w:cs="Arial"/>
+          <w:b/>
+          <w:bCs/>
+          <w:szCs w:val="20"/>
+        </w:rPr>
+        <w:t>Y Shin</w:t>
+      </w:r>
+      <w:r>
+        <w:rPr>
+          <w:rFonts w:ascii="Arial" w:hAnsi="Arial" w:cs="Arial"/>
+          <w:szCs w:val="20"/>
+        </w:rPr>
+        <w:t xml:space="preserve">, M Hong, Y Jang, A </w:t>
       </w:r>
       <w:proofErr w:type="spellStart"/>
       <w:r>
@@ -3312,71 +3300,53 @@
           <w:rFonts w:ascii="Arial" w:hAnsi="Arial" w:cs="Arial"/>
           <w:szCs w:val="20"/>
         </w:rPr>
-        <w:t xml:space="preserve">, M Rodriguez, N Bhatri, YI Kim, </w:t>
-      </w:r>
-      <w:proofErr w:type="gramStart"/>
-      <w:r>
-        <w:rPr>
-          <w:rFonts w:ascii="Arial" w:hAnsi="Arial" w:cs="Arial"/>
-          <w:szCs w:val="20"/>
-        </w:rPr>
-        <w:t>.....</w:t>
-      </w:r>
-      <w:proofErr w:type="gramEnd"/>
-      <w:r>
-        <w:rPr>
-          <w:rFonts w:ascii="Arial" w:hAnsi="Arial" w:cs="Arial"/>
-          <w:szCs w:val="20"/>
-        </w:rPr>
-        <w:t xml:space="preserve">, VK Prasad, Y Jang, </w:t>
-      </w:r>
-      <w:r>
-        <w:rPr>
-          <w:rFonts w:ascii="Arial" w:hAnsi="Arial" w:cs="Arial"/>
-          <w:b/>
-          <w:bCs/>
-          <w:szCs w:val="20"/>
-        </w:rPr>
-        <w:t>Y Shin</w:t>
-      </w:r>
-      <w:r>
-        <w:rPr>
-          <w:rFonts w:ascii="Arial" w:hAnsi="Arial" w:cs="Arial"/>
-          <w:szCs w:val="20"/>
-        </w:rPr>
-        <w:t xml:space="preserve">, SN Othman. 2023. Policy recommendation on the </w:t>
-      </w:r>
-      <w:r>
-        <w:rPr>
-          <w:rFonts w:ascii="Arial" w:hAnsi="Arial" w:cs="Arial"/>
-          <w:i/>
-          <w:iCs/>
-          <w:szCs w:val="20"/>
-        </w:rPr>
-        <w:t>Rana</w:t>
-      </w:r>
-      <w:r>
-        <w:rPr>
-          <w:rFonts w:ascii="Arial" w:hAnsi="Arial" w:cs="Arial"/>
-          <w:szCs w:val="20"/>
-        </w:rPr>
-        <w:t xml:space="preserve"> trade towards the Republic of Korea. </w:t>
-      </w:r>
-      <w:r>
-        <w:rPr>
-          <w:rFonts w:ascii="Arial" w:hAnsi="Arial" w:cs="Arial"/>
-          <w:i/>
-          <w:iCs/>
-          <w:szCs w:val="20"/>
-        </w:rPr>
-        <w:t>Frontiers in Environmental Science</w:t>
-      </w:r>
-      <w:r>
-        <w:rPr>
-          <w:rFonts w:ascii="Arial" w:hAnsi="Arial" w:cs="Arial"/>
-          <w:szCs w:val="20"/>
-        </w:rPr>
-        <w:t xml:space="preserve"> 11: 1097849.</w:t>
+        <w:t>. 2023. Is ultra-violet fluorescence a trait related to breeding in the Mongolian racerunner (</w:t>
+      </w:r>
+      <w:r>
+        <w:rPr>
+          <w:rFonts w:ascii="Arial" w:hAnsi="Arial" w:cs="Arial"/>
+          <w:i/>
+          <w:iCs/>
+          <w:szCs w:val="20"/>
+        </w:rPr>
+        <w:t>Eremias argus</w:t>
+      </w:r>
+      <w:r>
+        <w:rPr>
+          <w:rFonts w:ascii="Arial" w:hAnsi="Arial" w:cs="Arial"/>
+          <w:szCs w:val="20"/>
+        </w:rPr>
+        <w:t xml:space="preserve">; Lacertidae, Reptilia)? </w:t>
+      </w:r>
+      <w:r>
+        <w:rPr>
+          <w:rFonts w:ascii="Arial" w:hAnsi="Arial" w:cs="Arial"/>
+          <w:i/>
+          <w:iCs/>
+          <w:szCs w:val="20"/>
+        </w:rPr>
+        <w:t>Journal of Biological Research – Thessaloniki</w:t>
+      </w:r>
+      <w:r>
+        <w:rPr>
+          <w:rFonts w:ascii="Arial" w:hAnsi="Arial" w:cs="Arial"/>
+          <w:szCs w:val="20"/>
+        </w:rPr>
+        <w:t xml:space="preserve"> 30:</w:t>
+      </w:r>
+      <w:r>
+        <w:rPr>
+          <w:rFonts w:ascii="Arial" w:hAnsi="Arial" w:cs="Arial"/>
+          <w:szCs w:val="20"/>
+        </w:rPr>
+        <w:t xml:space="preserve"> </w:t>
+      </w:r>
+      <w:r>
+        <w:rPr>
+          <w:rFonts w:ascii="Arial" w:hAnsi="Arial" w:cs="Arial"/>
+          <w:szCs w:val="20"/>
+        </w:rPr>
+        <w:t>3.</w:t>
       </w:r>
     </w:p>
     <w:p>
@@ -3395,14 +3365,46 @@
           <w:bCs/>
           <w:szCs w:val="20"/>
         </w:rPr>
-        <w:t>11.</w:t>
-      </w:r>
-      <w:r>
-        <w:rPr>
-          <w:rFonts w:ascii="Arial" w:hAnsi="Arial" w:cs="Arial"/>
-          <w:szCs w:val="20"/>
-        </w:rPr>
-        <w:t xml:space="preserve"> D Jeong, </w:t>
+        <w:t>12.</w:t>
+      </w:r>
+      <w:r>
+        <w:rPr>
+          <w:rFonts w:ascii="Arial" w:hAnsi="Arial" w:cs="Arial"/>
+          <w:szCs w:val="20"/>
+        </w:rPr>
+        <w:t xml:space="preserve"> A </w:t>
+      </w:r>
+      <w:proofErr w:type="spellStart"/>
+      <w:r>
+        <w:rPr>
+          <w:rFonts w:ascii="Arial" w:hAnsi="Arial" w:cs="Arial"/>
+          <w:szCs w:val="20"/>
+        </w:rPr>
+        <w:t>Borzée</w:t>
+      </w:r>
+      <w:proofErr w:type="spellEnd"/>
+      <w:r>
+        <w:rPr>
+          <w:rFonts w:ascii="Arial" w:hAnsi="Arial" w:cs="Arial"/>
+          <w:szCs w:val="20"/>
+        </w:rPr>
+        <w:t xml:space="preserve">, M Rodriguez, N Bhatri, YI Kim, </w:t>
+      </w:r>
+      <w:proofErr w:type="gramStart"/>
+      <w:r>
+        <w:rPr>
+          <w:rFonts w:ascii="Arial" w:hAnsi="Arial" w:cs="Arial"/>
+          <w:szCs w:val="20"/>
+        </w:rPr>
+        <w:t>.....</w:t>
+      </w:r>
+      <w:proofErr w:type="gramEnd"/>
+      <w:r>
+        <w:rPr>
+          <w:rFonts w:ascii="Arial" w:hAnsi="Arial" w:cs="Arial"/>
+          <w:szCs w:val="20"/>
+        </w:rPr>
+        <w:t xml:space="preserve">, VK Prasad, Y Jang, </w:t>
       </w:r>
       <w:r>
         <w:rPr>
@@ -3418,50 +3420,39 @@
           <w:rFonts w:ascii="Arial" w:hAnsi="Arial" w:cs="Arial"/>
           <w:szCs w:val="20"/>
         </w:rPr>
-        <w:t>, B Lim, H Serret, Y Jang. 2023. Do Barn Swallows (</w:t>
-      </w:r>
-      <w:r>
-        <w:rPr>
-          <w:rFonts w:ascii="Arial" w:hAnsi="Arial" w:cs="Arial"/>
-          <w:i/>
-          <w:iCs/>
-          <w:szCs w:val="20"/>
-        </w:rPr>
-        <w:t xml:space="preserve">Hirundo rustica </w:t>
-      </w:r>
-      <w:proofErr w:type="spellStart"/>
-      <w:r>
-        <w:rPr>
-          <w:rFonts w:ascii="Arial" w:hAnsi="Arial" w:cs="Arial"/>
-          <w:i/>
-          <w:iCs/>
-          <w:szCs w:val="20"/>
-        </w:rPr>
-        <w:t>gutturalis</w:t>
-      </w:r>
-      <w:proofErr w:type="spellEnd"/>
-      <w:r>
-        <w:rPr>
-          <w:rFonts w:ascii="Arial" w:hAnsi="Arial" w:cs="Arial"/>
-          <w:szCs w:val="20"/>
-        </w:rPr>
-        <w:t xml:space="preserve">) prefer to breed in inhabited houses in South Korea? </w:t>
-      </w:r>
-      <w:r>
-        <w:rPr>
-          <w:rFonts w:ascii="Arial" w:hAnsi="Arial" w:cs="Arial"/>
-          <w:i/>
-          <w:iCs/>
-          <w:szCs w:val="20"/>
-        </w:rPr>
-        <w:t>The Wilson Journal of Ornithology</w:t>
-      </w:r>
-      <w:r>
-        <w:rPr>
-          <w:rFonts w:ascii="Arial" w:hAnsi="Arial" w:cs="Arial"/>
-          <w:szCs w:val="20"/>
-        </w:rPr>
-        <w:t xml:space="preserve"> 134: 633-641.</w:t>
+        <w:t xml:space="preserve">, SN Othman. 2023. Policy recommendation on the </w:t>
+      </w:r>
+      <w:r>
+        <w:rPr>
+          <w:rFonts w:ascii="Arial" w:hAnsi="Arial" w:cs="Arial"/>
+          <w:i/>
+          <w:iCs/>
+          <w:szCs w:val="20"/>
+        </w:rPr>
+        <w:t>Rana</w:t>
+      </w:r>
+      <w:r>
+        <w:rPr>
+          <w:rFonts w:ascii="Arial" w:hAnsi="Arial" w:cs="Arial"/>
+          <w:szCs w:val="20"/>
+        </w:rPr>
+        <w:t xml:space="preserve"> trade towards the Republic of Korea. </w:t>
+      </w:r>
+      <w:r>
+        <w:rPr>
+          <w:rFonts w:ascii="Arial" w:hAnsi="Arial" w:cs="Arial"/>
+          <w:i/>
+          <w:iCs/>
+          <w:szCs w:val="20"/>
+        </w:rPr>
+        <w:t>Frontiers in Environmental Science</w:t>
+      </w:r>
+      <w:r>
+        <w:rPr>
+          <w:rFonts w:ascii="Arial" w:hAnsi="Arial" w:cs="Arial"/>
+          <w:szCs w:val="20"/>
+        </w:rPr>
+        <w:t xml:space="preserve"> 11: 1097849.</w:t>
       </w:r>
     </w:p>
     <w:p>
@@ -3480,14 +3471,14 @@
           <w:bCs/>
           <w:szCs w:val="20"/>
         </w:rPr>
-        <w:t>10.</w:t>
-      </w:r>
-      <w:r>
-        <w:rPr>
-          <w:rFonts w:ascii="Arial" w:hAnsi="Arial" w:cs="Arial"/>
-          <w:szCs w:val="20"/>
-        </w:rPr>
-        <w:t xml:space="preserve"> </w:t>
+        <w:t>11.</w:t>
+      </w:r>
+      <w:r>
+        <w:rPr>
+          <w:rFonts w:ascii="Arial" w:hAnsi="Arial" w:cs="Arial"/>
+          <w:szCs w:val="20"/>
+        </w:rPr>
+        <w:t xml:space="preserve"> D Jeong, </w:t>
       </w:r>
       <w:r>
         <w:rPr>
@@ -3503,65 +3494,76 @@
           <w:rFonts w:ascii="Arial" w:hAnsi="Arial" w:cs="Arial"/>
           <w:szCs w:val="20"/>
         </w:rPr>
-        <w:t xml:space="preserve">, K Kim, J Groffen, D Woo, E Song, A </w:t>
-      </w:r>
-      <w:proofErr w:type="spellStart"/>
-      <w:r>
-        <w:rPr>
-          <w:rFonts w:ascii="Arial" w:hAnsi="Arial" w:cs="Arial"/>
-          <w:szCs w:val="20"/>
-        </w:rPr>
-        <w:t>Borzée</w:t>
-      </w:r>
-      <w:proofErr w:type="spellEnd"/>
-      <w:r>
-        <w:rPr>
-          <w:rFonts w:ascii="Arial" w:hAnsi="Arial" w:cs="Arial"/>
-          <w:szCs w:val="20"/>
-        </w:rPr>
-        <w:t xml:space="preserve">. 2022. Citizen science and roadkill trends in the Korean herpetofauna: the importance of spatially biased and unstandardized data. </w:t>
-      </w:r>
-      <w:r>
-        <w:rPr>
-          <w:rFonts w:ascii="Arial" w:hAnsi="Arial" w:cs="Arial"/>
-          <w:i/>
-          <w:iCs/>
-          <w:szCs w:val="20"/>
-        </w:rPr>
-        <w:t>Frontiers in Ecology and Evolution</w:t>
-      </w:r>
-      <w:r>
-        <w:rPr>
-          <w:rFonts w:ascii="Arial" w:hAnsi="Arial" w:cs="Arial"/>
-          <w:szCs w:val="20"/>
-        </w:rPr>
-        <w:t xml:space="preserve"> 10: 944318.</w:t>
+        <w:t>, B Lim, H Serret, Y Jang. 2023. Do Barn Swallows (</w:t>
+      </w:r>
+      <w:r>
+        <w:rPr>
+          <w:rFonts w:ascii="Arial" w:hAnsi="Arial" w:cs="Arial"/>
+          <w:i/>
+          <w:iCs/>
+          <w:szCs w:val="20"/>
+        </w:rPr>
+        <w:t xml:space="preserve">Hirundo rustica </w:t>
+      </w:r>
+      <w:proofErr w:type="spellStart"/>
+      <w:r>
+        <w:rPr>
+          <w:rFonts w:ascii="Arial" w:hAnsi="Arial" w:cs="Arial"/>
+          <w:i/>
+          <w:iCs/>
+          <w:szCs w:val="20"/>
+        </w:rPr>
+        <w:t>gutturalis</w:t>
+      </w:r>
+      <w:proofErr w:type="spellEnd"/>
+      <w:r>
+        <w:rPr>
+          <w:rFonts w:ascii="Arial" w:hAnsi="Arial" w:cs="Arial"/>
+          <w:szCs w:val="20"/>
+        </w:rPr>
+        <w:t xml:space="preserve">) prefer to breed in inhabited houses in South Korea? </w:t>
+      </w:r>
+      <w:r>
+        <w:rPr>
+          <w:rFonts w:ascii="Arial" w:hAnsi="Arial" w:cs="Arial"/>
+          <w:i/>
+          <w:iCs/>
+          <w:szCs w:val="20"/>
+        </w:rPr>
+        <w:t>The Wilson Journal of Ornithology</w:t>
+      </w:r>
+      <w:r>
+        <w:rPr>
+          <w:rFonts w:ascii="Arial" w:hAnsi="Arial" w:cs="Arial"/>
+          <w:szCs w:val="20"/>
+        </w:rPr>
+        <w:t xml:space="preserve"> 134: 633-641.</w:t>
       </w:r>
     </w:p>
     <w:p>
       <w:pPr>
         <w:spacing w:after="80" w:line="240" w:lineRule="auto"/>
-        <w:ind w:leftChars="50" w:left="300" w:hangingChars="100" w:hanging="200"/>
-        <w:rPr>
-          <w:rFonts w:ascii="Arial" w:hAnsi="Arial" w:cs="Arial"/>
-          <w:szCs w:val="20"/>
-        </w:rPr>
-      </w:pPr>
-      <w:r>
-        <w:rPr>
-          <w:rFonts w:ascii="Arial" w:hAnsi="Arial" w:cs="Arial"/>
-          <w:b/>
-          <w:bCs/>
-          <w:szCs w:val="20"/>
-        </w:rPr>
-        <w:t>9.</w:t>
-      </w:r>
-      <w:r>
-        <w:rPr>
-          <w:rFonts w:ascii="Arial" w:hAnsi="Arial" w:cs="Arial"/>
-          <w:szCs w:val="20"/>
-        </w:rPr>
-        <w:t xml:space="preserve"> SN Othman, </w:t>
+        <w:ind w:left="300" w:hangingChars="150" w:hanging="300"/>
+        <w:rPr>
+          <w:rFonts w:ascii="Arial" w:hAnsi="Arial" w:cs="Arial"/>
+          <w:szCs w:val="20"/>
+        </w:rPr>
+      </w:pPr>
+      <w:r>
+        <w:rPr>
+          <w:rFonts w:ascii="Arial" w:hAnsi="Arial" w:cs="Arial"/>
+          <w:b/>
+          <w:bCs/>
+          <w:szCs w:val="20"/>
+        </w:rPr>
+        <w:t>10.</w:t>
+      </w:r>
+      <w:r>
+        <w:rPr>
+          <w:rFonts w:ascii="Arial" w:hAnsi="Arial" w:cs="Arial"/>
+          <w:szCs w:val="20"/>
+        </w:rPr>
+        <w:t xml:space="preserve"> </w:t>
       </w:r>
       <w:r>
         <w:rPr>
@@ -3577,7 +3579,7 @@
           <w:rFonts w:ascii="Arial" w:hAnsi="Arial" w:cs="Arial"/>
           <w:szCs w:val="20"/>
         </w:rPr>
-        <w:t xml:space="preserve">, H-T Kim, M-F Chuang, Y Bae, J Hoti, Y Zhang, Y Jang, A </w:t>
+        <w:t xml:space="preserve">, K Kim, J Groffen, D Woo, E Song, A </w:t>
       </w:r>
       <w:proofErr w:type="spellStart"/>
       <w:r>
@@ -3593,23 +3595,23 @@
           <w:rFonts w:ascii="Arial" w:hAnsi="Arial" w:cs="Arial"/>
           <w:szCs w:val="20"/>
         </w:rPr>
-        <w:t xml:space="preserve">. 2022. Evaluating the efficiency of popular species identification methods, and comparative workflow using morphometry and barcoding bioinformatics for taxonomy and origin of traded cryptic brown frogs. </w:t>
-      </w:r>
-      <w:r>
-        <w:rPr>
-          <w:rFonts w:ascii="Arial" w:hAnsi="Arial" w:cs="Arial"/>
-          <w:i/>
-          <w:iCs/>
-          <w:szCs w:val="20"/>
-        </w:rPr>
-        <w:t>Global Ecology and Conservation</w:t>
-      </w:r>
-      <w:r>
-        <w:rPr>
-          <w:rFonts w:ascii="Arial" w:hAnsi="Arial" w:cs="Arial"/>
-          <w:szCs w:val="20"/>
-        </w:rPr>
-        <w:t xml:space="preserve"> 38: e02253. </w:t>
+        <w:t xml:space="preserve">. 2022. Citizen science and roadkill trends in the Korean herpetofauna: the importance of spatially biased and unstandardized data. </w:t>
+      </w:r>
+      <w:r>
+        <w:rPr>
+          <w:rFonts w:ascii="Arial" w:hAnsi="Arial" w:cs="Arial"/>
+          <w:i/>
+          <w:iCs/>
+          <w:szCs w:val="20"/>
+        </w:rPr>
+        <w:t>Frontiers in Ecology and Evolution</w:t>
+      </w:r>
+      <w:r>
+        <w:rPr>
+          <w:rFonts w:ascii="Arial" w:hAnsi="Arial" w:cs="Arial"/>
+          <w:szCs w:val="20"/>
+        </w:rPr>
+        <w:t xml:space="preserve"> 10: 944318.</w:t>
       </w:r>
     </w:p>
     <w:p>
@@ -3628,14 +3630,30 @@
           <w:bCs/>
           <w:szCs w:val="20"/>
         </w:rPr>
-        <w:t>8.</w:t>
-      </w:r>
-      <w:r>
-        <w:rPr>
-          <w:rFonts w:ascii="Arial" w:hAnsi="Arial" w:cs="Arial"/>
-          <w:szCs w:val="20"/>
-        </w:rPr>
-        <w:t xml:space="preserve"> A </w:t>
+        <w:t>9.</w:t>
+      </w:r>
+      <w:r>
+        <w:rPr>
+          <w:rFonts w:ascii="Arial" w:hAnsi="Arial" w:cs="Arial"/>
+          <w:szCs w:val="20"/>
+        </w:rPr>
+        <w:t xml:space="preserve"> SN Othman, </w:t>
+      </w:r>
+      <w:r>
+        <w:rPr>
+          <w:rFonts w:ascii="Arial" w:hAnsi="Arial" w:cs="Arial"/>
+          <w:b/>
+          <w:bCs/>
+          <w:szCs w:val="20"/>
+        </w:rPr>
+        <w:t>Y Shin</w:t>
+      </w:r>
+      <w:r>
+        <w:rPr>
+          <w:rFonts w:ascii="Arial" w:hAnsi="Arial" w:cs="Arial"/>
+          <w:szCs w:val="20"/>
+        </w:rPr>
+        <w:t xml:space="preserve">, H-T Kim, M-F Chuang, Y Bae, J Hoti, Y Zhang, Y Jang, A </w:t>
       </w:r>
       <w:proofErr w:type="spellStart"/>
       <w:r>
@@ -3651,119 +3669,23 @@
           <w:rFonts w:ascii="Arial" w:hAnsi="Arial" w:cs="Arial"/>
           <w:szCs w:val="20"/>
         </w:rPr>
-        <w:t xml:space="preserve">, </w:t>
-      </w:r>
-      <w:r>
-        <w:rPr>
-          <w:rFonts w:ascii="Arial" w:hAnsi="Arial" w:cs="Arial"/>
-          <w:b/>
-          <w:bCs/>
-          <w:szCs w:val="20"/>
-        </w:rPr>
-        <w:t>Y Shin</w:t>
-      </w:r>
-      <w:r>
-        <w:rPr>
-          <w:rFonts w:ascii="Arial" w:hAnsi="Arial" w:cs="Arial"/>
-          <w:szCs w:val="20"/>
-        </w:rPr>
-        <w:t>, N</w:t>
-      </w:r>
-      <w:r>
-        <w:rPr>
-          <w:rFonts w:ascii="Arial" w:hAnsi="Arial" w:cs="Arial" w:hint="eastAsia"/>
-          <w:szCs w:val="20"/>
-        </w:rPr>
-        <w:t>A</w:t>
-      </w:r>
-      <w:r>
-        <w:rPr>
-          <w:rFonts w:ascii="Arial" w:hAnsi="Arial" w:cs="Arial"/>
-          <w:szCs w:val="20"/>
-        </w:rPr>
-        <w:t xml:space="preserve"> </w:t>
-      </w:r>
-      <w:proofErr w:type="spellStart"/>
-      <w:r>
-        <w:rPr>
-          <w:rFonts w:ascii="Arial" w:hAnsi="Arial" w:cs="Arial"/>
-          <w:szCs w:val="20"/>
-        </w:rPr>
-        <w:t>Poyarkov</w:t>
-      </w:r>
-      <w:proofErr w:type="spellEnd"/>
-      <w:r>
-        <w:rPr>
-          <w:rFonts w:ascii="Arial" w:hAnsi="Arial" w:cs="Arial"/>
-          <w:szCs w:val="20"/>
-        </w:rPr>
-        <w:t xml:space="preserve">, JY Jeon, HJ Baek, CH Lee, J An, YJ Hong, M-S Min. 2022. Dwindling in the mountains: description of a critically endangered and </w:t>
-      </w:r>
-      <w:proofErr w:type="spellStart"/>
-      <w:r>
-        <w:rPr>
-          <w:rFonts w:ascii="Arial" w:hAnsi="Arial" w:cs="Arial"/>
-          <w:szCs w:val="20"/>
-        </w:rPr>
-        <w:t>microendemic</w:t>
-      </w:r>
-      <w:proofErr w:type="spellEnd"/>
-      <w:r>
-        <w:rPr>
-          <w:rFonts w:ascii="Arial" w:hAnsi="Arial" w:cs="Arial"/>
-          <w:szCs w:val="20"/>
-        </w:rPr>
-        <w:t xml:space="preserve"> </w:t>
-      </w:r>
-      <w:proofErr w:type="spellStart"/>
-      <w:r>
-        <w:rPr>
-          <w:rFonts w:ascii="Arial" w:hAnsi="Arial" w:cs="Arial"/>
-          <w:i/>
-          <w:iCs/>
-          <w:szCs w:val="20"/>
-        </w:rPr>
-        <w:t>Onychodactylus</w:t>
-      </w:r>
-      <w:proofErr w:type="spellEnd"/>
-      <w:r>
-        <w:rPr>
-          <w:rFonts w:ascii="Arial" w:hAnsi="Arial" w:cs="Arial"/>
-          <w:szCs w:val="20"/>
-        </w:rPr>
-        <w:t xml:space="preserve"> species (Amphibia, </w:t>
-      </w:r>
-      <w:proofErr w:type="spellStart"/>
-      <w:r>
-        <w:rPr>
-          <w:rFonts w:ascii="Arial" w:hAnsi="Arial" w:cs="Arial"/>
-          <w:szCs w:val="20"/>
-        </w:rPr>
-        <w:t>Hynobiidae</w:t>
-      </w:r>
-      <w:proofErr w:type="spellEnd"/>
-      <w:r>
-        <w:rPr>
-          <w:rFonts w:ascii="Arial" w:hAnsi="Arial" w:cs="Arial"/>
-          <w:szCs w:val="20"/>
-        </w:rPr>
-        <w:t xml:space="preserve">) from the Korean Peninsula. </w:t>
-      </w:r>
-      <w:r>
-        <w:rPr>
-          <w:rFonts w:ascii="Arial" w:hAnsi="Arial" w:cs="Arial"/>
-          <w:i/>
-          <w:iCs/>
-          <w:szCs w:val="20"/>
-        </w:rPr>
-        <w:t>Zoological Research</w:t>
-      </w:r>
-      <w:r>
-        <w:rPr>
-          <w:rFonts w:ascii="Arial" w:hAnsi="Arial" w:cs="Arial"/>
-          <w:szCs w:val="20"/>
-        </w:rPr>
-        <w:t xml:space="preserve"> 43: 750−755.</w:t>
+        <w:t xml:space="preserve">. 2022. Evaluating the efficiency of popular species identification methods, and comparative workflow using morphometry and barcoding bioinformatics for taxonomy and origin of traded cryptic brown frogs. </w:t>
+      </w:r>
+      <w:r>
+        <w:rPr>
+          <w:rFonts w:ascii="Arial" w:hAnsi="Arial" w:cs="Arial"/>
+          <w:i/>
+          <w:iCs/>
+          <w:szCs w:val="20"/>
+        </w:rPr>
+        <w:t>Global Ecology and Conservation</w:t>
+      </w:r>
+      <w:r>
+        <w:rPr>
+          <w:rFonts w:ascii="Arial" w:hAnsi="Arial" w:cs="Arial"/>
+          <w:szCs w:val="20"/>
+        </w:rPr>
+        <w:t xml:space="preserve"> 38: e02253. </w:t>
       </w:r>
     </w:p>
     <w:p>
@@ -3782,7 +3704,53 @@
           <w:bCs/>
           <w:szCs w:val="20"/>
         </w:rPr>
-        <w:t>7.</w:t>
+        <w:t>8.</w:t>
+      </w:r>
+      <w:r>
+        <w:rPr>
+          <w:rFonts w:ascii="Arial" w:hAnsi="Arial" w:cs="Arial"/>
+          <w:szCs w:val="20"/>
+        </w:rPr>
+        <w:t xml:space="preserve"> A </w:t>
+      </w:r>
+      <w:proofErr w:type="spellStart"/>
+      <w:r>
+        <w:rPr>
+          <w:rFonts w:ascii="Arial" w:hAnsi="Arial" w:cs="Arial"/>
+          <w:szCs w:val="20"/>
+        </w:rPr>
+        <w:t>Borzée</w:t>
+      </w:r>
+      <w:proofErr w:type="spellEnd"/>
+      <w:r>
+        <w:rPr>
+          <w:rFonts w:ascii="Arial" w:hAnsi="Arial" w:cs="Arial"/>
+          <w:szCs w:val="20"/>
+        </w:rPr>
+        <w:t xml:space="preserve">, </w:t>
+      </w:r>
+      <w:r>
+        <w:rPr>
+          <w:rFonts w:ascii="Arial" w:hAnsi="Arial" w:cs="Arial"/>
+          <w:b/>
+          <w:bCs/>
+          <w:szCs w:val="20"/>
+        </w:rPr>
+        <w:t>Y Shin</w:t>
+      </w:r>
+      <w:r>
+        <w:rPr>
+          <w:rFonts w:ascii="Arial" w:hAnsi="Arial" w:cs="Arial"/>
+          <w:szCs w:val="20"/>
+        </w:rPr>
+        <w:t>, N</w:t>
+      </w:r>
+      <w:r>
+        <w:rPr>
+          <w:rFonts w:ascii="Arial" w:hAnsi="Arial" w:cs="Arial" w:hint="eastAsia"/>
+          <w:szCs w:val="20"/>
+        </w:rPr>
+        <w:t>A</w:t>
       </w:r>
       <w:r>
         <w:rPr>
@@ -3791,37 +3759,55 @@
         </w:rPr>
         <w:t xml:space="preserve"> </w:t>
       </w:r>
-      <w:r>
-        <w:rPr>
-          <w:rFonts w:ascii="Arial" w:hAnsi="Arial" w:cs="Arial"/>
-          <w:b/>
-          <w:bCs/>
-          <w:szCs w:val="20"/>
-        </w:rPr>
-        <w:t>Y Shin</w:t>
-      </w:r>
-      <w:r>
-        <w:rPr>
-          <w:rFonts w:ascii="Arial" w:hAnsi="Arial" w:cs="Arial"/>
-          <w:szCs w:val="20"/>
-        </w:rPr>
-        <w:t xml:space="preserve">, M-S Min, A </w:t>
-      </w:r>
-      <w:proofErr w:type="spellStart"/>
-      <w:r>
-        <w:rPr>
-          <w:rFonts w:ascii="Arial" w:hAnsi="Arial" w:cs="Arial"/>
-          <w:szCs w:val="20"/>
-        </w:rPr>
-        <w:t>Borzée</w:t>
-      </w:r>
-      <w:proofErr w:type="spellEnd"/>
-      <w:r>
-        <w:rPr>
-          <w:rFonts w:ascii="Arial" w:hAnsi="Arial" w:cs="Arial"/>
-          <w:szCs w:val="20"/>
-        </w:rPr>
-        <w:t>. 2021. Driven to the edge: Species distribution modeling of a Clawed Salamander (</w:t>
+      <w:proofErr w:type="spellStart"/>
+      <w:r>
+        <w:rPr>
+          <w:rFonts w:ascii="Arial" w:hAnsi="Arial" w:cs="Arial"/>
+          <w:szCs w:val="20"/>
+        </w:rPr>
+        <w:t>Poyarkov</w:t>
+      </w:r>
+      <w:proofErr w:type="spellEnd"/>
+      <w:r>
+        <w:rPr>
+          <w:rFonts w:ascii="Arial" w:hAnsi="Arial" w:cs="Arial"/>
+          <w:szCs w:val="20"/>
+        </w:rPr>
+        <w:t xml:space="preserve">, JY Jeon, HJ Baek, CH Lee, J An, YJ Hong, M-S Min. 2022. Dwindling in the mountains: description of a critically endangered and </w:t>
+      </w:r>
+      <w:proofErr w:type="spellStart"/>
+      <w:r>
+        <w:rPr>
+          <w:rFonts w:ascii="Arial" w:hAnsi="Arial" w:cs="Arial"/>
+          <w:szCs w:val="20"/>
+        </w:rPr>
+        <w:t>microendemic</w:t>
+      </w:r>
+      <w:proofErr w:type="spellEnd"/>
+      <w:r>
+        <w:rPr>
+          <w:rFonts w:ascii="Arial" w:hAnsi="Arial" w:cs="Arial"/>
+          <w:szCs w:val="20"/>
+        </w:rPr>
+        <w:t xml:space="preserve"> </w:t>
+      </w:r>
+      <w:proofErr w:type="spellStart"/>
+      <w:r>
+        <w:rPr>
+          <w:rFonts w:ascii="Arial" w:hAnsi="Arial" w:cs="Arial"/>
+          <w:i/>
+          <w:iCs/>
+          <w:szCs w:val="20"/>
+        </w:rPr>
+        <w:t>Onychodactylus</w:t>
+      </w:r>
+      <w:proofErr w:type="spellEnd"/>
+      <w:r>
+        <w:rPr>
+          <w:rFonts w:ascii="Arial" w:hAnsi="Arial" w:cs="Arial"/>
+          <w:szCs w:val="20"/>
+        </w:rPr>
+        <w:t xml:space="preserve"> species (Amphibia, </w:t>
       </w:r>
       <w:proofErr w:type="spellStart"/>
       <w:r>
@@ -3837,61 +3823,23 @@
           <w:rFonts w:ascii="Arial" w:hAnsi="Arial" w:cs="Arial"/>
           <w:szCs w:val="20"/>
         </w:rPr>
-        <w:t xml:space="preserve">: </w:t>
-      </w:r>
-      <w:proofErr w:type="spellStart"/>
-      <w:r>
-        <w:rPr>
-          <w:rFonts w:ascii="Arial" w:hAnsi="Arial" w:cs="Arial"/>
-          <w:i/>
-          <w:iCs/>
-          <w:szCs w:val="20"/>
-        </w:rPr>
-        <w:t>Onychodactylus</w:t>
-      </w:r>
-      <w:proofErr w:type="spellEnd"/>
-      <w:r>
-        <w:rPr>
-          <w:rFonts w:ascii="Arial" w:hAnsi="Arial" w:cs="Arial"/>
-          <w:i/>
-          <w:iCs/>
-          <w:szCs w:val="20"/>
-        </w:rPr>
-        <w:t xml:space="preserve"> </w:t>
-      </w:r>
-      <w:proofErr w:type="spellStart"/>
-      <w:r>
-        <w:rPr>
-          <w:rFonts w:ascii="Arial" w:hAnsi="Arial" w:cs="Arial"/>
-          <w:i/>
-          <w:iCs/>
-          <w:szCs w:val="20"/>
-        </w:rPr>
-        <w:t>koreanus</w:t>
-      </w:r>
-      <w:proofErr w:type="spellEnd"/>
-      <w:r>
-        <w:rPr>
-          <w:rFonts w:ascii="Arial" w:hAnsi="Arial" w:cs="Arial"/>
-          <w:szCs w:val="20"/>
-        </w:rPr>
-        <w:t xml:space="preserve">) predicts range shifts and drastic decrease of suitable habitats in response to climate change. </w:t>
-      </w:r>
-      <w:r>
-        <w:rPr>
-          <w:rFonts w:ascii="Arial" w:hAnsi="Arial" w:cs="Arial"/>
-          <w:i/>
-          <w:iCs/>
-          <w:szCs w:val="20"/>
-        </w:rPr>
-        <w:t>Ecology and Evolution</w:t>
-      </w:r>
-      <w:r>
-        <w:rPr>
-          <w:rFonts w:ascii="Arial" w:hAnsi="Arial" w:cs="Arial"/>
-          <w:szCs w:val="20"/>
-        </w:rPr>
-        <w:t xml:space="preserve"> 11: 14669-14688.</w:t>
+        <w:t xml:space="preserve">) from the Korean Peninsula. </w:t>
+      </w:r>
+      <w:r>
+        <w:rPr>
+          <w:rFonts w:ascii="Arial" w:hAnsi="Arial" w:cs="Arial"/>
+          <w:i/>
+          <w:iCs/>
+          <w:szCs w:val="20"/>
+        </w:rPr>
+        <w:t>Zoological Research</w:t>
+      </w:r>
+      <w:r>
+        <w:rPr>
+          <w:rFonts w:ascii="Arial" w:hAnsi="Arial" w:cs="Arial"/>
+          <w:szCs w:val="20"/>
+        </w:rPr>
+        <w:t xml:space="preserve"> 43: 750−755.</w:t>
       </w:r>
     </w:p>
     <w:p>
@@ -3910,14 +3858,30 @@
           <w:bCs/>
           <w:szCs w:val="20"/>
         </w:rPr>
-        <w:t>6.</w:t>
-      </w:r>
-      <w:r>
-        <w:rPr>
-          <w:rFonts w:ascii="Arial" w:hAnsi="Arial" w:cs="Arial"/>
-          <w:szCs w:val="20"/>
-        </w:rPr>
-        <w:t xml:space="preserve"> A </w:t>
+        <w:t>7.</w:t>
+      </w:r>
+      <w:r>
+        <w:rPr>
+          <w:rFonts w:ascii="Arial" w:hAnsi="Arial" w:cs="Arial"/>
+          <w:szCs w:val="20"/>
+        </w:rPr>
+        <w:t xml:space="preserve"> </w:t>
+      </w:r>
+      <w:r>
+        <w:rPr>
+          <w:rFonts w:ascii="Arial" w:hAnsi="Arial" w:cs="Arial"/>
+          <w:b/>
+          <w:bCs/>
+          <w:szCs w:val="20"/>
+        </w:rPr>
+        <w:t>Y Shin</w:t>
+      </w:r>
+      <w:r>
+        <w:rPr>
+          <w:rFonts w:ascii="Arial" w:hAnsi="Arial" w:cs="Arial"/>
+          <w:szCs w:val="20"/>
+        </w:rPr>
+        <w:t xml:space="preserve">, M-S Min, A </w:t>
       </w:r>
       <w:proofErr w:type="spellStart"/>
       <w:r>
@@ -3933,69 +3897,77 @@
           <w:rFonts w:ascii="Arial" w:hAnsi="Arial" w:cs="Arial"/>
           <w:szCs w:val="20"/>
         </w:rPr>
-        <w:t xml:space="preserve">, SN Litvinchuk, K Ri, D Andersen, TY Nam, GH Jon, HS Man, JS Choe, S Kwon, SN Othman, K Messenger, Y Bae, </w:t>
-      </w:r>
-      <w:r>
-        <w:rPr>
-          <w:rFonts w:ascii="Arial" w:hAnsi="Arial" w:cs="Arial"/>
-          <w:b/>
-          <w:bCs/>
-          <w:szCs w:val="20"/>
-        </w:rPr>
-        <w:t>Y Shin</w:t>
-      </w:r>
-      <w:r>
-        <w:rPr>
-          <w:rFonts w:ascii="Arial" w:hAnsi="Arial" w:cs="Arial"/>
-          <w:szCs w:val="20"/>
-        </w:rPr>
-        <w:t xml:space="preserve">, A Kim, I Maslova, J Luedtke, L Hobin, N </w:t>
-      </w:r>
-      <w:proofErr w:type="spellStart"/>
-      <w:r>
-        <w:rPr>
-          <w:rFonts w:ascii="Arial" w:hAnsi="Arial" w:cs="Arial"/>
-          <w:szCs w:val="20"/>
-        </w:rPr>
-        <w:t>Moores</w:t>
-      </w:r>
-      <w:proofErr w:type="spellEnd"/>
-      <w:r>
-        <w:rPr>
-          <w:rFonts w:ascii="Arial" w:hAnsi="Arial" w:cs="Arial"/>
-          <w:szCs w:val="20"/>
-        </w:rPr>
-        <w:t xml:space="preserve">, B Seliger, F Glenk, Y Jang. 2021. Update on distribution and threat status of amphibians in the Democratic People's Republic of Korea: conclusions based on field surveys, landscape modeling, molecular analyses, and call properties. </w:t>
-      </w:r>
-      <w:r>
-        <w:rPr>
-          <w:rFonts w:ascii="Arial" w:hAnsi="Arial" w:cs="Arial"/>
-          <w:i/>
-          <w:iCs/>
-          <w:szCs w:val="20"/>
-        </w:rPr>
-        <w:t>Animals</w:t>
-      </w:r>
-      <w:r>
-        <w:rPr>
-          <w:rFonts w:ascii="Arial" w:hAnsi="Arial" w:cs="Arial"/>
-          <w:szCs w:val="20"/>
-        </w:rPr>
-        <w:t xml:space="preserve"> 11:</w:t>
-      </w:r>
-      <w:r>
-        <w:rPr>
-          <w:rFonts w:ascii="Arial" w:hAnsi="Arial" w:cs="Arial"/>
+        <w:t>. 2021. Driven to the edge: Species distribution modeling of a Clawed Salamander (</w:t>
+      </w:r>
+      <w:proofErr w:type="spellStart"/>
+      <w:r>
+        <w:rPr>
+          <w:rFonts w:ascii="Arial" w:hAnsi="Arial" w:cs="Arial"/>
+          <w:szCs w:val="20"/>
+        </w:rPr>
+        <w:t>Hynobiidae</w:t>
+      </w:r>
+      <w:proofErr w:type="spellEnd"/>
+      <w:r>
+        <w:rPr>
+          <w:rFonts w:ascii="Arial" w:hAnsi="Arial" w:cs="Arial"/>
+          <w:szCs w:val="20"/>
+        </w:rPr>
+        <w:t xml:space="preserve">: </w:t>
+      </w:r>
+      <w:proofErr w:type="spellStart"/>
+      <w:r>
+        <w:rPr>
+          <w:rFonts w:ascii="Arial" w:hAnsi="Arial" w:cs="Arial"/>
+          <w:i/>
+          <w:iCs/>
+          <w:szCs w:val="20"/>
+        </w:rPr>
+        <w:t>Onychodactylus</w:t>
+      </w:r>
+      <w:proofErr w:type="spellEnd"/>
+      <w:r>
+        <w:rPr>
+          <w:rFonts w:ascii="Arial" w:hAnsi="Arial" w:cs="Arial"/>
+          <w:i/>
+          <w:iCs/>
           <w:szCs w:val="20"/>
         </w:rPr>
         <w:t xml:space="preserve"> </w:t>
       </w:r>
-      <w:r>
-        <w:rPr>
-          <w:rFonts w:ascii="Arial" w:hAnsi="Arial" w:cs="Arial"/>
-          <w:szCs w:val="20"/>
-        </w:rPr>
-        <w:t>2057.</w:t>
+      <w:proofErr w:type="spellStart"/>
+      <w:r>
+        <w:rPr>
+          <w:rFonts w:ascii="Arial" w:hAnsi="Arial" w:cs="Arial"/>
+          <w:i/>
+          <w:iCs/>
+          <w:szCs w:val="20"/>
+        </w:rPr>
+        <w:t>koreanus</w:t>
+      </w:r>
+      <w:proofErr w:type="spellEnd"/>
+      <w:r>
+        <w:rPr>
+          <w:rFonts w:ascii="Arial" w:hAnsi="Arial" w:cs="Arial"/>
+          <w:szCs w:val="20"/>
+        </w:rPr>
+        <w:t xml:space="preserve">) predicts range shifts and drastic decrease of suitable habitats in response to climate change. </w:t>
+      </w:r>
+      <w:r>
+        <w:rPr>
+          <w:rFonts w:ascii="Arial" w:hAnsi="Arial" w:cs="Arial"/>
+          <w:i/>
+          <w:iCs/>
+          <w:szCs w:val="20"/>
+        </w:rPr>
+        <w:t>Ecology and Evolution</w:t>
+      </w:r>
+      <w:r>
+        <w:rPr>
+          <w:rFonts w:ascii="Arial" w:hAnsi="Arial" w:cs="Arial"/>
+          <w:szCs w:val="20"/>
+        </w:rPr>
+        <w:t xml:space="preserve"> 11: 14669-14688.</w:t>
       </w:r>
     </w:p>
     <w:p>
@@ -4014,7 +3986,78 @@
           <w:bCs/>
           <w:szCs w:val="20"/>
         </w:rPr>
-        <w:t>5.</w:t>
+        <w:t>6.</w:t>
+      </w:r>
+      <w:r>
+        <w:rPr>
+          <w:rFonts w:ascii="Arial" w:hAnsi="Arial" w:cs="Arial"/>
+          <w:szCs w:val="20"/>
+        </w:rPr>
+        <w:t xml:space="preserve"> A </w:t>
+      </w:r>
+      <w:proofErr w:type="spellStart"/>
+      <w:r>
+        <w:rPr>
+          <w:rFonts w:ascii="Arial" w:hAnsi="Arial" w:cs="Arial"/>
+          <w:szCs w:val="20"/>
+        </w:rPr>
+        <w:t>Borzée</w:t>
+      </w:r>
+      <w:proofErr w:type="spellEnd"/>
+      <w:r>
+        <w:rPr>
+          <w:rFonts w:ascii="Arial" w:hAnsi="Arial" w:cs="Arial"/>
+          <w:szCs w:val="20"/>
+        </w:rPr>
+        <w:t xml:space="preserve">, SN Litvinchuk, K Ri, D Andersen, TY Nam, GH Jon, HS Man, JS Choe, S Kwon, SN Othman, K Messenger, Y Bae, </w:t>
+      </w:r>
+      <w:r>
+        <w:rPr>
+          <w:rFonts w:ascii="Arial" w:hAnsi="Arial" w:cs="Arial"/>
+          <w:b/>
+          <w:bCs/>
+          <w:szCs w:val="20"/>
+        </w:rPr>
+        <w:t>Y Shin</w:t>
+      </w:r>
+      <w:r>
+        <w:rPr>
+          <w:rFonts w:ascii="Arial" w:hAnsi="Arial" w:cs="Arial"/>
+          <w:szCs w:val="20"/>
+        </w:rPr>
+        <w:t xml:space="preserve">, A Kim, I Maslova, J Luedtke, L Hobin, N </w:t>
+      </w:r>
+      <w:proofErr w:type="spellStart"/>
+      <w:r>
+        <w:rPr>
+          <w:rFonts w:ascii="Arial" w:hAnsi="Arial" w:cs="Arial"/>
+          <w:szCs w:val="20"/>
+        </w:rPr>
+        <w:t>Moores</w:t>
+      </w:r>
+      <w:proofErr w:type="spellEnd"/>
+      <w:r>
+        <w:rPr>
+          <w:rFonts w:ascii="Arial" w:hAnsi="Arial" w:cs="Arial"/>
+          <w:szCs w:val="20"/>
+        </w:rPr>
+        <w:t xml:space="preserve">, B Seliger, F Glenk, Y Jang. 2021. Update on distribution and threat status of amphibians in the Democratic People's Republic of Korea: conclusions based on field surveys, landscape modeling, molecular analyses, and call properties. </w:t>
+      </w:r>
+      <w:r>
+        <w:rPr>
+          <w:rFonts w:ascii="Arial" w:hAnsi="Arial" w:cs="Arial"/>
+          <w:i/>
+          <w:iCs/>
+          <w:szCs w:val="20"/>
+        </w:rPr>
+        <w:t>Animals</w:t>
+      </w:r>
+      <w:r>
+        <w:rPr>
+          <w:rFonts w:ascii="Arial" w:hAnsi="Arial" w:cs="Arial"/>
+          <w:szCs w:val="20"/>
+        </w:rPr>
+        <w:t xml:space="preserve"> 11:</w:t>
       </w:r>
       <w:r>
         <w:rPr>
@@ -4026,66 +4069,9 @@
       <w:r>
         <w:rPr>
           <w:rFonts w:ascii="Arial" w:hAnsi="Arial" w:cs="Arial"/>
-          <w:b/>
-          <w:bCs/>
-          <w:szCs w:val="20"/>
-        </w:rPr>
-        <w:t>Y Shin</w:t>
-      </w:r>
-      <w:r>
-        <w:rPr>
-          <w:rFonts w:ascii="Arial" w:hAnsi="Arial" w:cs="Arial"/>
-          <w:szCs w:val="20"/>
-        </w:rPr>
-        <w:t xml:space="preserve">, Y Jang, A </w:t>
-      </w:r>
-      <w:proofErr w:type="spellStart"/>
-      <w:r>
-        <w:rPr>
-          <w:rFonts w:ascii="Arial" w:hAnsi="Arial" w:cs="Arial"/>
-          <w:szCs w:val="20"/>
-        </w:rPr>
-        <w:t>Borzée</w:t>
-      </w:r>
-      <w:proofErr w:type="spellEnd"/>
-      <w:r>
-        <w:rPr>
-          <w:rFonts w:ascii="Arial" w:hAnsi="Arial" w:cs="Arial"/>
-          <w:szCs w:val="20"/>
-        </w:rPr>
-        <w:t xml:space="preserve">. 2021. Snakebite </w:t>
-      </w:r>
-      <w:proofErr w:type="spellStart"/>
-      <w:r>
-        <w:rPr>
-          <w:rFonts w:ascii="Arial" w:hAnsi="Arial" w:cs="Arial"/>
-          <w:szCs w:val="20"/>
-        </w:rPr>
-        <w:t>envenomings</w:t>
-      </w:r>
-      <w:proofErr w:type="spellEnd"/>
-      <w:r>
-        <w:rPr>
-          <w:rFonts w:ascii="Arial" w:hAnsi="Arial" w:cs="Arial"/>
-          <w:szCs w:val="20"/>
-        </w:rPr>
-        <w:t xml:space="preserve"> in the Republic of Korea from the 1970s to the 2020s: a review. </w:t>
-      </w:r>
-      <w:r>
-        <w:rPr>
-          <w:rFonts w:ascii="Arial" w:hAnsi="Arial" w:cs="Arial"/>
-          <w:i/>
-          <w:iCs/>
-          <w:szCs w:val="20"/>
-        </w:rPr>
-        <w:t>Toxicon</w:t>
-      </w:r>
-      <w:r>
-        <w:rPr>
-          <w:rFonts w:ascii="Arial" w:hAnsi="Arial" w:cs="Arial"/>
-          <w:szCs w:val="20"/>
-        </w:rPr>
-        <w:t xml:space="preserve"> 196: 8-18.</w:t>
+          <w:szCs w:val="20"/>
+        </w:rPr>
+        <w:t>2057.</w:t>
       </w:r>
     </w:p>
     <w:p>
@@ -4104,7 +4090,7 @@
           <w:bCs/>
           <w:szCs w:val="20"/>
         </w:rPr>
-        <w:t>4.</w:t>
+        <w:t>5.</w:t>
       </w:r>
       <w:r>
         <w:rPr>
@@ -4120,14 +4106,14 @@
           <w:bCs/>
           <w:szCs w:val="20"/>
         </w:rPr>
-        <w:t>Y Shin*</w:t>
-      </w:r>
-      <w:r>
-        <w:rPr>
-          <w:rFonts w:ascii="Arial" w:hAnsi="Arial" w:cs="Arial"/>
-          <w:szCs w:val="20"/>
-        </w:rPr>
-        <w:t xml:space="preserve">, KR Messenger*, KS Koo, SC Lee, M Hou, A </w:t>
+        <w:t>Y Shin</w:t>
+      </w:r>
+      <w:r>
+        <w:rPr>
+          <w:rFonts w:ascii="Arial" w:hAnsi="Arial" w:cs="Arial"/>
+          <w:szCs w:val="20"/>
+        </w:rPr>
+        <w:t xml:space="preserve">, Y Jang, A </w:t>
       </w:r>
       <w:proofErr w:type="spellStart"/>
       <w:r>
@@ -4143,61 +4129,39 @@
           <w:rFonts w:ascii="Arial" w:hAnsi="Arial" w:cs="Arial"/>
           <w:szCs w:val="20"/>
         </w:rPr>
-        <w:t xml:space="preserve">. 2021. How threatened is </w:t>
-      </w:r>
-      <w:proofErr w:type="spellStart"/>
-      <w:r>
-        <w:rPr>
-          <w:rFonts w:ascii="Arial" w:hAnsi="Arial" w:cs="Arial"/>
-          <w:i/>
-          <w:iCs/>
-          <w:szCs w:val="20"/>
-        </w:rPr>
-        <w:t>Scincella</w:t>
-      </w:r>
-      <w:proofErr w:type="spellEnd"/>
-      <w:r>
-        <w:rPr>
-          <w:rFonts w:ascii="Arial" w:hAnsi="Arial" w:cs="Arial"/>
-          <w:i/>
-          <w:iCs/>
-          <w:szCs w:val="20"/>
-        </w:rPr>
-        <w:t xml:space="preserve"> </w:t>
-      </w:r>
-      <w:proofErr w:type="spellStart"/>
-      <w:r>
-        <w:rPr>
-          <w:rFonts w:ascii="Arial" w:hAnsi="Arial" w:cs="Arial"/>
-          <w:i/>
-          <w:iCs/>
-          <w:szCs w:val="20"/>
-        </w:rPr>
-        <w:t>huanrenensis</w:t>
-      </w:r>
-      <w:proofErr w:type="spellEnd"/>
-      <w:r>
-        <w:rPr>
-          <w:rFonts w:ascii="Arial" w:hAnsi="Arial" w:cs="Arial"/>
-          <w:szCs w:val="20"/>
-        </w:rPr>
-        <w:t xml:space="preserve">? An update on threats and trends. </w:t>
-      </w:r>
-      <w:r>
-        <w:rPr>
-          <w:rFonts w:ascii="Arial" w:hAnsi="Arial" w:cs="Arial"/>
-          <w:i/>
-          <w:iCs/>
-          <w:szCs w:val="20"/>
-        </w:rPr>
-        <w:t>Conservation</w:t>
-      </w:r>
-      <w:r>
-        <w:rPr>
-          <w:rFonts w:ascii="Arial" w:hAnsi="Arial" w:cs="Arial"/>
-          <w:szCs w:val="20"/>
-        </w:rPr>
-        <w:t xml:space="preserve"> 1: 58-72.</w:t>
+        <w:t xml:space="preserve">. 2021. Snakebite </w:t>
+      </w:r>
+      <w:proofErr w:type="spellStart"/>
+      <w:r>
+        <w:rPr>
+          <w:rFonts w:ascii="Arial" w:hAnsi="Arial" w:cs="Arial"/>
+          <w:szCs w:val="20"/>
+        </w:rPr>
+        <w:t>envenomings</w:t>
+      </w:r>
+      <w:proofErr w:type="spellEnd"/>
+      <w:r>
+        <w:rPr>
+          <w:rFonts w:ascii="Arial" w:hAnsi="Arial" w:cs="Arial"/>
+          <w:szCs w:val="20"/>
+        </w:rPr>
+        <w:t xml:space="preserve"> in the Republic of Korea from the 1970s to the 2020s: a review. </w:t>
+      </w:r>
+      <w:r>
+        <w:rPr>
+          <w:rFonts w:ascii="Arial" w:hAnsi="Arial" w:cs="Arial"/>
+          <w:i/>
+          <w:iCs/>
+          <w:szCs w:val="20"/>
+        </w:rPr>
+        <w:t>Toxicon</w:t>
+      </w:r>
+      <w:r>
+        <w:rPr>
+          <w:rFonts w:ascii="Arial" w:hAnsi="Arial" w:cs="Arial"/>
+          <w:szCs w:val="20"/>
+        </w:rPr>
+        <w:t xml:space="preserve"> 196: 8-18.</w:t>
       </w:r>
     </w:p>
     <w:p>
@@ -4216,30 +4180,30 @@
           <w:bCs/>
           <w:szCs w:val="20"/>
         </w:rPr>
-        <w:t>3.</w:t>
-      </w:r>
-      <w:r>
-        <w:rPr>
-          <w:rFonts w:ascii="Arial" w:hAnsi="Arial" w:cs="Arial"/>
-          <w:szCs w:val="20"/>
-        </w:rPr>
-        <w:t xml:space="preserve"> D Macias, </w:t>
-      </w:r>
-      <w:r>
-        <w:rPr>
-          <w:rFonts w:ascii="Arial" w:hAnsi="Arial" w:cs="Arial"/>
-          <w:b/>
-          <w:bCs/>
-          <w:szCs w:val="20"/>
-        </w:rPr>
-        <w:t>Y Shin</w:t>
-      </w:r>
-      <w:r>
-        <w:rPr>
-          <w:rFonts w:ascii="Arial" w:hAnsi="Arial" w:cs="Arial"/>
-          <w:szCs w:val="20"/>
-        </w:rPr>
-        <w:t xml:space="preserve">, A </w:t>
+        <w:t>4.</w:t>
+      </w:r>
+      <w:r>
+        <w:rPr>
+          <w:rFonts w:ascii="Arial" w:hAnsi="Arial" w:cs="Arial"/>
+          <w:szCs w:val="20"/>
+        </w:rPr>
+        <w:t xml:space="preserve"> </w:t>
+      </w:r>
+      <w:r>
+        <w:rPr>
+          <w:rFonts w:ascii="Arial" w:hAnsi="Arial" w:cs="Arial"/>
+          <w:b/>
+          <w:bCs/>
+          <w:szCs w:val="20"/>
+        </w:rPr>
+        <w:t>Y Shin*</w:t>
+      </w:r>
+      <w:r>
+        <w:rPr>
+          <w:rFonts w:ascii="Arial" w:hAnsi="Arial" w:cs="Arial"/>
+          <w:szCs w:val="20"/>
+        </w:rPr>
+        <w:t xml:space="preserve">, KR Messenger*, KS Koo, SC Lee, M Hou, A </w:t>
       </w:r>
       <w:proofErr w:type="spellStart"/>
       <w:r>
@@ -4255,23 +4219,61 @@
           <w:rFonts w:ascii="Arial" w:hAnsi="Arial" w:cs="Arial"/>
           <w:szCs w:val="20"/>
         </w:rPr>
-        <w:t xml:space="preserve">. 2021. An update on the conservation status and ecology of Korean terrestrial squamates. </w:t>
-      </w:r>
-      <w:r>
-        <w:rPr>
-          <w:rFonts w:ascii="Arial" w:hAnsi="Arial" w:cs="Arial"/>
-          <w:i/>
-          <w:iCs/>
-          <w:szCs w:val="20"/>
-        </w:rPr>
-        <w:t>Journal for Nature Conservation</w:t>
-      </w:r>
-      <w:r>
-        <w:rPr>
-          <w:rFonts w:ascii="Arial" w:hAnsi="Arial" w:cs="Arial"/>
-          <w:szCs w:val="20"/>
-        </w:rPr>
-        <w:t xml:space="preserve"> 60: 125971.</w:t>
+        <w:t xml:space="preserve">. 2021. How threatened is </w:t>
+      </w:r>
+      <w:proofErr w:type="spellStart"/>
+      <w:r>
+        <w:rPr>
+          <w:rFonts w:ascii="Arial" w:hAnsi="Arial" w:cs="Arial"/>
+          <w:i/>
+          <w:iCs/>
+          <w:szCs w:val="20"/>
+        </w:rPr>
+        <w:t>Scincella</w:t>
+      </w:r>
+      <w:proofErr w:type="spellEnd"/>
+      <w:r>
+        <w:rPr>
+          <w:rFonts w:ascii="Arial" w:hAnsi="Arial" w:cs="Arial"/>
+          <w:i/>
+          <w:iCs/>
+          <w:szCs w:val="20"/>
+        </w:rPr>
+        <w:t xml:space="preserve"> </w:t>
+      </w:r>
+      <w:proofErr w:type="spellStart"/>
+      <w:r>
+        <w:rPr>
+          <w:rFonts w:ascii="Arial" w:hAnsi="Arial" w:cs="Arial"/>
+          <w:i/>
+          <w:iCs/>
+          <w:szCs w:val="20"/>
+        </w:rPr>
+        <w:t>huanrenensis</w:t>
+      </w:r>
+      <w:proofErr w:type="spellEnd"/>
+      <w:r>
+        <w:rPr>
+          <w:rFonts w:ascii="Arial" w:hAnsi="Arial" w:cs="Arial"/>
+          <w:szCs w:val="20"/>
+        </w:rPr>
+        <w:t xml:space="preserve">? An update on threats and trends. </w:t>
+      </w:r>
+      <w:r>
+        <w:rPr>
+          <w:rFonts w:ascii="Arial" w:hAnsi="Arial" w:cs="Arial"/>
+          <w:i/>
+          <w:iCs/>
+          <w:szCs w:val="20"/>
+        </w:rPr>
+        <w:t>Conservation</w:t>
+      </w:r>
+      <w:r>
+        <w:rPr>
+          <w:rFonts w:ascii="Arial" w:hAnsi="Arial" w:cs="Arial"/>
+          <w:szCs w:val="20"/>
+        </w:rPr>
+        <w:t xml:space="preserve"> 1: 58-72.</w:t>
       </w:r>
     </w:p>
     <w:p>
@@ -4290,14 +4292,14 @@
           <w:bCs/>
           <w:szCs w:val="20"/>
         </w:rPr>
-        <w:t>2.</w:t>
-      </w:r>
-      <w:r>
-        <w:rPr>
-          <w:rFonts w:ascii="Arial" w:hAnsi="Arial" w:cs="Arial"/>
-          <w:szCs w:val="20"/>
-        </w:rPr>
-        <w:t xml:space="preserve"> </w:t>
+        <w:t>3.</w:t>
+      </w:r>
+      <w:r>
+        <w:rPr>
+          <w:rFonts w:ascii="Arial" w:hAnsi="Arial" w:cs="Arial"/>
+          <w:szCs w:val="20"/>
+        </w:rPr>
+        <w:t xml:space="preserve"> D Macias, </w:t>
       </w:r>
       <w:r>
         <w:rPr>
@@ -4313,7 +4315,7 @@
           <w:rFonts w:ascii="Arial" w:hAnsi="Arial" w:cs="Arial"/>
           <w:szCs w:val="20"/>
         </w:rPr>
-        <w:t xml:space="preserve">, Y Jang, SJR Allain, A </w:t>
+        <w:t xml:space="preserve">, A </w:t>
       </w:r>
       <w:proofErr w:type="spellStart"/>
       <w:r>
@@ -4329,45 +4331,119 @@
           <w:rFonts w:ascii="Arial" w:hAnsi="Arial" w:cs="Arial"/>
           <w:szCs w:val="20"/>
         </w:rPr>
-        <w:t xml:space="preserve">. 2020. Catalogue of herpetological specimens of the Ewha </w:t>
-      </w:r>
-      <w:proofErr w:type="spellStart"/>
-      <w:r>
-        <w:rPr>
-          <w:rFonts w:ascii="Arial" w:hAnsi="Arial" w:cs="Arial"/>
-          <w:szCs w:val="20"/>
-        </w:rPr>
-        <w:t>Womans</w:t>
-      </w:r>
-      <w:proofErr w:type="spellEnd"/>
-      <w:r>
-        <w:rPr>
-          <w:rFonts w:ascii="Arial" w:hAnsi="Arial" w:cs="Arial"/>
-          <w:szCs w:val="20"/>
-        </w:rPr>
-        <w:t xml:space="preserve"> University Natural History Museum (EWNHM), Republic of Korea. </w:t>
-      </w:r>
-      <w:proofErr w:type="spellStart"/>
-      <w:r>
-        <w:rPr>
-          <w:rFonts w:ascii="Arial" w:hAnsi="Arial" w:cs="Arial"/>
-          <w:i/>
-          <w:iCs/>
-          <w:szCs w:val="20"/>
-        </w:rPr>
-        <w:t>ZooKeys</w:t>
-      </w:r>
-      <w:proofErr w:type="spellEnd"/>
-      <w:r>
-        <w:rPr>
-          <w:rFonts w:ascii="Arial" w:hAnsi="Arial" w:cs="Arial"/>
-          <w:szCs w:val="20"/>
-        </w:rPr>
-        <w:t xml:space="preserve"> 965: 103-139.</w:t>
+        <w:t xml:space="preserve">. 2021. An update on the conservation status and ecology of Korean terrestrial squamates. </w:t>
+      </w:r>
+      <w:r>
+        <w:rPr>
+          <w:rFonts w:ascii="Arial" w:hAnsi="Arial" w:cs="Arial"/>
+          <w:i/>
+          <w:iCs/>
+          <w:szCs w:val="20"/>
+        </w:rPr>
+        <w:t>Journal for Nature Conservation</w:t>
+      </w:r>
+      <w:r>
+        <w:rPr>
+          <w:rFonts w:ascii="Arial" w:hAnsi="Arial" w:cs="Arial"/>
+          <w:szCs w:val="20"/>
+        </w:rPr>
+        <w:t xml:space="preserve"> 60: 125971.</w:t>
       </w:r>
     </w:p>
     <w:p>
       <w:pPr>
+        <w:spacing w:after="80" w:line="240" w:lineRule="auto"/>
+        <w:ind w:leftChars="50" w:left="300" w:hangingChars="100" w:hanging="200"/>
+        <w:rPr>
+          <w:rFonts w:ascii="Arial" w:hAnsi="Arial" w:cs="Arial"/>
+          <w:szCs w:val="20"/>
+        </w:rPr>
+      </w:pPr>
+      <w:r>
+        <w:rPr>
+          <w:rFonts w:ascii="Arial" w:hAnsi="Arial" w:cs="Arial"/>
+          <w:b/>
+          <w:bCs/>
+          <w:szCs w:val="20"/>
+        </w:rPr>
+        <w:t>2.</w:t>
+      </w:r>
+      <w:r>
+        <w:rPr>
+          <w:rFonts w:ascii="Arial" w:hAnsi="Arial" w:cs="Arial"/>
+          <w:szCs w:val="20"/>
+        </w:rPr>
+        <w:t xml:space="preserve"> </w:t>
+      </w:r>
+      <w:r>
+        <w:rPr>
+          <w:rFonts w:ascii="Arial" w:hAnsi="Arial" w:cs="Arial"/>
+          <w:b/>
+          <w:bCs/>
+          <w:szCs w:val="20"/>
+        </w:rPr>
+        <w:t>Y Shin</w:t>
+      </w:r>
+      <w:r>
+        <w:rPr>
+          <w:rFonts w:ascii="Arial" w:hAnsi="Arial" w:cs="Arial"/>
+          <w:szCs w:val="20"/>
+        </w:rPr>
+        <w:t xml:space="preserve">, Y Jang, SJR Allain, A </w:t>
+      </w:r>
+      <w:proofErr w:type="spellStart"/>
+      <w:r>
+        <w:rPr>
+          <w:rFonts w:ascii="Arial" w:hAnsi="Arial" w:cs="Arial"/>
+          <w:szCs w:val="20"/>
+        </w:rPr>
+        <w:t>Borzée</w:t>
+      </w:r>
+      <w:proofErr w:type="spellEnd"/>
+      <w:r>
+        <w:rPr>
+          <w:rFonts w:ascii="Arial" w:hAnsi="Arial" w:cs="Arial"/>
+          <w:szCs w:val="20"/>
+        </w:rPr>
+        <w:t xml:space="preserve">. 2020. Catalogue of herpetological specimens of the Ewha </w:t>
+      </w:r>
+      <w:proofErr w:type="spellStart"/>
+      <w:r>
+        <w:rPr>
+          <w:rFonts w:ascii="Arial" w:hAnsi="Arial" w:cs="Arial"/>
+          <w:szCs w:val="20"/>
+        </w:rPr>
+        <w:t>Womans</w:t>
+      </w:r>
+      <w:proofErr w:type="spellEnd"/>
+      <w:r>
+        <w:rPr>
+          <w:rFonts w:ascii="Arial" w:hAnsi="Arial" w:cs="Arial"/>
+          <w:szCs w:val="20"/>
+        </w:rPr>
+        <w:t xml:space="preserve"> University Natural History Museum (EWNHM), Republic of Korea. </w:t>
+      </w:r>
+      <w:proofErr w:type="spellStart"/>
+      <w:r>
+        <w:rPr>
+          <w:rFonts w:ascii="Arial" w:hAnsi="Arial" w:cs="Arial"/>
+          <w:i/>
+          <w:iCs/>
+          <w:szCs w:val="20"/>
+        </w:rPr>
+        <w:t>ZooKeys</w:t>
+      </w:r>
+      <w:proofErr w:type="spellEnd"/>
+      <w:r>
+        <w:rPr>
+          <w:rFonts w:ascii="Arial" w:hAnsi="Arial" w:cs="Arial"/>
+          <w:szCs w:val="20"/>
+        </w:rPr>
+        <w:t xml:space="preserve"> 965: 103-139.</w:t>
+      </w:r>
+    </w:p>
+    <w:p>
+      <w:pPr>
         <w:spacing w:after="0" w:line="240" w:lineRule="auto"/>
         <w:ind w:leftChars="50" w:left="300" w:hangingChars="100" w:hanging="200"/>
         <w:rPr>
@@ -4382,6 +4458,7 @@
           <w:bCs/>
           <w:szCs w:val="20"/>
         </w:rPr>
+        <w:lastRenderedPageBreak/>
         <w:t>1.</w:t>
       </w:r>
       <w:r>
@@ -4534,7 +4611,6 @@
           <w:bCs/>
           <w:szCs w:val="20"/>
         </w:rPr>
-        <w:lastRenderedPageBreak/>
         <w:t xml:space="preserve">3. </w:t>
       </w:r>
       <w:r>
@@ -4840,29 +4916,20 @@
         <w:spacing w:after="80" w:line="240" w:lineRule="auto"/>
         <w:ind w:leftChars="50" w:left="300" w:hangingChars="100" w:hanging="200"/>
         <w:rPr>
+          <w:rFonts w:ascii="Arial" w:hAnsi="Arial" w:cs="Arial"/>
+          <w:b/>
+          <w:bCs/>
+          <w:szCs w:val="20"/>
+        </w:rPr>
+      </w:pPr>
+      <w:r>
+        <w:rPr>
           <w:rFonts w:ascii="Arial" w:hAnsi="Arial" w:cs="Arial" w:hint="eastAsia"/>
           <w:b/>
           <w:bCs/>
           <w:szCs w:val="20"/>
         </w:rPr>
-      </w:pPr>
-      <w:r>
-        <w:rPr>
-          <w:rFonts w:ascii="Arial" w:hAnsi="Arial" w:cs="Arial" w:hint="eastAsia"/>
-          <w:b/>
-          <w:bCs/>
-          <w:szCs w:val="20"/>
-        </w:rPr>
-        <w:t xml:space="preserve">9. </w:t>
-      </w:r>
-      <w:r>
-        <w:rPr>
-          <w:rFonts w:ascii="Arial" w:hAnsi="Arial" w:cs="Arial" w:hint="eastAsia"/>
-          <w:b/>
-          <w:bCs/>
-          <w:szCs w:val="20"/>
-        </w:rPr>
-        <w:t xml:space="preserve">Y Shin. </w:t>
+        <w:t xml:space="preserve">9. Y Shin. </w:t>
       </w:r>
       <w:r>
         <w:rPr>
@@ -7058,6 +7125,7 @@
                 <w:b/>
                 <w:bCs/>
               </w:rPr>
+              <w:lastRenderedPageBreak/>
               <w:t>202</w:t>
             </w:r>
             <w:r>
@@ -7286,7 +7354,6 @@
                 <w:b/>
                 <w:bCs/>
               </w:rPr>
-              <w:lastRenderedPageBreak/>
               <w:t>2025</w:t>
             </w:r>
           </w:p>
@@ -8946,6 +9013,7 @@
         <w:rPr>
           <w:rFonts w:ascii="Arial" w:hAnsi="Arial" w:cs="Arial"/>
         </w:rPr>
+        <w:lastRenderedPageBreak/>
         <w:t xml:space="preserve">Investigation of courtship behaviors in the Asian plethodontid </w:t>
       </w:r>
       <w:proofErr w:type="spellStart"/>
@@ -9121,7 +9189,6 @@
           <w:i/>
           <w:iCs/>
         </w:rPr>
-        <w:lastRenderedPageBreak/>
         <w:t xml:space="preserve">Laboratory of Animal </w:t>
       </w:r>
       <w:proofErr w:type="spellStart"/>

--- a/assets/files/Yucheol_Shin_CV_long_less_space.docx
+++ b/assets/files/Yucheol_Shin_CV_long_less_space.docx
@@ -2218,12 +2218,10 @@
       </w:r>
       <w:r>
         <w:rPr>
-          <w:rFonts w:ascii="Arial" w:hAnsi="Arial" w:cs="Arial"/>
-          <w:i/>
-          <w:iCs/>
-          <w:szCs w:val="20"/>
-        </w:rPr>
-        <w:t>In press</w:t>
+          <w:rFonts w:ascii="Arial" w:hAnsi="Arial" w:cs="Arial" w:hint="eastAsia"/>
+          <w:szCs w:val="20"/>
+        </w:rPr>
+        <w:t>2026</w:t>
       </w:r>
       <w:r>
         <w:rPr>
@@ -2240,6 +2238,22 @@
           <w:szCs w:val="20"/>
         </w:rPr>
         <w:t>Ecological Informatics</w:t>
+      </w:r>
+      <w:r>
+        <w:rPr>
+          <w:rFonts w:ascii="Arial" w:hAnsi="Arial" w:cs="Arial" w:hint="eastAsia"/>
+          <w:i/>
+          <w:iCs/>
+          <w:szCs w:val="20"/>
+        </w:rPr>
+        <w:t xml:space="preserve"> </w:t>
+      </w:r>
+      <w:r>
+        <w:rPr>
+          <w:rFonts w:ascii="Arial" w:hAnsi="Arial" w:cs="Arial"/>
+          <w:szCs w:val="20"/>
+        </w:rPr>
+        <w:t>95: 103727</w:t>
       </w:r>
       <w:r>
         <w:rPr>
@@ -4934,20 +4948,115 @@
       <w:r>
         <w:rPr>
           <w:rFonts w:ascii="Arial" w:hAnsi="Arial" w:cs="Arial" w:hint="eastAsia"/>
-          <w:i/>
-          <w:iCs/>
-          <w:szCs w:val="20"/>
-        </w:rPr>
-        <w:t>In pre</w:t>
+          <w:szCs w:val="20"/>
+        </w:rPr>
+        <w:t>2026</w:t>
       </w:r>
       <w:r>
         <w:rPr>
           <w:rFonts w:ascii="Arial" w:hAnsi="Arial" w:cs="Arial" w:hint="eastAsia"/>
-          <w:i/>
-          <w:iCs/>
-          <w:szCs w:val="20"/>
-        </w:rPr>
-        <w:t>ss</w:t>
+          <w:szCs w:val="20"/>
+        </w:rPr>
+        <w:t xml:space="preserve">. </w:t>
+      </w:r>
+      <w:r>
+        <w:rPr>
+          <w:rFonts w:ascii="Arial" w:hAnsi="Arial" w:cs="Arial"/>
+          <w:szCs w:val="20"/>
+        </w:rPr>
+        <w:t xml:space="preserve">Predation of the Japanese Keelback, </w:t>
+      </w:r>
+      <w:proofErr w:type="spellStart"/>
+      <w:r>
+        <w:rPr>
+          <w:rFonts w:ascii="Arial" w:hAnsi="Arial" w:cs="Arial"/>
+          <w:i/>
+          <w:iCs/>
+          <w:szCs w:val="20"/>
+        </w:rPr>
+        <w:t>Hebius</w:t>
+      </w:r>
+      <w:proofErr w:type="spellEnd"/>
+      <w:r>
+        <w:rPr>
+          <w:rFonts w:ascii="Arial" w:hAnsi="Arial" w:cs="Arial"/>
+          <w:i/>
+          <w:iCs/>
+          <w:szCs w:val="20"/>
+        </w:rPr>
+        <w:t xml:space="preserve"> </w:t>
+      </w:r>
+      <w:proofErr w:type="spellStart"/>
+      <w:r>
+        <w:rPr>
+          <w:rFonts w:ascii="Arial" w:hAnsi="Arial" w:cs="Arial"/>
+          <w:i/>
+          <w:iCs/>
+          <w:szCs w:val="20"/>
+        </w:rPr>
+        <w:t>vibakari</w:t>
+      </w:r>
+      <w:proofErr w:type="spellEnd"/>
+      <w:r>
+        <w:rPr>
+          <w:rFonts w:ascii="Arial" w:hAnsi="Arial" w:cs="Arial"/>
+          <w:szCs w:val="20"/>
+        </w:rPr>
+        <w:t xml:space="preserve"> (Boie, 1826), by the Ussuri </w:t>
+      </w:r>
+      <w:proofErr w:type="spellStart"/>
+      <w:r>
+        <w:rPr>
+          <w:rFonts w:ascii="Arial" w:hAnsi="Arial" w:cs="Arial"/>
+          <w:szCs w:val="20"/>
+        </w:rPr>
+        <w:t>Pitviper</w:t>
+      </w:r>
+      <w:proofErr w:type="spellEnd"/>
+      <w:r>
+        <w:rPr>
+          <w:rFonts w:ascii="Arial" w:hAnsi="Arial" w:cs="Arial"/>
+          <w:szCs w:val="20"/>
+        </w:rPr>
+        <w:t xml:space="preserve">, </w:t>
+      </w:r>
+      <w:proofErr w:type="spellStart"/>
+      <w:r>
+        <w:rPr>
+          <w:rFonts w:ascii="Arial" w:hAnsi="Arial" w:cs="Arial"/>
+          <w:i/>
+          <w:iCs/>
+          <w:szCs w:val="20"/>
+        </w:rPr>
+        <w:t>Gloydius</w:t>
+      </w:r>
+      <w:proofErr w:type="spellEnd"/>
+      <w:r>
+        <w:rPr>
+          <w:rFonts w:ascii="Arial" w:hAnsi="Arial" w:cs="Arial"/>
+          <w:i/>
+          <w:iCs/>
+          <w:szCs w:val="20"/>
+        </w:rPr>
+        <w:t xml:space="preserve"> </w:t>
+      </w:r>
+      <w:proofErr w:type="spellStart"/>
+      <w:r>
+        <w:rPr>
+          <w:rFonts w:ascii="Arial" w:hAnsi="Arial" w:cs="Arial"/>
+          <w:i/>
+          <w:iCs/>
+          <w:szCs w:val="20"/>
+        </w:rPr>
+        <w:t>ussuriensis</w:t>
+      </w:r>
+      <w:proofErr w:type="spellEnd"/>
+      <w:r>
+        <w:rPr>
+          <w:rFonts w:ascii="Arial" w:hAnsi="Arial" w:cs="Arial"/>
+          <w:szCs w:val="20"/>
+        </w:rPr>
+        <w:t xml:space="preserve"> (Emelianov, 1929) in South Korea, with remarks on prey size</w:t>
       </w:r>
       <w:r>
         <w:rPr>
@@ -4958,118 +5067,28 @@
       </w:r>
       <w:r>
         <w:rPr>
-          <w:rFonts w:ascii="Arial" w:hAnsi="Arial" w:cs="Arial"/>
-          <w:szCs w:val="20"/>
-        </w:rPr>
-        <w:t xml:space="preserve">Predation of the Japanese Keelback, </w:t>
-      </w:r>
-      <w:proofErr w:type="spellStart"/>
-      <w:r>
-        <w:rPr>
-          <w:rFonts w:ascii="Arial" w:hAnsi="Arial" w:cs="Arial"/>
-          <w:i/>
-          <w:iCs/>
-          <w:szCs w:val="20"/>
-        </w:rPr>
-        <w:t>Hebius</w:t>
-      </w:r>
-      <w:proofErr w:type="spellEnd"/>
-      <w:r>
-        <w:rPr>
-          <w:rFonts w:ascii="Arial" w:hAnsi="Arial" w:cs="Arial"/>
+          <w:rFonts w:ascii="Arial" w:hAnsi="Arial" w:cs="Arial" w:hint="eastAsia"/>
+          <w:i/>
+          <w:iCs/>
+          <w:szCs w:val="20"/>
+        </w:rPr>
+        <w:t>Herpetology Notes</w:t>
+      </w:r>
+      <w:r>
+        <w:rPr>
+          <w:rFonts w:ascii="Arial" w:hAnsi="Arial" w:cs="Arial" w:hint="eastAsia"/>
           <w:i/>
           <w:iCs/>
           <w:szCs w:val="20"/>
         </w:rPr>
         <w:t xml:space="preserve"> </w:t>
       </w:r>
-      <w:proofErr w:type="spellStart"/>
-      <w:r>
-        <w:rPr>
-          <w:rFonts w:ascii="Arial" w:hAnsi="Arial" w:cs="Arial"/>
-          <w:i/>
-          <w:iCs/>
-          <w:szCs w:val="20"/>
-        </w:rPr>
-        <w:t>vibakari</w:t>
-      </w:r>
-      <w:proofErr w:type="spellEnd"/>
-      <w:r>
-        <w:rPr>
-          <w:rFonts w:ascii="Arial" w:hAnsi="Arial" w:cs="Arial"/>
-          <w:szCs w:val="20"/>
-        </w:rPr>
-        <w:t xml:space="preserve"> (Boie, 1826), by the Ussuri </w:t>
-      </w:r>
-      <w:proofErr w:type="spellStart"/>
-      <w:r>
-        <w:rPr>
-          <w:rFonts w:ascii="Arial" w:hAnsi="Arial" w:cs="Arial"/>
-          <w:szCs w:val="20"/>
-        </w:rPr>
-        <w:t>Pitviper</w:t>
-      </w:r>
-      <w:proofErr w:type="spellEnd"/>
-      <w:r>
-        <w:rPr>
-          <w:rFonts w:ascii="Arial" w:hAnsi="Arial" w:cs="Arial"/>
-          <w:szCs w:val="20"/>
-        </w:rPr>
-        <w:t xml:space="preserve">, </w:t>
-      </w:r>
-      <w:proofErr w:type="spellStart"/>
-      <w:r>
-        <w:rPr>
-          <w:rFonts w:ascii="Arial" w:hAnsi="Arial" w:cs="Arial"/>
-          <w:i/>
-          <w:iCs/>
-          <w:szCs w:val="20"/>
-        </w:rPr>
-        <w:t>Gloydius</w:t>
-      </w:r>
-      <w:proofErr w:type="spellEnd"/>
-      <w:r>
-        <w:rPr>
-          <w:rFonts w:ascii="Arial" w:hAnsi="Arial" w:cs="Arial"/>
-          <w:i/>
-          <w:iCs/>
-          <w:szCs w:val="20"/>
-        </w:rPr>
-        <w:t xml:space="preserve"> </w:t>
-      </w:r>
-      <w:proofErr w:type="spellStart"/>
-      <w:r>
-        <w:rPr>
-          <w:rFonts w:ascii="Arial" w:hAnsi="Arial" w:cs="Arial"/>
-          <w:i/>
-          <w:iCs/>
-          <w:szCs w:val="20"/>
-        </w:rPr>
-        <w:t>ussuriensis</w:t>
-      </w:r>
-      <w:proofErr w:type="spellEnd"/>
-      <w:r>
-        <w:rPr>
-          <w:rFonts w:ascii="Arial" w:hAnsi="Arial" w:cs="Arial"/>
-          <w:szCs w:val="20"/>
-        </w:rPr>
-        <w:t xml:space="preserve"> (Emelianov, 1929) in South Korea, with remarks on prey size</w:t>
-      </w:r>
-      <w:r>
-        <w:rPr>
-          <w:rFonts w:ascii="Arial" w:hAnsi="Arial" w:cs="Arial" w:hint="eastAsia"/>
-          <w:szCs w:val="20"/>
-        </w:rPr>
-        <w:t xml:space="preserve">. </w:t>
-      </w:r>
-      <w:r>
-        <w:rPr>
-          <w:rFonts w:ascii="Arial" w:hAnsi="Arial" w:cs="Arial" w:hint="eastAsia"/>
-          <w:i/>
-          <w:iCs/>
-          <w:szCs w:val="20"/>
-        </w:rPr>
-        <w:t>Herpetology Notes</w:t>
+      <w:r>
+        <w:rPr>
+          <w:rFonts w:ascii="Arial" w:hAnsi="Arial" w:cs="Arial"/>
+          <w:szCs w:val="20"/>
+        </w:rPr>
+        <w:t>19: 201-203</w:t>
       </w:r>
       <w:r>
         <w:rPr>
@@ -11020,7 +11039,6 @@
   <w:style w:type="character" w:default="1" w:styleId="a0">
     <w:name w:val="Default Paragraph Font"/>
     <w:uiPriority w:val="1"/>
-    <w:semiHidden/>
     <w:unhideWhenUsed/>
   </w:style>
   <w:style w:type="table" w:default="1" w:styleId="a1">
